--- a/public/resume.docx
+++ b/public/resume.docx
@@ -1,6 +1,6 @@
 
 <file path=word/document.xml><?xml version="1.0" encoding="utf-8"?>
-<w:document xmlns:w="http://schemas.openxmlformats.org/wordprocessingml/2006/main">
+<w:document xmlns:ns1="http://schemas.openxmlformats.org/officeDocument/2006/relationships" xmlns:w="http://schemas.openxmlformats.org/wordprocessingml/2006/main">
   <w:body>
     <w:p>
       <w:pPr>
@@ -20,26 +20,183 @@
       <w:r>
         <w:rPr>
           <w:rFonts w:ascii="Roboto" w:hAnsi="Roboto" w:cs="Roboto" w:eastAsia="Roboto"/>
-          <w:b/>
-          <w:color w:val="auto"/>
-          <w:spacing w:val="0"/>
-          <w:position w:val="0"/>
-          <w:sz w:val="22"/>
-          <w:shd w:fill="FFFFFF" w:val="clear"/>
-        </w:rPr>
-        <w:t xml:space="preserve">Desenvolvedor Full Stack · AI-Assisted Coding (Claude Code · Codex) · Orquestração &amp; QA de LLMs</w:t>
-      </w:r>
-      <w:r>
-        <w:rPr>
-          <w:rFonts w:ascii="Roboto" w:hAnsi="Roboto" w:cs="Roboto" w:eastAsia="Roboto"/>
-          <w:b/>
-          <w:color w:val="auto"/>
-          <w:spacing w:val="0"/>
-          <w:position w:val="0"/>
-          <w:sz w:val="24"/>
-          <w:shd w:fill="auto" w:val="clear"/>
-        </w:rPr>
-        <w:t xml:space="preserve"> </w:t>
+          <w:color w:val="auto"/>
+          <w:spacing w:val="0"/>
+          <w:position w:val="0"/>
+          <w:sz w:val="22"/>
+          <w:shd w:fill="FFFFFF" w:val="clear"/>
+          <w:b/>
+          <w:bCs/>
+        </w:rPr>
+        <w:t>Desenvolvedor Full Stack</w:t>
+      </w:r>
+      <w:r>
+        <w:rPr>
+          <w:rFonts w:ascii="Roboto" w:hAnsi="Roboto" w:cs="Roboto" w:eastAsia="Roboto"/>
+          <w:color w:val="auto"/>
+          <w:spacing w:val="0"/>
+          <w:position w:val="0"/>
+          <w:sz w:val="22"/>
+          <w:shd w:fill="FFFFFF" w:val="clear"/>
+        </w:rPr>
+        <w:t xml:space="preserve"> | </w:t>
+      </w:r>
+      <w:r>
+        <w:rPr>
+          <w:rFonts w:ascii="Roboto" w:hAnsi="Roboto" w:cs="Roboto" w:eastAsia="Roboto"/>
+          <w:color w:val="auto"/>
+          <w:spacing w:val="0"/>
+          <w:position w:val="0"/>
+          <w:sz w:val="22"/>
+          <w:shd w:fill="FFFFFF" w:val="clear"/>
+          <w:b/>
+          <w:bCs/>
+        </w:rPr>
+        <w:t>React</w:t>
+      </w:r>
+      <w:r>
+        <w:rPr>
+          <w:rFonts w:ascii="Roboto" w:hAnsi="Roboto" w:cs="Roboto" w:eastAsia="Roboto"/>
+          <w:color w:val="auto"/>
+          <w:spacing w:val="0"/>
+          <w:position w:val="0"/>
+          <w:sz w:val="22"/>
+          <w:shd w:fill="FFFFFF" w:val="clear"/>
+        </w:rPr>
+        <w:t xml:space="preserve"> · </w:t>
+      </w:r>
+      <w:r>
+        <w:rPr>
+          <w:rFonts w:ascii="Roboto" w:hAnsi="Roboto" w:cs="Roboto" w:eastAsia="Roboto"/>
+          <w:color w:val="auto"/>
+          <w:spacing w:val="0"/>
+          <w:position w:val="0"/>
+          <w:sz w:val="22"/>
+          <w:shd w:fill="FFFFFF" w:val="clear"/>
+          <w:b/>
+          <w:bCs/>
+        </w:rPr>
+        <w:t>Next.js</w:t>
+      </w:r>
+      <w:r>
+        <w:rPr>
+          <w:rFonts w:ascii="Roboto" w:hAnsi="Roboto" w:cs="Roboto" w:eastAsia="Roboto"/>
+          <w:color w:val="auto"/>
+          <w:spacing w:val="0"/>
+          <w:position w:val="0"/>
+          <w:sz w:val="22"/>
+          <w:shd w:fill="FFFFFF" w:val="clear"/>
+        </w:rPr>
+        <w:t xml:space="preserve"> · </w:t>
+      </w:r>
+      <w:r>
+        <w:rPr>
+          <w:rFonts w:ascii="Roboto" w:hAnsi="Roboto" w:cs="Roboto" w:eastAsia="Roboto"/>
+          <w:color w:val="auto"/>
+          <w:spacing w:val="0"/>
+          <w:position w:val="0"/>
+          <w:sz w:val="22"/>
+          <w:shd w:fill="FFFFFF" w:val="clear"/>
+          <w:b/>
+          <w:bCs/>
+        </w:rPr>
+        <w:t>Node.js</w:t>
+      </w:r>
+      <w:r>
+        <w:rPr>
+          <w:rFonts w:ascii="Roboto" w:hAnsi="Roboto" w:cs="Roboto" w:eastAsia="Roboto"/>
+          <w:color w:val="auto"/>
+          <w:spacing w:val="0"/>
+          <w:position w:val="0"/>
+          <w:sz w:val="22"/>
+          <w:shd w:fill="FFFFFF" w:val="clear"/>
+        </w:rPr>
+        <w:t xml:space="preserve"> · </w:t>
+      </w:r>
+      <w:r>
+        <w:rPr>
+          <w:rFonts w:ascii="Roboto" w:hAnsi="Roboto" w:cs="Roboto" w:eastAsia="Roboto"/>
+          <w:color w:val="auto"/>
+          <w:spacing w:val="0"/>
+          <w:position w:val="0"/>
+          <w:sz w:val="22"/>
+          <w:shd w:fill="FFFFFF" w:val="clear"/>
+          <w:b/>
+          <w:bCs/>
+        </w:rPr>
+        <w:t>TypeScript</w:t>
+      </w:r>
+      <w:r>
+        <w:rPr>
+          <w:rFonts w:ascii="Roboto" w:hAnsi="Roboto" w:cs="Roboto" w:eastAsia="Roboto"/>
+          <w:color w:val="auto"/>
+          <w:spacing w:val="0"/>
+          <w:position w:val="0"/>
+          <w:sz w:val="22"/>
+          <w:shd w:fill="FFFFFF" w:val="clear"/>
+        </w:rPr>
+        <w:t xml:space="preserve"> | </w:t>
+      </w:r>
+      <w:r>
+        <w:rPr>
+          <w:rFonts w:ascii="Roboto" w:hAnsi="Roboto" w:cs="Roboto" w:eastAsia="Roboto"/>
+          <w:color w:val="auto"/>
+          <w:spacing w:val="0"/>
+          <w:position w:val="0"/>
+          <w:sz w:val="22"/>
+          <w:shd w:fill="FFFFFF" w:val="clear"/>
+          <w:b/>
+          <w:bCs/>
+        </w:rPr>
+        <w:t>SaaS</w:t>
+      </w:r>
+      <w:r>
+        <w:rPr>
+          <w:rFonts w:ascii="Roboto" w:hAnsi="Roboto" w:cs="Roboto" w:eastAsia="Roboto"/>
+          <w:color w:val="auto"/>
+          <w:spacing w:val="0"/>
+          <w:position w:val="0"/>
+          <w:sz w:val="22"/>
+          <w:shd w:fill="FFFFFF" w:val="clear"/>
+        </w:rPr>
+        <w:t xml:space="preserve">, </w:t>
+      </w:r>
+      <w:r>
+        <w:rPr>
+          <w:rFonts w:ascii="Roboto" w:hAnsi="Roboto" w:cs="Roboto" w:eastAsia="Roboto"/>
+          <w:color w:val="auto"/>
+          <w:spacing w:val="0"/>
+          <w:position w:val="0"/>
+          <w:sz w:val="22"/>
+          <w:shd w:fill="FFFFFF" w:val="clear"/>
+          <w:b/>
+          <w:bCs/>
+        </w:rPr>
+        <w:t>Integrações</w:t>
+      </w:r>
+      <w:r>
+        <w:rPr>
+          <w:rFonts w:ascii="Roboto" w:hAnsi="Roboto" w:cs="Roboto" w:eastAsia="Roboto"/>
+          <w:color w:val="auto"/>
+          <w:spacing w:val="0"/>
+          <w:position w:val="0"/>
+          <w:sz w:val="22"/>
+          <w:shd w:fill="FFFFFF" w:val="clear"/>
+        </w:rPr>
+        <w:t xml:space="preserve"> e </w:t>
+      </w:r>
+      <w:r>
+        <w:rPr>
+          <w:rFonts w:ascii="Roboto" w:hAnsi="Roboto" w:cs="Roboto" w:eastAsia="Roboto"/>
+          <w:color w:val="auto"/>
+          <w:spacing w:val="0"/>
+          <w:position w:val="0"/>
+          <w:sz w:val="22"/>
+          <w:shd w:fill="FFFFFF" w:val="clear"/>
+          <w:b/>
+          <w:bCs/>
+        </w:rPr>
+        <w:t>IA Avançada</w:t>
       </w:r>
     </w:p>
     <w:p>
@@ -65,7 +222,7 @@
           <w:sz w:val="24"/>
           <w:shd w:fill="auto" w:val="clear"/>
         </w:rPr>
-        <w:t xml:space="preserve">Belo Horizonte/MG </w:t>
+        <w:t xml:space="preserve">Belo Horizonte/MG</w:t>
       </w:r>
     </w:p>
     <w:p>
@@ -91,7 +248,7 @@
           <w:sz w:val="24"/>
           <w:shd w:fill="auto" w:val="clear"/>
         </w:rPr>
-        <w:t xml:space="preserve">Tel.: (35) 99948-4693 </w:t>
+        <w:t xml:space="preserve">Tel.: (35) 99948-4693</w:t>
       </w:r>
     </w:p>
     <w:p>
@@ -117,54 +274,40 @@
           <w:sz w:val="24"/>
           <w:shd w:fill="auto" w:val="clear"/>
         </w:rPr>
-        <w:t xml:space="preserve">E-mail: </w:t>
-      </w:r>
-      <w:hyperlink xmlns:r="http://schemas.openxmlformats.org/officeDocument/2006/relationships" r:id="docRId0">
+        <w:t xml:space="preserve">E-mail: augustoamado.profissional@gmail.com</w:t>
+      </w:r>
+    </w:p>
+    <w:p>
+      <w:pPr>
+        <w:spacing w:before="0" w:after="0" w:line="259"/>
+        <w:ind w:right="0" w:left="0" w:firstLine="0"/>
+        <w:jc w:val="left"/>
+        <w:rPr>
+          <w:rFonts w:ascii="Calibri" w:hAnsi="Calibri" w:cs="Calibri" w:eastAsia="Calibri"/>
+          <w:color w:val="0563C1"/>
+          <w:spacing w:val="0"/>
+          <w:position w:val="0"/>
+          <w:sz w:val="24"/>
+          <w:u w:val="single"/>
+          <w:shd w:fill="auto" w:val="clear"/>
+        </w:rPr>
+      </w:pPr>
+      <w:r>
+        <w:rPr>
+          <w:rFonts w:ascii="Calibri" w:hAnsi="Calibri" w:cs="Calibri" w:eastAsia="Calibri"/>
+          <w:color w:val="000000"/>
+          <w:spacing w:val="0"/>
+          <w:position w:val="0"/>
+          <w:sz w:val="24"/>
+          <w:shd w:fill="auto" w:val="clear"/>
+        </w:rPr>
+        <w:t xml:space="preserve">LinkedIn: </w:t>
+      </w:r>
+      <w:hyperlink ns1:id="docRId0">
         <w:r>
           <w:rPr>
             <w:rFonts w:ascii="Calibri" w:hAnsi="Calibri" w:cs="Calibri" w:eastAsia="Calibri"/>
-            <w:color w:val="0563C1"/>
-            <w:spacing w:val="0"/>
-            <w:position w:val="0"/>
-            <w:sz w:val="24"/>
-            <w:u w:val="single"/>
-            <w:shd w:fill="auto" w:val="clear"/>
-          </w:rPr>
-          <w:t xml:space="preserve">augustoamado.profissional@gmail.com</w:t>
-        </w:r>
-      </w:hyperlink>
-    </w:p>
-    <w:p>
-      <w:pPr>
-        <w:spacing w:before="0" w:after="0" w:line="259"/>
-        <w:ind w:right="0" w:left="0" w:firstLine="0"/>
-        <w:jc w:val="left"/>
-        <w:rPr>
-          <w:rFonts w:ascii="Calibri" w:hAnsi="Calibri" w:cs="Calibri" w:eastAsia="Calibri"/>
-          <w:color w:val="0563C1"/>
-          <w:spacing w:val="0"/>
-          <w:position w:val="0"/>
-          <w:sz w:val="24"/>
-          <w:u w:val="single"/>
-          <w:shd w:fill="auto" w:val="clear"/>
-        </w:rPr>
-      </w:pPr>
-      <w:r>
-        <w:rPr>
-          <w:rFonts w:ascii="Calibri" w:hAnsi="Calibri" w:cs="Calibri" w:eastAsia="Calibri"/>
-          <w:color w:val="000000"/>
-          <w:spacing w:val="0"/>
-          <w:position w:val="0"/>
-          <w:sz w:val="24"/>
-          <w:shd w:fill="auto" w:val="clear"/>
-        </w:rPr>
-        <w:t xml:space="preserve">LinkedIn: </w:t>
-      </w:r>
-      <w:hyperlink xmlns:r="http://schemas.openxmlformats.org/officeDocument/2006/relationships" r:id="docRId1">
-        <w:r>
-          <w:rPr>
-            <w:rFonts w:ascii="Calibri" w:hAnsi="Calibri" w:cs="Calibri" w:eastAsia="Calibri"/>
-            <w:color w:val="0000FF"/>
+            <w:color w:val="000000"/>
             <w:spacing w:val="0"/>
             <w:position w:val="0"/>
             <w:sz w:val="24"/>
@@ -200,7 +343,7 @@
         </w:rPr>
         <w:t xml:space="preserve">Portfólio: </w:t>
       </w:r>
-      <w:hyperlink xmlns:r="http://schemas.openxmlformats.org/officeDocument/2006/relationships" r:id="docRId2">
+      <w:hyperlink ns1:id="docRId1">
         <w:r>
           <w:rPr>
             <w:rFonts w:ascii="Calibri" w:hAnsi="Calibri" w:cs="Calibri" w:eastAsia="Calibri"/>
@@ -256,20 +399,7 @@
           <w:u w:val="single"/>
           <w:shd w:fill="FFFFFF" w:val="clear"/>
         </w:rPr>
-        <w:t xml:space="preserve">COMPETÊNCIAS</w:t>
-      </w:r>
-      <w:r>
-        <w:rPr>
-          <w:rFonts w:ascii="Calibri" w:hAnsi="Calibri" w:cs="Calibri" w:eastAsia="Calibri"/>
-          <w:b/>
-          <w:color w:val="auto"/>
-          <w:spacing w:val="0"/>
-          <w:position w:val="0"/>
-          <w:sz w:val="24"/>
-          <w:u w:val="single"/>
-          <w:shd w:fill="auto" w:val="clear"/>
-        </w:rPr>
-        <w:t xml:space="preserve">_____________________________________________________________ </w:t>
+        <w:t xml:space="preserve">COMPETÊNCIAS__________________________________________________________</w:t>
       </w:r>
     </w:p>
     <w:p>
@@ -301,18 +431,191 @@
           <w:sz w:val="22"/>
           <w:shd w:fill="FFFFFF" w:val="clear"/>
         </w:rPr>
-        <w:t xml:space="preserve">IA &amp; Produtividade:</w:t>
-      </w:r>
-      <w:r>
-        <w:rPr>
-          <w:rFonts w:ascii="Roboto" w:hAnsi="Roboto" w:cs="Roboto" w:eastAsia="Roboto"/>
-          <w:color w:val="auto"/>
-          <w:spacing w:val="0"/>
-          <w:position w:val="0"/>
-          <w:sz w:val="22"/>
-          <w:shd w:fill="FFFFFF" w:val="clear"/>
-        </w:rPr>
-        <w:t xml:space="preserve"> Claude Code, Codex, orquestração multi-LLM (Claude/GPT/Gemini), criação de skills &amp; agents, MCPs, CLIs, prompt engineering, avaliação e validação de output de IA </w:t>
+        <w:t xml:space="preserve">IA avançada &amp; Produtividade:</w:t>
+      </w:r>
+      <w:r>
+        <w:rPr>
+          <w:rFonts w:ascii="Roboto" w:hAnsi="Roboto" w:cs="Roboto" w:eastAsia="Roboto"/>
+          <w:color w:val="auto"/>
+          <w:spacing w:val="0"/>
+          <w:position w:val="0"/>
+          <w:sz w:val="22"/>
+          <w:shd w:fill="FFFFFF" w:val="clear"/>
+        </w:rPr>
+        <w:t xml:space="preserve"> orquestração </w:t>
+      </w:r>
+      <w:r>
+        <w:rPr>
+          <w:rFonts w:ascii="Roboto" w:hAnsi="Roboto" w:cs="Roboto" w:eastAsia="Roboto"/>
+          <w:b/>
+          <w:color w:val="auto"/>
+          <w:spacing w:val="0"/>
+          <w:position w:val="0"/>
+          <w:sz w:val="22"/>
+          <w:shd w:fill="FFFFFF" w:val="clear"/>
+        </w:rPr>
+        <w:t xml:space="preserve">multi-LLM</w:t>
+      </w:r>
+      <w:r>
+        <w:rPr>
+          <w:rFonts w:ascii="Roboto" w:hAnsi="Roboto" w:cs="Roboto" w:eastAsia="Roboto"/>
+          <w:color w:val="auto"/>
+          <w:spacing w:val="0"/>
+          <w:position w:val="0"/>
+          <w:sz w:val="22"/>
+          <w:shd w:fill="FFFFFF" w:val="clear"/>
+        </w:rPr>
+        <w:t xml:space="preserve"> (</w:t>
+      </w:r>
+      <w:r>
+        <w:rPr>
+          <w:rFonts w:ascii="Roboto" w:hAnsi="Roboto" w:cs="Roboto" w:eastAsia="Roboto"/>
+          <w:b/>
+          <w:color w:val="auto"/>
+          <w:spacing w:val="0"/>
+          <w:position w:val="0"/>
+          <w:sz w:val="22"/>
+          <w:shd w:fill="FFFFFF" w:val="clear"/>
+        </w:rPr>
+        <w:t xml:space="preserve">Claude/GPT/Gemini</w:t>
+      </w:r>
+      <w:r>
+        <w:rPr>
+          <w:rFonts w:ascii="Roboto" w:hAnsi="Roboto" w:cs="Roboto" w:eastAsia="Roboto"/>
+          <w:color w:val="auto"/>
+          <w:spacing w:val="0"/>
+          <w:position w:val="0"/>
+          <w:sz w:val="22"/>
+          <w:shd w:fill="FFFFFF" w:val="clear"/>
+        </w:rPr>
+        <w:t xml:space="preserve">), </w:t>
+      </w:r>
+      <w:r>
+        <w:rPr>
+          <w:rFonts w:ascii="Roboto" w:hAnsi="Roboto" w:cs="Roboto" w:eastAsia="Roboto"/>
+          <w:b/>
+          <w:color w:val="auto"/>
+          <w:spacing w:val="0"/>
+          <w:position w:val="0"/>
+          <w:sz w:val="22"/>
+          <w:shd w:fill="FFFFFF" w:val="clear"/>
+        </w:rPr>
+        <w:t xml:space="preserve">agents</w:t>
+      </w:r>
+      <w:r>
+        <w:rPr>
+          <w:rFonts w:ascii="Roboto" w:hAnsi="Roboto" w:cs="Roboto" w:eastAsia="Roboto"/>
+          <w:color w:val="auto"/>
+          <w:spacing w:val="0"/>
+          <w:position w:val="0"/>
+          <w:sz w:val="22"/>
+          <w:shd w:fill="FFFFFF" w:val="clear"/>
+        </w:rPr>
+        <w:t xml:space="preserve">, </w:t>
+      </w:r>
+      <w:r>
+        <w:rPr>
+          <w:rFonts w:ascii="Roboto" w:hAnsi="Roboto" w:cs="Roboto" w:eastAsia="Roboto"/>
+          <w:b/>
+          <w:color w:val="auto"/>
+          <w:spacing w:val="0"/>
+          <w:position w:val="0"/>
+          <w:sz w:val="22"/>
+          <w:shd w:fill="FFFFFF" w:val="clear"/>
+        </w:rPr>
+        <w:t xml:space="preserve">skills</w:t>
+      </w:r>
+      <w:r>
+        <w:rPr>
+          <w:rFonts w:ascii="Roboto" w:hAnsi="Roboto" w:cs="Roboto" w:eastAsia="Roboto"/>
+          <w:color w:val="auto"/>
+          <w:spacing w:val="0"/>
+          <w:position w:val="0"/>
+          <w:sz w:val="22"/>
+          <w:shd w:fill="FFFFFF" w:val="clear"/>
+        </w:rPr>
+        <w:t xml:space="preserve"> e </w:t>
+      </w:r>
+      <w:r>
+        <w:rPr>
+          <w:rFonts w:ascii="Roboto" w:hAnsi="Roboto" w:cs="Roboto" w:eastAsia="Roboto"/>
+          <w:b/>
+          <w:color w:val="auto"/>
+          <w:spacing w:val="0"/>
+          <w:position w:val="0"/>
+          <w:sz w:val="22"/>
+          <w:shd w:fill="FFFFFF" w:val="clear"/>
+        </w:rPr>
+        <w:t xml:space="preserve">MCPs</w:t>
+      </w:r>
+      <w:r>
+        <w:rPr>
+          <w:rFonts w:ascii="Roboto" w:hAnsi="Roboto" w:cs="Roboto" w:eastAsia="Roboto"/>
+          <w:color w:val="auto"/>
+          <w:spacing w:val="0"/>
+          <w:position w:val="0"/>
+          <w:sz w:val="22"/>
+          <w:shd w:fill="FFFFFF" w:val="clear"/>
+        </w:rPr>
+        <w:t xml:space="preserve"> próprios, </w:t>
+      </w:r>
+      <w:r>
+        <w:rPr>
+          <w:rFonts w:ascii="Roboto" w:hAnsi="Roboto" w:cs="Roboto" w:eastAsia="Roboto"/>
+          <w:b/>
+          <w:color w:val="auto"/>
+          <w:spacing w:val="0"/>
+          <w:position w:val="0"/>
+          <w:sz w:val="22"/>
+          <w:shd w:fill="FFFFFF" w:val="clear"/>
+        </w:rPr>
+        <w:t xml:space="preserve">automação</w:t>
+      </w:r>
+      <w:r>
+        <w:rPr>
+          <w:rFonts w:ascii="Roboto" w:hAnsi="Roboto" w:cs="Roboto" w:eastAsia="Roboto"/>
+          <w:color w:val="auto"/>
+          <w:spacing w:val="0"/>
+          <w:position w:val="0"/>
+          <w:sz w:val="22"/>
+          <w:shd w:fill="FFFFFF" w:val="clear"/>
+        </w:rPr>
+        <w:t xml:space="preserve"> de fluxos dev, </w:t>
+      </w:r>
+      <w:r>
+        <w:rPr>
+          <w:rFonts w:ascii="Roboto" w:hAnsi="Roboto" w:cs="Roboto" w:eastAsia="Roboto"/>
+          <w:b/>
+          <w:color w:val="auto"/>
+          <w:spacing w:val="0"/>
+          <w:position w:val="0"/>
+          <w:sz w:val="22"/>
+          <w:shd w:fill="FFFFFF" w:val="clear"/>
+        </w:rPr>
+        <w:t xml:space="preserve">prompt engineering</w:t>
+      </w:r>
+      <w:r>
+        <w:rPr>
+          <w:rFonts w:ascii="Roboto" w:hAnsi="Roboto" w:cs="Roboto" w:eastAsia="Roboto"/>
+          <w:color w:val="auto"/>
+          <w:spacing w:val="0"/>
+          <w:position w:val="0"/>
+          <w:sz w:val="22"/>
+          <w:shd w:fill="FFFFFF" w:val="clear"/>
+        </w:rPr>
+        <w:t xml:space="preserve">, avaliação e validação de </w:t>
+      </w:r>
+      <w:r>
+        <w:rPr>
+          <w:rFonts w:ascii="Roboto" w:hAnsi="Roboto" w:cs="Roboto" w:eastAsia="Roboto"/>
+          <w:b/>
+          <w:color w:val="auto"/>
+          <w:spacing w:val="0"/>
+          <w:position w:val="0"/>
+          <w:sz w:val="22"/>
+          <w:shd w:fill="FFFFFF" w:val="clear"/>
+        </w:rPr>
+        <w:t xml:space="preserve">outputs de IA</w:t>
       </w:r>
     </w:p>
     <w:p>
@@ -354,7 +657,180 @@
           <w:sz w:val="22"/>
           <w:shd w:fill="FFFFFF" w:val="clear"/>
         </w:rPr>
-        <w:t xml:space="preserve"> Node.js, Express, TypeScript (estrito), APIs REST, Zod, autenticação (OAuth/JWT), RBAC multi-tenant </w:t>
+        <w:t xml:space="preserve"> </w:t>
+      </w:r>
+      <w:r>
+        <w:rPr>
+          <w:rFonts w:ascii="Roboto" w:hAnsi="Roboto" w:cs="Roboto" w:eastAsia="Roboto"/>
+          <w:b/>
+          <w:color w:val="auto"/>
+          <w:spacing w:val="0"/>
+          <w:position w:val="0"/>
+          <w:sz w:val="22"/>
+          <w:shd w:fill="FFFFFF" w:val="clear"/>
+        </w:rPr>
+        <w:t xml:space="preserve">Node.js</w:t>
+      </w:r>
+      <w:r>
+        <w:rPr>
+          <w:rFonts w:ascii="Roboto" w:hAnsi="Roboto" w:cs="Roboto" w:eastAsia="Roboto"/>
+          <w:color w:val="auto"/>
+          <w:spacing w:val="0"/>
+          <w:position w:val="0"/>
+          <w:sz w:val="22"/>
+          <w:shd w:fill="FFFFFF" w:val="clear"/>
+        </w:rPr>
+        <w:t xml:space="preserve">, </w:t>
+      </w:r>
+      <w:r>
+        <w:rPr>
+          <w:rFonts w:ascii="Roboto" w:hAnsi="Roboto" w:cs="Roboto" w:eastAsia="Roboto"/>
+          <w:b/>
+          <w:color w:val="auto"/>
+          <w:spacing w:val="0"/>
+          <w:position w:val="0"/>
+          <w:sz w:val="22"/>
+          <w:shd w:fill="FFFFFF" w:val="clear"/>
+        </w:rPr>
+        <w:t xml:space="preserve">Express</w:t>
+      </w:r>
+      <w:r>
+        <w:rPr>
+          <w:rFonts w:ascii="Roboto" w:hAnsi="Roboto" w:cs="Roboto" w:eastAsia="Roboto"/>
+          <w:color w:val="auto"/>
+          <w:spacing w:val="0"/>
+          <w:position w:val="0"/>
+          <w:sz w:val="22"/>
+          <w:shd w:fill="FFFFFF" w:val="clear"/>
+        </w:rPr>
+        <w:t xml:space="preserve">, </w:t>
+      </w:r>
+      <w:r>
+        <w:rPr>
+          <w:rFonts w:ascii="Roboto" w:hAnsi="Roboto" w:cs="Roboto" w:eastAsia="Roboto"/>
+          <w:b/>
+          <w:color w:val="auto"/>
+          <w:spacing w:val="0"/>
+          <w:position w:val="0"/>
+          <w:sz w:val="22"/>
+          <w:shd w:fill="FFFFFF" w:val="clear"/>
+        </w:rPr>
+        <w:t xml:space="preserve">TypeScript estrito</w:t>
+      </w:r>
+      <w:r>
+        <w:rPr>
+          <w:rFonts w:ascii="Roboto" w:hAnsi="Roboto" w:cs="Roboto" w:eastAsia="Roboto"/>
+          <w:color w:val="auto"/>
+          <w:spacing w:val="0"/>
+          <w:position w:val="0"/>
+          <w:sz w:val="22"/>
+          <w:shd w:fill="FFFFFF" w:val="clear"/>
+        </w:rPr>
+        <w:t xml:space="preserve">, </w:t>
+      </w:r>
+      <w:r>
+        <w:rPr>
+          <w:rFonts w:ascii="Roboto" w:hAnsi="Roboto" w:cs="Roboto" w:eastAsia="Roboto"/>
+          <w:b/>
+          <w:color w:val="auto"/>
+          <w:spacing w:val="0"/>
+          <w:position w:val="0"/>
+          <w:sz w:val="22"/>
+          <w:shd w:fill="FFFFFF" w:val="clear"/>
+        </w:rPr>
+        <w:t xml:space="preserve">APIs REST</w:t>
+      </w:r>
+      <w:r>
+        <w:rPr>
+          <w:rFonts w:ascii="Roboto" w:hAnsi="Roboto" w:cs="Roboto" w:eastAsia="Roboto"/>
+          <w:color w:val="auto"/>
+          <w:spacing w:val="0"/>
+          <w:position w:val="0"/>
+          <w:sz w:val="22"/>
+          <w:shd w:fill="FFFFFF" w:val="clear"/>
+        </w:rPr>
+        <w:t xml:space="preserve">, </w:t>
+      </w:r>
+      <w:r>
+        <w:rPr>
+          <w:rFonts w:ascii="Roboto" w:hAnsi="Roboto" w:cs="Roboto" w:eastAsia="Roboto"/>
+          <w:b/>
+          <w:color w:val="auto"/>
+          <w:spacing w:val="0"/>
+          <w:position w:val="0"/>
+          <w:sz w:val="22"/>
+          <w:shd w:fill="FFFFFF" w:val="clear"/>
+        </w:rPr>
+        <w:t xml:space="preserve">Zod</w:t>
+      </w:r>
+      <w:r>
+        <w:rPr>
+          <w:rFonts w:ascii="Roboto" w:hAnsi="Roboto" w:cs="Roboto" w:eastAsia="Roboto"/>
+          <w:color w:val="auto"/>
+          <w:spacing w:val="0"/>
+          <w:position w:val="0"/>
+          <w:sz w:val="22"/>
+          <w:shd w:fill="FFFFFF" w:val="clear"/>
+        </w:rPr>
+        <w:t xml:space="preserve">, autenticação (</w:t>
+      </w:r>
+      <w:r>
+        <w:rPr>
+          <w:rFonts w:ascii="Roboto" w:hAnsi="Roboto" w:cs="Roboto" w:eastAsia="Roboto"/>
+          <w:b/>
+          <w:color w:val="auto"/>
+          <w:spacing w:val="0"/>
+          <w:position w:val="0"/>
+          <w:sz w:val="22"/>
+          <w:shd w:fill="FFFFFF" w:val="clear"/>
+        </w:rPr>
+        <w:t xml:space="preserve">OAuth/JWT</w:t>
+      </w:r>
+      <w:r>
+        <w:rPr>
+          <w:rFonts w:ascii="Roboto" w:hAnsi="Roboto" w:cs="Roboto" w:eastAsia="Roboto"/>
+          <w:color w:val="auto"/>
+          <w:spacing w:val="0"/>
+          <w:position w:val="0"/>
+          <w:sz w:val="22"/>
+          <w:shd w:fill="FFFFFF" w:val="clear"/>
+        </w:rPr>
+        <w:t xml:space="preserve">), </w:t>
+      </w:r>
+      <w:r>
+        <w:rPr>
+          <w:rFonts w:ascii="Roboto" w:hAnsi="Roboto" w:cs="Roboto" w:eastAsia="Roboto"/>
+          <w:b/>
+          <w:color w:val="auto"/>
+          <w:spacing w:val="0"/>
+          <w:position w:val="0"/>
+          <w:sz w:val="22"/>
+          <w:shd w:fill="FFFFFF" w:val="clear"/>
+        </w:rPr>
+        <w:t xml:space="preserve">RBAC</w:t>
+      </w:r>
+      <w:r>
+        <w:rPr>
+          <w:rFonts w:ascii="Roboto" w:hAnsi="Roboto" w:cs="Roboto" w:eastAsia="Roboto"/>
+          <w:color w:val="auto"/>
+          <w:spacing w:val="0"/>
+          <w:position w:val="0"/>
+          <w:sz w:val="22"/>
+          <w:shd w:fill="FFFFFF" w:val="clear"/>
+        </w:rPr>
+        <w:t xml:space="preserve">, </w:t>
+      </w:r>
+      <w:r>
+        <w:rPr>
+          <w:rFonts w:ascii="Roboto" w:hAnsi="Roboto" w:cs="Roboto" w:eastAsia="Roboto"/>
+          <w:b/>
+          <w:color w:val="auto"/>
+          <w:spacing w:val="0"/>
+          <w:position w:val="0"/>
+          <w:sz w:val="22"/>
+          <w:shd w:fill="FFFFFF" w:val="clear"/>
+        </w:rPr>
+        <w:t xml:space="preserve">webhooks</w:t>
       </w:r>
     </w:p>
     <w:p>
@@ -385,18 +861,99 @@
           <w:sz w:val="22"/>
           <w:shd w:fill="FFFFFF" w:val="clear"/>
         </w:rPr>
-        <w:t xml:space="preserve">Frontend</w:t>
-      </w:r>
-      <w:r>
-        <w:rPr>
-          <w:rFonts w:ascii="Roboto" w:hAnsi="Roboto" w:cs="Roboto" w:eastAsia="Roboto"/>
-          <w:color w:val="auto"/>
-          <w:spacing w:val="0"/>
-          <w:position w:val="0"/>
-          <w:sz w:val="22"/>
-          <w:shd w:fill="FFFFFF" w:val="clear"/>
-        </w:rPr>
-        <w:t xml:space="preserve">: React, Next.js, Tailwind CSS, shadcn/Radix UI</w:t>
+        <w:t xml:space="preserve">Frontend:</w:t>
+      </w:r>
+      <w:r>
+        <w:rPr>
+          <w:rFonts w:ascii="Roboto" w:hAnsi="Roboto" w:cs="Roboto" w:eastAsia="Roboto"/>
+          <w:color w:val="auto"/>
+          <w:spacing w:val="0"/>
+          <w:position w:val="0"/>
+          <w:sz w:val="22"/>
+          <w:shd w:fill="FFFFFF" w:val="clear"/>
+        </w:rPr>
+        <w:t xml:space="preserve"> </w:t>
+      </w:r>
+      <w:r>
+        <w:rPr>
+          <w:rFonts w:ascii="Roboto" w:hAnsi="Roboto" w:cs="Roboto" w:eastAsia="Roboto"/>
+          <w:b/>
+          <w:color w:val="auto"/>
+          <w:spacing w:val="0"/>
+          <w:position w:val="0"/>
+          <w:sz w:val="22"/>
+          <w:shd w:fill="FFFFFF" w:val="clear"/>
+        </w:rPr>
+        <w:t xml:space="preserve">React</w:t>
+      </w:r>
+      <w:r>
+        <w:rPr>
+          <w:rFonts w:ascii="Roboto" w:hAnsi="Roboto" w:cs="Roboto" w:eastAsia="Roboto"/>
+          <w:color w:val="auto"/>
+          <w:spacing w:val="0"/>
+          <w:position w:val="0"/>
+          <w:sz w:val="22"/>
+          <w:shd w:fill="FFFFFF" w:val="clear"/>
+        </w:rPr>
+        <w:t xml:space="preserve">, </w:t>
+      </w:r>
+      <w:r>
+        <w:rPr>
+          <w:rFonts w:ascii="Roboto" w:hAnsi="Roboto" w:cs="Roboto" w:eastAsia="Roboto"/>
+          <w:b/>
+          <w:color w:val="auto"/>
+          <w:spacing w:val="0"/>
+          <w:position w:val="0"/>
+          <w:sz w:val="22"/>
+          <w:shd w:fill="FFFFFF" w:val="clear"/>
+        </w:rPr>
+        <w:t xml:space="preserve">Next.js</w:t>
+      </w:r>
+      <w:r>
+        <w:rPr>
+          <w:rFonts w:ascii="Roboto" w:hAnsi="Roboto" w:cs="Roboto" w:eastAsia="Roboto"/>
+          <w:color w:val="auto"/>
+          <w:spacing w:val="0"/>
+          <w:position w:val="0"/>
+          <w:sz w:val="22"/>
+          <w:shd w:fill="FFFFFF" w:val="clear"/>
+        </w:rPr>
+        <w:t xml:space="preserve">, </w:t>
+      </w:r>
+      <w:r>
+        <w:rPr>
+          <w:rFonts w:ascii="Roboto" w:hAnsi="Roboto" w:cs="Roboto" w:eastAsia="Roboto"/>
+          <w:b/>
+          <w:color w:val="auto"/>
+          <w:spacing w:val="0"/>
+          <w:position w:val="0"/>
+          <w:sz w:val="22"/>
+          <w:shd w:fill="FFFFFF" w:val="clear"/>
+        </w:rPr>
+        <w:t xml:space="preserve">Tailwind CSS</w:t>
+      </w:r>
+      <w:r>
+        <w:rPr>
+          <w:rFonts w:ascii="Roboto" w:hAnsi="Roboto" w:cs="Roboto" w:eastAsia="Roboto"/>
+          <w:color w:val="auto"/>
+          <w:spacing w:val="0"/>
+          <w:position w:val="0"/>
+          <w:sz w:val="22"/>
+          <w:shd w:fill="FFFFFF" w:val="clear"/>
+        </w:rPr>
+        <w:t xml:space="preserve">, </w:t>
+      </w:r>
+      <w:r>
+        <w:rPr>
+          <w:rFonts w:ascii="Roboto" w:hAnsi="Roboto" w:cs="Roboto" w:eastAsia="Roboto"/>
+          <w:b/>
+          <w:color w:val="auto"/>
+          <w:spacing w:val="0"/>
+          <w:position w:val="0"/>
+          <w:sz w:val="22"/>
+          <w:shd w:fill="FFFFFF" w:val="clear"/>
+        </w:rPr>
+        <w:t xml:space="preserve">shadcn/Radix UI</w:t>
       </w:r>
     </w:p>
     <w:p>
@@ -438,7 +995,65 @@
           <w:sz w:val="22"/>
           <w:shd w:fill="FFFFFF" w:val="clear"/>
         </w:rPr>
-        <w:t xml:space="preserve"> Supabase, PostgreSQL, SQL</w:t>
+        <w:t xml:space="preserve"> </w:t>
+      </w:r>
+      <w:r>
+        <w:rPr>
+          <w:rFonts w:ascii="Roboto" w:hAnsi="Roboto" w:cs="Roboto" w:eastAsia="Roboto"/>
+          <w:b/>
+          <w:color w:val="auto"/>
+          <w:spacing w:val="0"/>
+          <w:position w:val="0"/>
+          <w:sz w:val="22"/>
+          <w:shd w:fill="FFFFFF" w:val="clear"/>
+        </w:rPr>
+        <w:t xml:space="preserve">Supabase</w:t>
+      </w:r>
+      <w:r>
+        <w:rPr>
+          <w:rFonts w:ascii="Roboto" w:hAnsi="Roboto" w:cs="Roboto" w:eastAsia="Roboto"/>
+          <w:color w:val="auto"/>
+          <w:spacing w:val="0"/>
+          <w:position w:val="0"/>
+          <w:sz w:val="22"/>
+          <w:shd w:fill="FFFFFF" w:val="clear"/>
+        </w:rPr>
+        <w:t xml:space="preserve">, </w:t>
+      </w:r>
+      <w:r>
+        <w:rPr>
+          <w:rFonts w:ascii="Roboto" w:hAnsi="Roboto" w:cs="Roboto" w:eastAsia="Roboto"/>
+          <w:b/>
+          <w:color w:val="auto"/>
+          <w:spacing w:val="0"/>
+          <w:position w:val="0"/>
+          <w:sz w:val="22"/>
+          <w:shd w:fill="FFFFFF" w:val="clear"/>
+        </w:rPr>
+        <w:t xml:space="preserve">PostgreSQL</w:t>
+      </w:r>
+      <w:r>
+        <w:rPr>
+          <w:rFonts w:ascii="Roboto" w:hAnsi="Roboto" w:cs="Roboto" w:eastAsia="Roboto"/>
+          <w:color w:val="auto"/>
+          <w:spacing w:val="0"/>
+          <w:position w:val="0"/>
+          <w:sz w:val="22"/>
+          <w:shd w:fill="FFFFFF" w:val="clear"/>
+        </w:rPr>
+        <w:t xml:space="preserve">, </w:t>
+      </w:r>
+      <w:r>
+        <w:rPr>
+          <w:rFonts w:ascii="Roboto" w:hAnsi="Roboto" w:cs="Roboto" w:eastAsia="Roboto"/>
+          <w:b/>
+          <w:color w:val="auto"/>
+          <w:spacing w:val="0"/>
+          <w:position w:val="0"/>
+          <w:sz w:val="22"/>
+          <w:shd w:fill="FFFFFF" w:val="clear"/>
+        </w:rPr>
+        <w:t xml:space="preserve">SQL</w:t>
       </w:r>
     </w:p>
     <w:p>
@@ -480,7 +1095,168 @@
           <w:sz w:val="22"/>
           <w:shd w:fill="FFFFFF" w:val="clear"/>
         </w:rPr>
-        <w:t xml:space="preserve"> Stripe (billing metered), webhooks (validação HMAC), Google Sheets API, tempo real (SSE + pub/sub)</w:t>
+        <w:t xml:space="preserve"> </w:t>
+      </w:r>
+      <w:r>
+        <w:rPr>
+          <w:rFonts w:ascii="Roboto" w:hAnsi="Roboto" w:cs="Roboto" w:eastAsia="Roboto"/>
+          <w:b/>
+          <w:color w:val="auto"/>
+          <w:spacing w:val="0"/>
+          <w:position w:val="0"/>
+          <w:sz w:val="22"/>
+          <w:shd w:fill="FFFFFF" w:val="clear"/>
+        </w:rPr>
+        <w:t xml:space="preserve">Stripe</w:t>
+      </w:r>
+      <w:r>
+        <w:rPr>
+          <w:rFonts w:ascii="Roboto" w:hAnsi="Roboto" w:cs="Roboto" w:eastAsia="Roboto"/>
+          <w:color w:val="auto"/>
+          <w:spacing w:val="0"/>
+          <w:position w:val="0"/>
+          <w:sz w:val="22"/>
+          <w:shd w:fill="FFFFFF" w:val="clear"/>
+        </w:rPr>
+        <w:t xml:space="preserve"> (billing metered), </w:t>
+      </w:r>
+      <w:r>
+        <w:rPr>
+          <w:rFonts w:ascii="Roboto" w:hAnsi="Roboto" w:cs="Roboto" w:eastAsia="Roboto"/>
+          <w:b/>
+          <w:color w:val="auto"/>
+          <w:spacing w:val="0"/>
+          <w:position w:val="0"/>
+          <w:sz w:val="22"/>
+          <w:shd w:fill="FFFFFF" w:val="clear"/>
+        </w:rPr>
+        <w:t xml:space="preserve">GitHub API</w:t>
+      </w:r>
+      <w:r>
+        <w:rPr>
+          <w:rFonts w:ascii="Roboto" w:hAnsi="Roboto" w:cs="Roboto" w:eastAsia="Roboto"/>
+          <w:color w:val="auto"/>
+          <w:spacing w:val="0"/>
+          <w:position w:val="0"/>
+          <w:sz w:val="22"/>
+          <w:shd w:fill="FFFFFF" w:val="clear"/>
+        </w:rPr>
+        <w:t xml:space="preserve">, </w:t>
+      </w:r>
+      <w:r>
+        <w:rPr>
+          <w:rFonts w:ascii="Roboto" w:hAnsi="Roboto" w:cs="Roboto" w:eastAsia="Roboto"/>
+          <w:b/>
+          <w:color w:val="auto"/>
+          <w:spacing w:val="0"/>
+          <w:position w:val="0"/>
+          <w:sz w:val="22"/>
+          <w:shd w:fill="FFFFFF" w:val="clear"/>
+        </w:rPr>
+        <w:t xml:space="preserve">webhooks</w:t>
+      </w:r>
+      <w:r>
+        <w:rPr>
+          <w:rFonts w:ascii="Roboto" w:hAnsi="Roboto" w:cs="Roboto" w:eastAsia="Roboto"/>
+          <w:color w:val="auto"/>
+          <w:spacing w:val="0"/>
+          <w:position w:val="0"/>
+          <w:sz w:val="22"/>
+          <w:shd w:fill="FFFFFF" w:val="clear"/>
+        </w:rPr>
+        <w:t xml:space="preserve"> com validação </w:t>
+      </w:r>
+      <w:r>
+        <w:rPr>
+          <w:rFonts w:ascii="Roboto" w:hAnsi="Roboto" w:cs="Roboto" w:eastAsia="Roboto"/>
+          <w:b/>
+          <w:color w:val="auto"/>
+          <w:spacing w:val="0"/>
+          <w:position w:val="0"/>
+          <w:sz w:val="22"/>
+          <w:shd w:fill="FFFFFF" w:val="clear"/>
+        </w:rPr>
+        <w:t xml:space="preserve">HMAC</w:t>
+      </w:r>
+      <w:r>
+        <w:rPr>
+          <w:rFonts w:ascii="Roboto" w:hAnsi="Roboto" w:cs="Roboto" w:eastAsia="Roboto"/>
+          <w:color w:val="auto"/>
+          <w:spacing w:val="0"/>
+          <w:position w:val="0"/>
+          <w:sz w:val="22"/>
+          <w:shd w:fill="FFFFFF" w:val="clear"/>
+        </w:rPr>
+        <w:t xml:space="preserve">, </w:t>
+      </w:r>
+      <w:r>
+        <w:rPr>
+          <w:rFonts w:ascii="Roboto" w:hAnsi="Roboto" w:cs="Roboto" w:eastAsia="Roboto"/>
+          <w:b/>
+          <w:color w:val="auto"/>
+          <w:spacing w:val="0"/>
+          <w:position w:val="0"/>
+          <w:sz w:val="22"/>
+          <w:shd w:fill="FFFFFF" w:val="clear"/>
+        </w:rPr>
+        <w:t xml:space="preserve">Google Sheets API</w:t>
+      </w:r>
+      <w:r>
+        <w:rPr>
+          <w:rFonts w:ascii="Roboto" w:hAnsi="Roboto" w:cs="Roboto" w:eastAsia="Roboto"/>
+          <w:color w:val="auto"/>
+          <w:spacing w:val="0"/>
+          <w:position w:val="0"/>
+          <w:sz w:val="22"/>
+          <w:shd w:fill="FFFFFF" w:val="clear"/>
+        </w:rPr>
+        <w:t xml:space="preserve">, </w:t>
+      </w:r>
+      <w:r>
+        <w:rPr>
+          <w:rFonts w:ascii="Roboto" w:hAnsi="Roboto" w:cs="Roboto" w:eastAsia="Roboto"/>
+          <w:b/>
+          <w:color w:val="auto"/>
+          <w:spacing w:val="0"/>
+          <w:position w:val="0"/>
+          <w:sz w:val="22"/>
+          <w:shd w:fill="FFFFFF" w:val="clear"/>
+        </w:rPr>
+        <w:t xml:space="preserve">WhatsApp/Telegram</w:t>
+      </w:r>
+      <w:r>
+        <w:rPr>
+          <w:rFonts w:ascii="Roboto" w:hAnsi="Roboto" w:cs="Roboto" w:eastAsia="Roboto"/>
+          <w:color w:val="auto"/>
+          <w:spacing w:val="0"/>
+          <w:position w:val="0"/>
+          <w:sz w:val="22"/>
+          <w:shd w:fill="FFFFFF" w:val="clear"/>
+        </w:rPr>
+        <w:t xml:space="preserve">, tempo real (</w:t>
+      </w:r>
+      <w:r>
+        <w:rPr>
+          <w:rFonts w:ascii="Roboto" w:hAnsi="Roboto" w:cs="Roboto" w:eastAsia="Roboto"/>
+          <w:b/>
+          <w:color w:val="auto"/>
+          <w:spacing w:val="0"/>
+          <w:position w:val="0"/>
+          <w:sz w:val="22"/>
+          <w:shd w:fill="FFFFFF" w:val="clear"/>
+        </w:rPr>
+        <w:t xml:space="preserve">SSE + pub/sub</w:t>
+      </w:r>
+      <w:r>
+        <w:rPr>
+          <w:rFonts w:ascii="Roboto" w:hAnsi="Roboto" w:cs="Roboto" w:eastAsia="Roboto"/>
+          <w:color w:val="auto"/>
+          <w:spacing w:val="0"/>
+          <w:position w:val="0"/>
+          <w:sz w:val="22"/>
+          <w:shd w:fill="FFFFFF" w:val="clear"/>
+        </w:rPr>
+        <w:t xml:space="preserve">)</w:t>
       </w:r>
     </w:p>
     <w:p>
@@ -511,18 +1287,191 @@
           <w:sz w:val="22"/>
           <w:shd w:fill="FFFFFF" w:val="clear"/>
         </w:rPr>
-        <w:t xml:space="preserve">DevOps: </w:t>
-      </w:r>
-      <w:r>
-        <w:rPr>
-          <w:rFonts w:ascii="Roboto" w:hAnsi="Roboto" w:cs="Roboto" w:eastAsia="Roboto"/>
-          <w:color w:val="auto"/>
-          <w:spacing w:val="0"/>
-          <w:position w:val="0"/>
-          <w:sz w:val="22"/>
-          <w:shd w:fill="FFFFFF" w:val="clear"/>
-        </w:rPr>
-        <w:t xml:space="preserve">Docker, Azure (Container Registry + Web Apps), CI/CD com GitHub Actions, Git</w:t>
+        <w:t xml:space="preserve">DevOps &amp; Ambiente:</w:t>
+      </w:r>
+      <w:r>
+        <w:rPr>
+          <w:rFonts w:ascii="Roboto" w:hAnsi="Roboto" w:cs="Roboto" w:eastAsia="Roboto"/>
+          <w:color w:val="auto"/>
+          <w:spacing w:val="0"/>
+          <w:position w:val="0"/>
+          <w:sz w:val="22"/>
+          <w:shd w:fill="FFFFFF" w:val="clear"/>
+        </w:rPr>
+        <w:t xml:space="preserve"> </w:t>
+      </w:r>
+      <w:r>
+        <w:rPr>
+          <w:rFonts w:ascii="Roboto" w:hAnsi="Roboto" w:cs="Roboto" w:eastAsia="Roboto"/>
+          <w:b/>
+          <w:color w:val="auto"/>
+          <w:spacing w:val="0"/>
+          <w:position w:val="0"/>
+          <w:sz w:val="22"/>
+          <w:shd w:fill="FFFFFF" w:val="clear"/>
+        </w:rPr>
+        <w:t xml:space="preserve">Linux/WSL</w:t>
+      </w:r>
+      <w:r>
+        <w:rPr>
+          <w:rFonts w:ascii="Roboto" w:hAnsi="Roboto" w:cs="Roboto" w:eastAsia="Roboto"/>
+          <w:color w:val="auto"/>
+          <w:spacing w:val="0"/>
+          <w:position w:val="0"/>
+          <w:sz w:val="22"/>
+          <w:shd w:fill="FFFFFF" w:val="clear"/>
+        </w:rPr>
+        <w:t xml:space="preserve">, </w:t>
+      </w:r>
+      <w:r>
+        <w:rPr>
+          <w:rFonts w:ascii="Roboto" w:hAnsi="Roboto" w:cs="Roboto" w:eastAsia="Roboto"/>
+          <w:b/>
+          <w:color w:val="auto"/>
+          <w:spacing w:val="0"/>
+          <w:position w:val="0"/>
+          <w:sz w:val="22"/>
+          <w:shd w:fill="FFFFFF" w:val="clear"/>
+        </w:rPr>
+        <w:t xml:space="preserve">Docker</w:t>
+      </w:r>
+      <w:r>
+        <w:rPr>
+          <w:rFonts w:ascii="Roboto" w:hAnsi="Roboto" w:cs="Roboto" w:eastAsia="Roboto"/>
+          <w:color w:val="auto"/>
+          <w:spacing w:val="0"/>
+          <w:position w:val="0"/>
+          <w:sz w:val="22"/>
+          <w:shd w:fill="FFFFFF" w:val="clear"/>
+        </w:rPr>
+        <w:t xml:space="preserve">, </w:t>
+      </w:r>
+      <w:r>
+        <w:rPr>
+          <w:rFonts w:ascii="Roboto" w:hAnsi="Roboto" w:cs="Roboto" w:eastAsia="Roboto"/>
+          <w:b/>
+          <w:color w:val="auto"/>
+          <w:spacing w:val="0"/>
+          <w:position w:val="0"/>
+          <w:sz w:val="22"/>
+          <w:shd w:fill="FFFFFF" w:val="clear"/>
+        </w:rPr>
+        <w:t xml:space="preserve">Azure</w:t>
+      </w:r>
+      <w:r>
+        <w:rPr>
+          <w:rFonts w:ascii="Roboto" w:hAnsi="Roboto" w:cs="Roboto" w:eastAsia="Roboto"/>
+          <w:color w:val="auto"/>
+          <w:spacing w:val="0"/>
+          <w:position w:val="0"/>
+          <w:sz w:val="22"/>
+          <w:shd w:fill="FFFFFF" w:val="clear"/>
+        </w:rPr>
+        <w:t xml:space="preserve"> (</w:t>
+      </w:r>
+      <w:r>
+        <w:rPr>
+          <w:rFonts w:ascii="Roboto" w:hAnsi="Roboto" w:cs="Roboto" w:eastAsia="Roboto"/>
+          <w:b/>
+          <w:color w:val="auto"/>
+          <w:spacing w:val="0"/>
+          <w:position w:val="0"/>
+          <w:sz w:val="22"/>
+          <w:shd w:fill="FFFFFF" w:val="clear"/>
+        </w:rPr>
+        <w:t xml:space="preserve">Container Registry</w:t>
+      </w:r>
+      <w:r>
+        <w:rPr>
+          <w:rFonts w:ascii="Roboto" w:hAnsi="Roboto" w:cs="Roboto" w:eastAsia="Roboto"/>
+          <w:color w:val="auto"/>
+          <w:spacing w:val="0"/>
+          <w:position w:val="0"/>
+          <w:sz w:val="22"/>
+          <w:shd w:fill="FFFFFF" w:val="clear"/>
+        </w:rPr>
+        <w:t xml:space="preserve"> + </w:t>
+      </w:r>
+      <w:r>
+        <w:rPr>
+          <w:rFonts w:ascii="Roboto" w:hAnsi="Roboto" w:cs="Roboto" w:eastAsia="Roboto"/>
+          <w:b/>
+          <w:color w:val="auto"/>
+          <w:spacing w:val="0"/>
+          <w:position w:val="0"/>
+          <w:sz w:val="22"/>
+          <w:shd w:fill="FFFFFF" w:val="clear"/>
+        </w:rPr>
+        <w:t xml:space="preserve">Web Apps</w:t>
+      </w:r>
+      <w:r>
+        <w:rPr>
+          <w:rFonts w:ascii="Roboto" w:hAnsi="Roboto" w:cs="Roboto" w:eastAsia="Roboto"/>
+          <w:color w:val="auto"/>
+          <w:spacing w:val="0"/>
+          <w:position w:val="0"/>
+          <w:sz w:val="22"/>
+          <w:shd w:fill="FFFFFF" w:val="clear"/>
+        </w:rPr>
+        <w:t xml:space="preserve">), </w:t>
+      </w:r>
+      <w:r>
+        <w:rPr>
+          <w:rFonts w:ascii="Roboto" w:hAnsi="Roboto" w:cs="Roboto" w:eastAsia="Roboto"/>
+          <w:b/>
+          <w:color w:val="auto"/>
+          <w:spacing w:val="0"/>
+          <w:position w:val="0"/>
+          <w:sz w:val="22"/>
+          <w:shd w:fill="FFFFFF" w:val="clear"/>
+        </w:rPr>
+        <w:t xml:space="preserve">CI/CD</w:t>
+      </w:r>
+      <w:r>
+        <w:rPr>
+          <w:rFonts w:ascii="Roboto" w:hAnsi="Roboto" w:cs="Roboto" w:eastAsia="Roboto"/>
+          <w:color w:val="auto"/>
+          <w:spacing w:val="0"/>
+          <w:position w:val="0"/>
+          <w:sz w:val="22"/>
+          <w:shd w:fill="FFFFFF" w:val="clear"/>
+        </w:rPr>
+        <w:t xml:space="preserve"> com </w:t>
+      </w:r>
+      <w:r>
+        <w:rPr>
+          <w:rFonts w:ascii="Roboto" w:hAnsi="Roboto" w:cs="Roboto" w:eastAsia="Roboto"/>
+          <w:b/>
+          <w:color w:val="auto"/>
+          <w:spacing w:val="0"/>
+          <w:position w:val="0"/>
+          <w:sz w:val="22"/>
+          <w:shd w:fill="FFFFFF" w:val="clear"/>
+        </w:rPr>
+        <w:t xml:space="preserve">GitHub Actions</w:t>
+      </w:r>
+      <w:r>
+        <w:rPr>
+          <w:rFonts w:ascii="Roboto" w:hAnsi="Roboto" w:cs="Roboto" w:eastAsia="Roboto"/>
+          <w:color w:val="auto"/>
+          <w:spacing w:val="0"/>
+          <w:position w:val="0"/>
+          <w:sz w:val="22"/>
+          <w:shd w:fill="FFFFFF" w:val="clear"/>
+        </w:rPr>
+        <w:t xml:space="preserve">, </w:t>
+      </w:r>
+      <w:r>
+        <w:rPr>
+          <w:rFonts w:ascii="Roboto" w:hAnsi="Roboto" w:cs="Roboto" w:eastAsia="Roboto"/>
+          <w:b/>
+          <w:color w:val="auto"/>
+          <w:spacing w:val="0"/>
+          <w:position w:val="0"/>
+          <w:sz w:val="22"/>
+          <w:shd w:fill="FFFFFF" w:val="clear"/>
+        </w:rPr>
+        <w:t xml:space="preserve">Git</w:t>
       </w:r>
     </w:p>
     <w:p>
@@ -553,18 +1502,122 @@
           <w:sz w:val="22"/>
           <w:shd w:fill="FFFFFF" w:val="clear"/>
         </w:rPr>
-        <w:t xml:space="preserve">Testes: </w:t>
-      </w:r>
-      <w:r>
-        <w:rPr>
-          <w:rFonts w:ascii="Roboto" w:hAnsi="Roboto" w:cs="Roboto" w:eastAsia="Roboto"/>
-          <w:color w:val="auto"/>
-          <w:spacing w:val="0"/>
-          <w:position w:val="0"/>
-          <w:sz w:val="22"/>
-          <w:shd w:fill="FFFFFF" w:val="clear"/>
-        </w:rPr>
-        <w:t xml:space="preserve">Jest, supertest</w:t>
+        <w:t xml:space="preserve">Testes &amp; Qualidade:</w:t>
+      </w:r>
+      <w:r>
+        <w:rPr>
+          <w:rFonts w:ascii="Roboto" w:hAnsi="Roboto" w:cs="Roboto" w:eastAsia="Roboto"/>
+          <w:color w:val="auto"/>
+          <w:spacing w:val="0"/>
+          <w:position w:val="0"/>
+          <w:sz w:val="22"/>
+          <w:shd w:fill="FFFFFF" w:val="clear"/>
+        </w:rPr>
+        <w:t xml:space="preserve"> </w:t>
+      </w:r>
+      <w:r>
+        <w:rPr>
+          <w:rFonts w:ascii="Roboto" w:hAnsi="Roboto" w:cs="Roboto" w:eastAsia="Roboto"/>
+          <w:b/>
+          <w:color w:val="auto"/>
+          <w:spacing w:val="0"/>
+          <w:position w:val="0"/>
+          <w:sz w:val="22"/>
+          <w:shd w:fill="FFFFFF" w:val="clear"/>
+        </w:rPr>
+        <w:t xml:space="preserve">Jest</w:t>
+      </w:r>
+      <w:r>
+        <w:rPr>
+          <w:rFonts w:ascii="Roboto" w:hAnsi="Roboto" w:cs="Roboto" w:eastAsia="Roboto"/>
+          <w:color w:val="auto"/>
+          <w:spacing w:val="0"/>
+          <w:position w:val="0"/>
+          <w:sz w:val="22"/>
+          <w:shd w:fill="FFFFFF" w:val="clear"/>
+        </w:rPr>
+        <w:t xml:space="preserve">, </w:t>
+      </w:r>
+      <w:r>
+        <w:rPr>
+          <w:rFonts w:ascii="Roboto" w:hAnsi="Roboto" w:cs="Roboto" w:eastAsia="Roboto"/>
+          <w:b/>
+          <w:color w:val="auto"/>
+          <w:spacing w:val="0"/>
+          <w:position w:val="0"/>
+          <w:sz w:val="22"/>
+          <w:shd w:fill="FFFFFF" w:val="clear"/>
+        </w:rPr>
+        <w:t xml:space="preserve">supertest</w:t>
+      </w:r>
+      <w:r>
+        <w:rPr>
+          <w:rFonts w:ascii="Roboto" w:hAnsi="Roboto" w:cs="Roboto" w:eastAsia="Roboto"/>
+          <w:color w:val="auto"/>
+          <w:spacing w:val="0"/>
+          <w:position w:val="0"/>
+          <w:sz w:val="22"/>
+          <w:shd w:fill="FFFFFF" w:val="clear"/>
+        </w:rPr>
+        <w:t xml:space="preserve">, </w:t>
+      </w:r>
+      <w:r>
+        <w:rPr>
+          <w:rFonts w:ascii="Roboto" w:hAnsi="Roboto" w:cs="Roboto" w:eastAsia="Roboto"/>
+          <w:b/>
+          <w:color w:val="auto"/>
+          <w:spacing w:val="0"/>
+          <w:position w:val="0"/>
+          <w:sz w:val="22"/>
+          <w:shd w:fill="FFFFFF" w:val="clear"/>
+        </w:rPr>
+        <w:t xml:space="preserve">revisão técnica</w:t>
+      </w:r>
+      <w:r>
+        <w:rPr>
+          <w:rFonts w:ascii="Roboto" w:hAnsi="Roboto" w:cs="Roboto" w:eastAsia="Roboto"/>
+          <w:color w:val="auto"/>
+          <w:spacing w:val="0"/>
+          <w:position w:val="0"/>
+          <w:sz w:val="22"/>
+          <w:shd w:fill="FFFFFF" w:val="clear"/>
+        </w:rPr>
+        <w:t xml:space="preserve">, </w:t>
+      </w:r>
+      <w:r>
+        <w:rPr>
+          <w:rFonts w:ascii="Roboto" w:hAnsi="Roboto" w:cs="Roboto" w:eastAsia="Roboto"/>
+          <w:b/>
+          <w:color w:val="auto"/>
+          <w:spacing w:val="0"/>
+          <w:position w:val="0"/>
+          <w:sz w:val="22"/>
+          <w:shd w:fill="FFFFFF" w:val="clear"/>
+        </w:rPr>
+        <w:t xml:space="preserve">prevenção de regressões</w:t>
+      </w:r>
+      <w:r>
+        <w:rPr>
+          <w:rFonts w:ascii="Roboto" w:hAnsi="Roboto" w:cs="Roboto" w:eastAsia="Roboto"/>
+          <w:color w:val="auto"/>
+          <w:spacing w:val="0"/>
+          <w:position w:val="0"/>
+          <w:sz w:val="22"/>
+          <w:shd w:fill="FFFFFF" w:val="clear"/>
+        </w:rPr>
+        <w:t xml:space="preserve"> e </w:t>
+      </w:r>
+      <w:r>
+        <w:rPr>
+          <w:rFonts w:ascii="Roboto" w:hAnsi="Roboto" w:cs="Roboto" w:eastAsia="Roboto"/>
+          <w:b/>
+          <w:color w:val="auto"/>
+          <w:spacing w:val="0"/>
+          <w:position w:val="0"/>
+          <w:sz w:val="22"/>
+          <w:shd w:fill="FFFFFF" w:val="clear"/>
+        </w:rPr>
+        <w:t xml:space="preserve">CI/CD</w:t>
       </w:r>
     </w:p>
     <w:p>
@@ -595,18 +1648,53 @@
           <w:sz w:val="22"/>
           <w:shd w:fill="FFFFFF" w:val="clear"/>
         </w:rPr>
-        <w:t xml:space="preserve">Game dev: </w:t>
-      </w:r>
-      <w:r>
-        <w:rPr>
-          <w:rFonts w:ascii="Roboto" w:hAnsi="Roboto" w:cs="Roboto" w:eastAsia="Roboto"/>
-          <w:color w:val="auto"/>
-          <w:spacing w:val="0"/>
-          <w:position w:val="0"/>
-          <w:sz w:val="22"/>
-          <w:shd w:fill="FFFFFF" w:val="clear"/>
-        </w:rPr>
-        <w:t xml:space="preserve">C# · Unity  </w:t>
+        <w:t xml:space="preserve">Game dev:</w:t>
+      </w:r>
+      <w:r>
+        <w:rPr>
+          <w:rFonts w:ascii="Roboto" w:hAnsi="Roboto" w:cs="Roboto" w:eastAsia="Roboto"/>
+          <w:color w:val="auto"/>
+          <w:spacing w:val="0"/>
+          <w:position w:val="0"/>
+          <w:sz w:val="22"/>
+          <w:shd w:fill="FFFFFF" w:val="clear"/>
+        </w:rPr>
+        <w:t xml:space="preserve"> </w:t>
+      </w:r>
+      <w:r>
+        <w:rPr>
+          <w:rFonts w:ascii="Roboto" w:hAnsi="Roboto" w:cs="Roboto" w:eastAsia="Roboto"/>
+          <w:b/>
+          <w:color w:val="auto"/>
+          <w:spacing w:val="0"/>
+          <w:position w:val="0"/>
+          <w:sz w:val="22"/>
+          <w:shd w:fill="FFFFFF" w:val="clear"/>
+        </w:rPr>
+        <w:t xml:space="preserve">C#</w:t>
+      </w:r>
+      <w:r>
+        <w:rPr>
+          <w:rFonts w:ascii="Roboto" w:hAnsi="Roboto" w:cs="Roboto" w:eastAsia="Roboto"/>
+          <w:color w:val="auto"/>
+          <w:spacing w:val="0"/>
+          <w:position w:val="0"/>
+          <w:sz w:val="22"/>
+          <w:shd w:fill="FFFFFF" w:val="clear"/>
+        </w:rPr>
+        <w:t xml:space="preserve"> · </w:t>
+      </w:r>
+      <w:r>
+        <w:rPr>
+          <w:rFonts w:ascii="Roboto" w:hAnsi="Roboto" w:cs="Roboto" w:eastAsia="Roboto"/>
+          <w:b/>
+          <w:color w:val="auto"/>
+          <w:spacing w:val="0"/>
+          <w:position w:val="0"/>
+          <w:sz w:val="22"/>
+          <w:shd w:fill="FFFFFF" w:val="clear"/>
+        </w:rPr>
+        <w:t xml:space="preserve">Unity</w:t>
       </w:r>
     </w:p>
     <w:p>
@@ -634,7 +1722,7 @@
           <w:u w:val="single"/>
           <w:shd w:fill="auto" w:val="clear"/>
         </w:rPr>
-        <w:t xml:space="preserve">FORMAÇÃO________________________________________________________________ </w:t>
+        <w:t xml:space="preserve">FORMAÇÃO______________________________________________________________</w:t>
       </w:r>
     </w:p>
     <w:p>
@@ -660,24 +1748,13 @@
           <w:sz w:val="24"/>
           <w:shd w:fill="auto" w:val="clear"/>
         </w:rPr>
-        <w:t xml:space="preserve">Anhanguera Educacional</w:t>
-      </w:r>
-      <w:r>
-        <w:rPr>
-          <w:rFonts w:ascii="Calibri" w:hAnsi="Calibri" w:cs="Calibri" w:eastAsia="Calibri"/>
-          <w:color w:val="000000"/>
-          <w:spacing w:val="0"/>
-          <w:position w:val="0"/>
-          <w:sz w:val="24"/>
-          <w:shd w:fill="auto" w:val="clear"/>
-        </w:rPr>
-        <w:t xml:space="preserve">: </w:t>
-      </w:r>
-      <w:r>
-        <w:rPr>
-          <w:rFonts w:ascii="Calibri" w:hAnsi="Calibri" w:cs="Calibri" w:eastAsia="Calibri"/>
-          <w:b/>
-          <w:color w:val="000000"/>
+        <w:t xml:space="preserve">Anhanguera Educacional: </w:t>
+      </w:r>
+      <w:r>
+        <w:rPr>
+          <w:rFonts w:ascii="Calibri" w:hAnsi="Calibri" w:cs="Calibri" w:eastAsia="Calibri"/>
+          <w:b/>
+          <w:color w:val="auto"/>
           <w:spacing w:val="0"/>
           <w:position w:val="0"/>
           <w:sz w:val="24"/>
@@ -688,68 +1765,36 @@
       <w:r>
         <w:rPr>
           <w:rFonts w:ascii="Calibri" w:hAnsi="Calibri" w:cs="Calibri" w:eastAsia="Calibri"/>
-          <w:color w:val="000000"/>
-          <w:spacing w:val="0"/>
-          <w:position w:val="0"/>
-          <w:sz w:val="24"/>
-          <w:shd w:fill="auto" w:val="clear"/>
-        </w:rPr>
-        <w:t xml:space="preserve"> </w:t>
-      </w:r>
-      <w:r>
-        <w:rPr>
-          <w:rFonts w:ascii="Calibri" w:hAnsi="Calibri" w:cs="Calibri" w:eastAsia="Calibri"/>
-          <w:color w:val="000000"/>
-          <w:spacing w:val="0"/>
-          <w:position w:val="0"/>
-          <w:sz w:val="24"/>
-          <w:shd w:fill="auto" w:val="clear"/>
-        </w:rPr>
-        <w:t xml:space="preserve">– Cursando 3</w:t>
-      </w:r>
-      <w:r>
-        <w:rPr>
-          <w:rFonts w:ascii="Calibri" w:hAnsi="Calibri" w:cs="Calibri" w:eastAsia="Calibri"/>
-          <w:color w:val="000000"/>
-          <w:spacing w:val="0"/>
-          <w:position w:val="0"/>
-          <w:sz w:val="24"/>
-          <w:shd w:fill="auto" w:val="clear"/>
-        </w:rPr>
-        <w:t xml:space="preserve">° período </w:t>
-      </w:r>
-      <w:r>
-        <w:rPr>
-          <w:rFonts w:ascii="Calibri" w:hAnsi="Calibri" w:cs="Calibri" w:eastAsia="Calibri"/>
-          <w:color w:val="000000"/>
-          <w:spacing w:val="0"/>
-          <w:position w:val="0"/>
-          <w:sz w:val="24"/>
-          <w:shd w:fill="auto" w:val="clear"/>
-        </w:rPr>
-        <w:t xml:space="preserve">– Formatura em dez/202</w:t>
-      </w:r>
-      <w:r>
-        <w:rPr>
-          <w:rFonts w:ascii="Calibri" w:hAnsi="Calibri" w:cs="Calibri" w:eastAsia="Calibri"/>
-          <w:color w:val="auto"/>
-          <w:spacing w:val="0"/>
-          <w:position w:val="0"/>
-          <w:sz w:val="24"/>
-          <w:shd w:fill="auto" w:val="clear"/>
-        </w:rPr>
-        <w:t xml:space="preserve">6</w:t>
-      </w:r>
-      <w:r>
-        <w:rPr>
-          <w:rFonts w:ascii="Calibri" w:hAnsi="Calibri" w:cs="Calibri" w:eastAsia="Calibri"/>
-          <w:color w:val="000000"/>
-          <w:spacing w:val="0"/>
-          <w:position w:val="0"/>
-          <w:sz w:val="24"/>
-          <w:shd w:fill="auto" w:val="clear"/>
-        </w:rPr>
-        <w:t xml:space="preserve">.</w:t>
+          <w:color w:val="auto"/>
+          <w:spacing w:val="0"/>
+          <w:position w:val="0"/>
+          <w:sz w:val="24"/>
+          <w:shd w:fill="auto" w:val="clear"/>
+        </w:rPr>
+        <w:t xml:space="preserve"> - Cursando 3° período - </w:t>
+      </w:r>
+      <w:r>
+        <w:rPr>
+          <w:rFonts w:ascii="Calibri" w:hAnsi="Calibri" w:cs="Calibri" w:eastAsia="Calibri"/>
+          <w:b/>
+          <w:color w:val="auto"/>
+          <w:spacing w:val="0"/>
+          <w:position w:val="0"/>
+          <w:sz w:val="24"/>
+          <w:shd w:fill="auto" w:val="clear"/>
+        </w:rPr>
+        <w:t xml:space="preserve">Previsão de conclusão</w:t>
+      </w:r>
+      <w:r>
+        <w:rPr>
+          <w:rFonts w:ascii="Calibri" w:hAnsi="Calibri" w:cs="Calibri" w:eastAsia="Calibri"/>
+          <w:color w:val="auto"/>
+          <w:spacing w:val="0"/>
+          <w:position w:val="0"/>
+          <w:sz w:val="24"/>
+          <w:shd w:fill="auto" w:val="clear"/>
+        </w:rPr>
+        <w:t xml:space="preserve"> em dez/2026.</w:t>
       </w:r>
     </w:p>
     <w:p>
@@ -779,33 +1824,7 @@
           <w:u w:val="single"/>
           <w:shd w:fill="auto" w:val="clear"/>
         </w:rPr>
-        <w:t xml:space="preserve">EXPERIÊNCIA_</w:t>
-      </w:r>
-      <w:r>
-        <w:rPr>
-          <w:rFonts w:ascii="Calibri" w:hAnsi="Calibri" w:cs="Calibri" w:eastAsia="Calibri"/>
-          <w:b/>
-          <w:color w:val="auto"/>
-          <w:spacing w:val="0"/>
-          <w:position w:val="0"/>
-          <w:sz w:val="24"/>
-          <w:u w:val="single"/>
-          <w:shd w:fill="auto" w:val="clear"/>
-        </w:rPr>
-        <w:t xml:space="preserve">PROFISSIONAL</w:t>
-      </w:r>
-      <w:r>
-        <w:rPr>
-          <w:rFonts w:ascii="Calibri" w:hAnsi="Calibri" w:cs="Calibri" w:eastAsia="Calibri"/>
-          <w:b/>
-          <w:color w:val="000000"/>
-          <w:spacing w:val="0"/>
-          <w:position w:val="0"/>
-          <w:sz w:val="24"/>
-          <w:u w:val="single"/>
-          <w:shd w:fill="auto" w:val="clear"/>
-        </w:rPr>
-        <w:t xml:space="preserve">_______________________________________________</w:t>
+        <w:t xml:space="preserve">EXPERIÊNCIA_PROFISSIONAL________________________________________________</w:t>
       </w:r>
     </w:p>
     <w:p>
@@ -833,19 +1852,7 @@
           <w:sz w:val="24"/>
           <w:shd w:fill="auto" w:val="clear"/>
         </w:rPr>
-        <w:t xml:space="preserve">STARTUP 10XDEV, Belo Horizonte - </w:t>
-      </w:r>
-      <w:r>
-        <w:rPr>
-          <w:rFonts w:ascii="Calibri" w:hAnsi="Calibri" w:cs="Calibri" w:eastAsia="Calibri"/>
-          <w:i/>
-          <w:color w:val="auto"/>
-          <w:spacing w:val="0"/>
-          <w:position w:val="0"/>
-          <w:sz w:val="24"/>
-          <w:shd w:fill="auto" w:val="clear"/>
-        </w:rPr>
-        <w:t xml:space="preserve">Cofundador e CTO</w:t>
+        <w:t xml:space="preserve">STARTUP 10XDEV, Belo Horizonte - Cofundador e Desenvolvedor Full Stack</w:t>
       </w:r>
     </w:p>
     <w:p>
@@ -871,18 +1878,7 @@
           <w:sz w:val="24"/>
           <w:shd w:fill="auto" w:val="clear"/>
         </w:rPr>
-        <w:t xml:space="preserve">Jun/2025 </w:t>
-      </w:r>
-      <w:r>
-        <w:rPr>
-          <w:rFonts w:ascii="Calibri" w:hAnsi="Calibri" w:cs="Calibri" w:eastAsia="Calibri"/>
-          <w:color w:val="auto"/>
-          <w:spacing w:val="0"/>
-          <w:position w:val="0"/>
-          <w:sz w:val="24"/>
-          <w:shd w:fill="auto" w:val="clear"/>
-        </w:rPr>
-        <w:t xml:space="preserve">– Atual</w:t>
+        <w:t xml:space="preserve">Jun/2025 - Atual</w:t>
       </w:r>
     </w:p>
     <w:p>
@@ -933,25 +1929,220 @@
       <w:r>
         <w:rPr>
           <w:rFonts w:ascii="Calibri" w:hAnsi="Calibri" w:cs="Calibri" w:eastAsia="Calibri"/>
-          <w:b/>
-          <w:color w:val="auto"/>
-          <w:spacing w:val="0"/>
-          <w:position w:val="0"/>
-          <w:sz w:val="24"/>
-          <w:shd w:fill="auto" w:val="clear"/>
-        </w:rPr>
-        <w:t xml:space="preserve">Programo full stack diariamente com IA</w:t>
-      </w:r>
-      <w:r>
-        <w:rPr>
-          <w:rFonts w:ascii="Calibri" w:hAnsi="Calibri" w:cs="Calibri" w:eastAsia="Calibri"/>
-          <w:color w:val="auto"/>
-          <w:spacing w:val="0"/>
-          <w:position w:val="0"/>
-          <w:sz w:val="24"/>
-          <w:shd w:fill="auto" w:val="clear"/>
-        </w:rPr>
-        <w:t xml:space="preserve"> (Claude Code + Codex) e reviso cada output antes do merge, pegando bugs sutis, alucinações e regressões do modelo;</w:t>
+          <w:color w:val="auto"/>
+          <w:spacing w:val="0"/>
+          <w:position w:val="0"/>
+          <w:sz w:val="24"/>
+          <w:shd w:fill="auto" w:val="clear"/>
+        </w:rPr>
+        <w:t xml:space="preserve">Desenvolvo </w:t>
+      </w:r>
+      <w:r>
+        <w:rPr>
+          <w:rFonts w:ascii="Calibri" w:hAnsi="Calibri" w:cs="Calibri" w:eastAsia="Calibri"/>
+          <w:b/>
+          <w:color w:val="auto"/>
+          <w:spacing w:val="0"/>
+          <w:position w:val="0"/>
+          <w:sz w:val="24"/>
+          <w:shd w:fill="auto" w:val="clear"/>
+        </w:rPr>
+        <w:t xml:space="preserve">aplicações full stack</w:t>
+      </w:r>
+      <w:r>
+        <w:rPr>
+          <w:rFonts w:ascii="Calibri" w:hAnsi="Calibri" w:cs="Calibri" w:eastAsia="Calibri"/>
+          <w:color w:val="auto"/>
+          <w:spacing w:val="0"/>
+          <w:position w:val="0"/>
+          <w:sz w:val="24"/>
+          <w:shd w:fill="auto" w:val="clear"/>
+        </w:rPr>
+        <w:t xml:space="preserve"> com </w:t>
+      </w:r>
+      <w:r>
+        <w:rPr>
+          <w:rFonts w:ascii="Calibri" w:hAnsi="Calibri" w:cs="Calibri" w:eastAsia="Calibri"/>
+          <w:b/>
+          <w:color w:val="auto"/>
+          <w:spacing w:val="0"/>
+          <w:position w:val="0"/>
+          <w:sz w:val="24"/>
+          <w:shd w:fill="auto" w:val="clear"/>
+        </w:rPr>
+        <w:t xml:space="preserve">Next.js</w:t>
+      </w:r>
+      <w:r>
+        <w:rPr>
+          <w:rFonts w:ascii="Calibri" w:hAnsi="Calibri" w:cs="Calibri" w:eastAsia="Calibri"/>
+          <w:color w:val="auto"/>
+          <w:spacing w:val="0"/>
+          <w:position w:val="0"/>
+          <w:sz w:val="24"/>
+          <w:shd w:fill="auto" w:val="clear"/>
+        </w:rPr>
+        <w:t xml:space="preserve">, </w:t>
+      </w:r>
+      <w:r>
+        <w:rPr>
+          <w:rFonts w:ascii="Calibri" w:hAnsi="Calibri" w:cs="Calibri" w:eastAsia="Calibri"/>
+          <w:b/>
+          <w:color w:val="auto"/>
+          <w:spacing w:val="0"/>
+          <w:position w:val="0"/>
+          <w:sz w:val="24"/>
+          <w:shd w:fill="auto" w:val="clear"/>
+        </w:rPr>
+        <w:t xml:space="preserve">Node.js</w:t>
+      </w:r>
+      <w:r>
+        <w:rPr>
+          <w:rFonts w:ascii="Calibri" w:hAnsi="Calibri" w:cs="Calibri" w:eastAsia="Calibri"/>
+          <w:color w:val="auto"/>
+          <w:spacing w:val="0"/>
+          <w:position w:val="0"/>
+          <w:sz w:val="24"/>
+          <w:shd w:fill="auto" w:val="clear"/>
+        </w:rPr>
+        <w:t xml:space="preserve">, </w:t>
+      </w:r>
+      <w:r>
+        <w:rPr>
+          <w:rFonts w:ascii="Calibri" w:hAnsi="Calibri" w:cs="Calibri" w:eastAsia="Calibri"/>
+          <w:b/>
+          <w:color w:val="auto"/>
+          <w:spacing w:val="0"/>
+          <w:position w:val="0"/>
+          <w:sz w:val="24"/>
+          <w:shd w:fill="auto" w:val="clear"/>
+        </w:rPr>
+        <w:t xml:space="preserve">TypeScript</w:t>
+      </w:r>
+      <w:r>
+        <w:rPr>
+          <w:rFonts w:ascii="Calibri" w:hAnsi="Calibri" w:cs="Calibri" w:eastAsia="Calibri"/>
+          <w:color w:val="auto"/>
+          <w:spacing w:val="0"/>
+          <w:position w:val="0"/>
+          <w:sz w:val="24"/>
+          <w:shd w:fill="auto" w:val="clear"/>
+        </w:rPr>
+        <w:t xml:space="preserve"> e </w:t>
+      </w:r>
+      <w:r>
+        <w:rPr>
+          <w:rFonts w:ascii="Calibri" w:hAnsi="Calibri" w:cs="Calibri" w:eastAsia="Calibri"/>
+          <w:b/>
+          <w:color w:val="auto"/>
+          <w:spacing w:val="0"/>
+          <w:position w:val="0"/>
+          <w:sz w:val="24"/>
+          <w:shd w:fill="auto" w:val="clear"/>
+        </w:rPr>
+        <w:t xml:space="preserve">Supabase</w:t>
+      </w:r>
+      <w:r>
+        <w:rPr>
+          <w:rFonts w:ascii="Calibri" w:hAnsi="Calibri" w:cs="Calibri" w:eastAsia="Calibri"/>
+          <w:color w:val="auto"/>
+          <w:spacing w:val="0"/>
+          <w:position w:val="0"/>
+          <w:sz w:val="24"/>
+          <w:shd w:fill="auto" w:val="clear"/>
+        </w:rPr>
+        <w:t xml:space="preserve">, atuando em </w:t>
+      </w:r>
+      <w:r>
+        <w:rPr>
+          <w:rFonts w:ascii="Calibri" w:hAnsi="Calibri" w:cs="Calibri" w:eastAsia="Calibri"/>
+          <w:b/>
+          <w:color w:val="auto"/>
+          <w:spacing w:val="0"/>
+          <w:position w:val="0"/>
+          <w:sz w:val="24"/>
+          <w:shd w:fill="auto" w:val="clear"/>
+        </w:rPr>
+        <w:t xml:space="preserve">APIs</w:t>
+      </w:r>
+      <w:r>
+        <w:rPr>
+          <w:rFonts w:ascii="Calibri" w:hAnsi="Calibri" w:cs="Calibri" w:eastAsia="Calibri"/>
+          <w:color w:val="auto"/>
+          <w:spacing w:val="0"/>
+          <w:position w:val="0"/>
+          <w:sz w:val="24"/>
+          <w:shd w:fill="auto" w:val="clear"/>
+        </w:rPr>
+        <w:t xml:space="preserve">, </w:t>
+      </w:r>
+      <w:r>
+        <w:rPr>
+          <w:rFonts w:ascii="Calibri" w:hAnsi="Calibri" w:cs="Calibri" w:eastAsia="Calibri"/>
+          <w:b/>
+          <w:color w:val="auto"/>
+          <w:spacing w:val="0"/>
+          <w:position w:val="0"/>
+          <w:sz w:val="24"/>
+          <w:shd w:fill="auto" w:val="clear"/>
+        </w:rPr>
+        <w:t xml:space="preserve">dashboards</w:t>
+      </w:r>
+      <w:r>
+        <w:rPr>
+          <w:rFonts w:ascii="Calibri" w:hAnsi="Calibri" w:cs="Calibri" w:eastAsia="Calibri"/>
+          <w:color w:val="auto"/>
+          <w:spacing w:val="0"/>
+          <w:position w:val="0"/>
+          <w:sz w:val="24"/>
+          <w:shd w:fill="auto" w:val="clear"/>
+        </w:rPr>
+        <w:t xml:space="preserve">, </w:t>
+      </w:r>
+      <w:r>
+        <w:rPr>
+          <w:rFonts w:ascii="Calibri" w:hAnsi="Calibri" w:cs="Calibri" w:eastAsia="Calibri"/>
+          <w:b/>
+          <w:color w:val="auto"/>
+          <w:spacing w:val="0"/>
+          <w:position w:val="0"/>
+          <w:sz w:val="24"/>
+          <w:shd w:fill="auto" w:val="clear"/>
+        </w:rPr>
+        <w:t xml:space="preserve">integrações</w:t>
+      </w:r>
+      <w:r>
+        <w:rPr>
+          <w:rFonts w:ascii="Calibri" w:hAnsi="Calibri" w:cs="Calibri" w:eastAsia="Calibri"/>
+          <w:color w:val="auto"/>
+          <w:spacing w:val="0"/>
+          <w:position w:val="0"/>
+          <w:sz w:val="24"/>
+          <w:shd w:fill="auto" w:val="clear"/>
+        </w:rPr>
+        <w:t xml:space="preserve"> e </w:t>
+      </w:r>
+      <w:r>
+        <w:rPr>
+          <w:rFonts w:ascii="Calibri" w:hAnsi="Calibri" w:cs="Calibri" w:eastAsia="Calibri"/>
+          <w:b/>
+          <w:color w:val="auto"/>
+          <w:spacing w:val="0"/>
+          <w:position w:val="0"/>
+          <w:sz w:val="24"/>
+          <w:shd w:fill="auto" w:val="clear"/>
+        </w:rPr>
+        <w:t xml:space="preserve">fluxos em produção</w:t>
+      </w:r>
+      <w:r>
+        <w:rPr>
+          <w:rFonts w:ascii="Calibri" w:hAnsi="Calibri" w:cs="Calibri" w:eastAsia="Calibri"/>
+          <w:color w:val="auto"/>
+          <w:spacing w:val="0"/>
+          <w:position w:val="0"/>
+          <w:sz w:val="24"/>
+          <w:shd w:fill="auto" w:val="clear"/>
+        </w:rPr>
+        <w:t xml:space="preserve">;</w:t>
       </w:r>
     </w:p>
     <w:p>
@@ -975,25 +2166,174 @@
       <w:r>
         <w:rPr>
           <w:rFonts w:ascii="Calibri" w:hAnsi="Calibri" w:cs="Calibri" w:eastAsia="Calibri"/>
-          <w:b/>
-          <w:color w:val="auto"/>
-          <w:spacing w:val="0"/>
-          <w:position w:val="0"/>
-          <w:sz w:val="24"/>
-          <w:shd w:fill="auto" w:val="clear"/>
-        </w:rPr>
-        <w:t xml:space="preserve">Crio skills e agents customizados</w:t>
-      </w:r>
-      <w:r>
-        <w:rPr>
-          <w:rFonts w:ascii="Calibri" w:hAnsi="Calibri" w:cs="Calibri" w:eastAsia="Calibri"/>
-          <w:color w:val="auto"/>
-          <w:spacing w:val="0"/>
-          <w:position w:val="0"/>
-          <w:sz w:val="24"/>
-          <w:shd w:fill="auto" w:val="clear"/>
-        </w:rPr>
-        <w:t xml:space="preserve"> pro Claude Code e integro MCPs e CLIs ao fluxo, automatizando tarefas repetitivas do time;</w:t>
+          <w:color w:val="auto"/>
+          <w:spacing w:val="0"/>
+          <w:position w:val="0"/>
+          <w:sz w:val="24"/>
+          <w:shd w:fill="auto" w:val="clear"/>
+        </w:rPr>
+        <w:t xml:space="preserve">Implementei </w:t>
+      </w:r>
+      <w:r>
+        <w:rPr>
+          <w:rFonts w:ascii="Calibri" w:hAnsi="Calibri" w:cs="Calibri" w:eastAsia="Calibri"/>
+          <w:b/>
+          <w:color w:val="auto"/>
+          <w:spacing w:val="0"/>
+          <w:position w:val="0"/>
+          <w:sz w:val="24"/>
+          <w:shd w:fill="auto" w:val="clear"/>
+        </w:rPr>
+        <w:t xml:space="preserve">integrações</w:t>
+      </w:r>
+      <w:r>
+        <w:rPr>
+          <w:rFonts w:ascii="Calibri" w:hAnsi="Calibri" w:cs="Calibri" w:eastAsia="Calibri"/>
+          <w:color w:val="auto"/>
+          <w:spacing w:val="0"/>
+          <w:position w:val="0"/>
+          <w:sz w:val="24"/>
+          <w:shd w:fill="auto" w:val="clear"/>
+        </w:rPr>
+        <w:t xml:space="preserve"> com </w:t>
+      </w:r>
+      <w:r>
+        <w:rPr>
+          <w:rFonts w:ascii="Calibri" w:hAnsi="Calibri" w:cs="Calibri" w:eastAsia="Calibri"/>
+          <w:b/>
+          <w:color w:val="auto"/>
+          <w:spacing w:val="0"/>
+          <w:position w:val="0"/>
+          <w:sz w:val="24"/>
+          <w:shd w:fill="auto" w:val="clear"/>
+        </w:rPr>
+        <w:t xml:space="preserve">GitHub</w:t>
+      </w:r>
+      <w:r>
+        <w:rPr>
+          <w:rFonts w:ascii="Calibri" w:hAnsi="Calibri" w:cs="Calibri" w:eastAsia="Calibri"/>
+          <w:color w:val="auto"/>
+          <w:spacing w:val="0"/>
+          <w:position w:val="0"/>
+          <w:sz w:val="24"/>
+          <w:shd w:fill="auto" w:val="clear"/>
+        </w:rPr>
+        <w:t xml:space="preserve">, </w:t>
+      </w:r>
+      <w:r>
+        <w:rPr>
+          <w:rFonts w:ascii="Calibri" w:hAnsi="Calibri" w:cs="Calibri" w:eastAsia="Calibri"/>
+          <w:b/>
+          <w:color w:val="auto"/>
+          <w:spacing w:val="0"/>
+          <w:position w:val="0"/>
+          <w:sz w:val="24"/>
+          <w:shd w:fill="auto" w:val="clear"/>
+        </w:rPr>
+        <w:t xml:space="preserve">Stripe</w:t>
+      </w:r>
+      <w:r>
+        <w:rPr>
+          <w:rFonts w:ascii="Calibri" w:hAnsi="Calibri" w:cs="Calibri" w:eastAsia="Calibri"/>
+          <w:color w:val="auto"/>
+          <w:spacing w:val="0"/>
+          <w:position w:val="0"/>
+          <w:sz w:val="24"/>
+          <w:shd w:fill="auto" w:val="clear"/>
+        </w:rPr>
+        <w:t xml:space="preserve">, </w:t>
+      </w:r>
+      <w:r>
+        <w:rPr>
+          <w:rFonts w:ascii="Calibri" w:hAnsi="Calibri" w:cs="Calibri" w:eastAsia="Calibri"/>
+          <w:b/>
+          <w:color w:val="auto"/>
+          <w:spacing w:val="0"/>
+          <w:position w:val="0"/>
+          <w:sz w:val="24"/>
+          <w:shd w:fill="auto" w:val="clear"/>
+        </w:rPr>
+        <w:t xml:space="preserve">webhooks</w:t>
+      </w:r>
+      <w:r>
+        <w:rPr>
+          <w:rFonts w:ascii="Calibri" w:hAnsi="Calibri" w:cs="Calibri" w:eastAsia="Calibri"/>
+          <w:color w:val="auto"/>
+          <w:spacing w:val="0"/>
+          <w:position w:val="0"/>
+          <w:sz w:val="24"/>
+          <w:shd w:fill="auto" w:val="clear"/>
+        </w:rPr>
+        <w:t xml:space="preserve">, </w:t>
+      </w:r>
+      <w:r>
+        <w:rPr>
+          <w:rFonts w:ascii="Calibri" w:hAnsi="Calibri" w:cs="Calibri" w:eastAsia="Calibri"/>
+          <w:b/>
+          <w:color w:val="auto"/>
+          <w:spacing w:val="0"/>
+          <w:position w:val="0"/>
+          <w:sz w:val="24"/>
+          <w:shd w:fill="auto" w:val="clear"/>
+        </w:rPr>
+        <w:t xml:space="preserve">OAuth</w:t>
+      </w:r>
+      <w:r>
+        <w:rPr>
+          <w:rFonts w:ascii="Calibri" w:hAnsi="Calibri" w:cs="Calibri" w:eastAsia="Calibri"/>
+          <w:color w:val="auto"/>
+          <w:spacing w:val="0"/>
+          <w:position w:val="0"/>
+          <w:sz w:val="24"/>
+          <w:shd w:fill="auto" w:val="clear"/>
+        </w:rPr>
+        <w:t xml:space="preserve">, </w:t>
+      </w:r>
+      <w:r>
+        <w:rPr>
+          <w:rFonts w:ascii="Calibri" w:hAnsi="Calibri" w:cs="Calibri" w:eastAsia="Calibri"/>
+          <w:b/>
+          <w:color w:val="auto"/>
+          <w:spacing w:val="0"/>
+          <w:position w:val="0"/>
+          <w:sz w:val="24"/>
+          <w:shd w:fill="auto" w:val="clear"/>
+        </w:rPr>
+        <w:t xml:space="preserve">WhatsApp/Telegram</w:t>
+      </w:r>
+      <w:r>
+        <w:rPr>
+          <w:rFonts w:ascii="Calibri" w:hAnsi="Calibri" w:cs="Calibri" w:eastAsia="Calibri"/>
+          <w:color w:val="auto"/>
+          <w:spacing w:val="0"/>
+          <w:position w:val="0"/>
+          <w:sz w:val="24"/>
+          <w:shd w:fill="auto" w:val="clear"/>
+        </w:rPr>
+        <w:t xml:space="preserve"> e rotinas em tempo real com </w:t>
+      </w:r>
+      <w:r>
+        <w:rPr>
+          <w:rFonts w:ascii="Calibri" w:hAnsi="Calibri" w:cs="Calibri" w:eastAsia="Calibri"/>
+          <w:b/>
+          <w:color w:val="auto"/>
+          <w:spacing w:val="0"/>
+          <w:position w:val="0"/>
+          <w:sz w:val="24"/>
+          <w:shd w:fill="auto" w:val="clear"/>
+        </w:rPr>
+        <w:t xml:space="preserve">SSE/pub-sub</w:t>
+      </w:r>
+      <w:r>
+        <w:rPr>
+          <w:rFonts w:ascii="Calibri" w:hAnsi="Calibri" w:cs="Calibri" w:eastAsia="Calibri"/>
+          <w:color w:val="auto"/>
+          <w:spacing w:val="0"/>
+          <w:position w:val="0"/>
+          <w:sz w:val="24"/>
+          <w:shd w:fill="auto" w:val="clear"/>
+        </w:rPr>
+        <w:t xml:space="preserve">;</w:t>
       </w:r>
     </w:p>
     <w:p>
@@ -1017,25 +2357,151 @@
       <w:r>
         <w:rPr>
           <w:rFonts w:ascii="Calibri" w:hAnsi="Calibri" w:cs="Calibri" w:eastAsia="Calibri"/>
-          <w:b/>
-          <w:color w:val="auto"/>
-          <w:spacing w:val="0"/>
-          <w:position w:val="0"/>
-          <w:sz w:val="24"/>
-          <w:shd w:fill="auto" w:val="clear"/>
-        </w:rPr>
-        <w:t xml:space="preserve">Orquestro múltiplos LLMs</w:t>
-      </w:r>
-      <w:r>
-        <w:rPr>
-          <w:rFonts w:ascii="Calibri" w:hAnsi="Calibri" w:cs="Calibri" w:eastAsia="Calibri"/>
-          <w:color w:val="auto"/>
-          <w:spacing w:val="0"/>
-          <w:position w:val="0"/>
-          <w:sz w:val="24"/>
-          <w:shd w:fill="auto" w:val="clear"/>
-        </w:rPr>
-        <w:t xml:space="preserve"> (Claude, GPT, Gemini) com roteamento por provedor, consenso entre modelos e controle de custo por token;</w:t>
+          <w:color w:val="auto"/>
+          <w:spacing w:val="0"/>
+          <w:position w:val="0"/>
+          <w:sz w:val="24"/>
+          <w:shd w:fill="auto" w:val="clear"/>
+        </w:rPr>
+        <w:t xml:space="preserve">Construí recursos de </w:t>
+      </w:r>
+      <w:r>
+        <w:rPr>
+          <w:rFonts w:ascii="Calibri" w:hAnsi="Calibri" w:cs="Calibri" w:eastAsia="Calibri"/>
+          <w:b/>
+          <w:color w:val="auto"/>
+          <w:spacing w:val="0"/>
+          <w:position w:val="0"/>
+          <w:sz w:val="24"/>
+          <w:shd w:fill="auto" w:val="clear"/>
+        </w:rPr>
+        <w:t xml:space="preserve">IA aplicada</w:t>
+      </w:r>
+      <w:r>
+        <w:rPr>
+          <w:rFonts w:ascii="Calibri" w:hAnsi="Calibri" w:cs="Calibri" w:eastAsia="Calibri"/>
+          <w:color w:val="auto"/>
+          <w:spacing w:val="0"/>
+          <w:position w:val="0"/>
+          <w:sz w:val="24"/>
+          <w:shd w:fill="auto" w:val="clear"/>
+        </w:rPr>
+        <w:t xml:space="preserve"> ao produto, incluindo </w:t>
+      </w:r>
+      <w:r>
+        <w:rPr>
+          <w:rFonts w:ascii="Calibri" w:hAnsi="Calibri" w:cs="Calibri" w:eastAsia="Calibri"/>
+          <w:b/>
+          <w:color w:val="auto"/>
+          <w:spacing w:val="0"/>
+          <w:position w:val="0"/>
+          <w:sz w:val="24"/>
+          <w:shd w:fill="auto" w:val="clear"/>
+        </w:rPr>
+        <w:t xml:space="preserve">multi-LLM</w:t>
+      </w:r>
+      <w:r>
+        <w:rPr>
+          <w:rFonts w:ascii="Calibri" w:hAnsi="Calibri" w:cs="Calibri" w:eastAsia="Calibri"/>
+          <w:color w:val="auto"/>
+          <w:spacing w:val="0"/>
+          <w:position w:val="0"/>
+          <w:sz w:val="24"/>
+          <w:shd w:fill="auto" w:val="clear"/>
+        </w:rPr>
+        <w:t xml:space="preserve">, </w:t>
+      </w:r>
+      <w:r>
+        <w:rPr>
+          <w:rFonts w:ascii="Calibri" w:hAnsi="Calibri" w:cs="Calibri" w:eastAsia="Calibri"/>
+          <w:b/>
+          <w:color w:val="auto"/>
+          <w:spacing w:val="0"/>
+          <w:position w:val="0"/>
+          <w:sz w:val="24"/>
+          <w:shd w:fill="auto" w:val="clear"/>
+        </w:rPr>
+        <w:t xml:space="preserve">roteamento por provedor</w:t>
+      </w:r>
+      <w:r>
+        <w:rPr>
+          <w:rFonts w:ascii="Calibri" w:hAnsi="Calibri" w:cs="Calibri" w:eastAsia="Calibri"/>
+          <w:color w:val="auto"/>
+          <w:spacing w:val="0"/>
+          <w:position w:val="0"/>
+          <w:sz w:val="24"/>
+          <w:shd w:fill="auto" w:val="clear"/>
+        </w:rPr>
+        <w:t xml:space="preserve">, </w:t>
+      </w:r>
+      <w:r>
+        <w:rPr>
+          <w:rFonts w:ascii="Calibri" w:hAnsi="Calibri" w:cs="Calibri" w:eastAsia="Calibri"/>
+          <w:b/>
+          <w:color w:val="auto"/>
+          <w:spacing w:val="0"/>
+          <w:position w:val="0"/>
+          <w:sz w:val="24"/>
+          <w:shd w:fill="auto" w:val="clear"/>
+        </w:rPr>
+        <w:t xml:space="preserve">consenso entre modelos</w:t>
+      </w:r>
+      <w:r>
+        <w:rPr>
+          <w:rFonts w:ascii="Calibri" w:hAnsi="Calibri" w:cs="Calibri" w:eastAsia="Calibri"/>
+          <w:color w:val="auto"/>
+          <w:spacing w:val="0"/>
+          <w:position w:val="0"/>
+          <w:sz w:val="24"/>
+          <w:shd w:fill="auto" w:val="clear"/>
+        </w:rPr>
+        <w:t xml:space="preserve">, </w:t>
+      </w:r>
+      <w:r>
+        <w:rPr>
+          <w:rFonts w:ascii="Calibri" w:hAnsi="Calibri" w:cs="Calibri" w:eastAsia="Calibri"/>
+          <w:b/>
+          <w:color w:val="auto"/>
+          <w:spacing w:val="0"/>
+          <w:position w:val="0"/>
+          <w:sz w:val="24"/>
+          <w:shd w:fill="auto" w:val="clear"/>
+        </w:rPr>
+        <w:t xml:space="preserve">streaming de respostas</w:t>
+      </w:r>
+      <w:r>
+        <w:rPr>
+          <w:rFonts w:ascii="Calibri" w:hAnsi="Calibri" w:cs="Calibri" w:eastAsia="Calibri"/>
+          <w:color w:val="auto"/>
+          <w:spacing w:val="0"/>
+          <w:position w:val="0"/>
+          <w:sz w:val="24"/>
+          <w:shd w:fill="auto" w:val="clear"/>
+        </w:rPr>
+        <w:t xml:space="preserve"> e </w:t>
+      </w:r>
+      <w:r>
+        <w:rPr>
+          <w:rFonts w:ascii="Calibri" w:hAnsi="Calibri" w:cs="Calibri" w:eastAsia="Calibri"/>
+          <w:b/>
+          <w:color w:val="auto"/>
+          <w:spacing w:val="0"/>
+          <w:position w:val="0"/>
+          <w:sz w:val="24"/>
+          <w:shd w:fill="auto" w:val="clear"/>
+        </w:rPr>
+        <w:t xml:space="preserve">controle de custo por token</w:t>
+      </w:r>
+      <w:r>
+        <w:rPr>
+          <w:rFonts w:ascii="Calibri" w:hAnsi="Calibri" w:cs="Calibri" w:eastAsia="Calibri"/>
+          <w:color w:val="auto"/>
+          <w:spacing w:val="0"/>
+          <w:position w:val="0"/>
+          <w:sz w:val="24"/>
+          <w:shd w:fill="auto" w:val="clear"/>
+        </w:rPr>
+        <w:t xml:space="preserve">;</w:t>
       </w:r>
     </w:p>
     <w:p>
@@ -1065,7 +2531,122 @@
           <w:sz w:val="24"/>
           <w:shd w:fill="auto" w:val="clear"/>
         </w:rPr>
-        <w:t xml:space="preserve">Defino e evoluo a arquitetura das aplicações, com foco em escalabilidade e manutenibilidade;</w:t>
+        <w:t xml:space="preserve">Crio </w:t>
+      </w:r>
+      <w:r>
+        <w:rPr>
+          <w:rFonts w:ascii="Calibri" w:hAnsi="Calibri" w:cs="Calibri" w:eastAsia="Calibri"/>
+          <w:b/>
+          <w:color w:val="auto"/>
+          <w:spacing w:val="0"/>
+          <w:position w:val="0"/>
+          <w:sz w:val="24"/>
+          <w:shd w:fill="auto" w:val="clear"/>
+        </w:rPr>
+        <w:t xml:space="preserve">agents</w:t>
+      </w:r>
+      <w:r>
+        <w:rPr>
+          <w:rFonts w:ascii="Calibri" w:hAnsi="Calibri" w:cs="Calibri" w:eastAsia="Calibri"/>
+          <w:color w:val="auto"/>
+          <w:spacing w:val="0"/>
+          <w:position w:val="0"/>
+          <w:sz w:val="24"/>
+          <w:shd w:fill="auto" w:val="clear"/>
+        </w:rPr>
+        <w:t xml:space="preserve">, </w:t>
+      </w:r>
+      <w:r>
+        <w:rPr>
+          <w:rFonts w:ascii="Calibri" w:hAnsi="Calibri" w:cs="Calibri" w:eastAsia="Calibri"/>
+          <w:b/>
+          <w:color w:val="auto"/>
+          <w:spacing w:val="0"/>
+          <w:position w:val="0"/>
+          <w:sz w:val="24"/>
+          <w:shd w:fill="auto" w:val="clear"/>
+        </w:rPr>
+        <w:t xml:space="preserve">skills</w:t>
+      </w:r>
+      <w:r>
+        <w:rPr>
+          <w:rFonts w:ascii="Calibri" w:hAnsi="Calibri" w:cs="Calibri" w:eastAsia="Calibri"/>
+          <w:color w:val="auto"/>
+          <w:spacing w:val="0"/>
+          <w:position w:val="0"/>
+          <w:sz w:val="24"/>
+          <w:shd w:fill="auto" w:val="clear"/>
+        </w:rPr>
+        <w:t xml:space="preserve"> e </w:t>
+      </w:r>
+      <w:r>
+        <w:rPr>
+          <w:rFonts w:ascii="Calibri" w:hAnsi="Calibri" w:cs="Calibri" w:eastAsia="Calibri"/>
+          <w:b/>
+          <w:color w:val="auto"/>
+          <w:spacing w:val="0"/>
+          <w:position w:val="0"/>
+          <w:sz w:val="24"/>
+          <w:shd w:fill="auto" w:val="clear"/>
+        </w:rPr>
+        <w:t xml:space="preserve">integrações MCP</w:t>
+      </w:r>
+      <w:r>
+        <w:rPr>
+          <w:rFonts w:ascii="Calibri" w:hAnsi="Calibri" w:cs="Calibri" w:eastAsia="Calibri"/>
+          <w:color w:val="auto"/>
+          <w:spacing w:val="0"/>
+          <w:position w:val="0"/>
+          <w:sz w:val="24"/>
+          <w:shd w:fill="auto" w:val="clear"/>
+        </w:rPr>
+        <w:t xml:space="preserve"> para automatizar </w:t>
+      </w:r>
+      <w:r>
+        <w:rPr>
+          <w:rFonts w:ascii="Calibri" w:hAnsi="Calibri" w:cs="Calibri" w:eastAsia="Calibri"/>
+          <w:b/>
+          <w:color w:val="auto"/>
+          <w:spacing w:val="0"/>
+          <w:position w:val="0"/>
+          <w:sz w:val="24"/>
+          <w:shd w:fill="auto" w:val="clear"/>
+        </w:rPr>
+        <w:t xml:space="preserve">fluxos de desenvolvimento</w:t>
+      </w:r>
+      <w:r>
+        <w:rPr>
+          <w:rFonts w:ascii="Calibri" w:hAnsi="Calibri" w:cs="Calibri" w:eastAsia="Calibri"/>
+          <w:color w:val="auto"/>
+          <w:spacing w:val="0"/>
+          <w:position w:val="0"/>
+          <w:sz w:val="24"/>
+          <w:shd w:fill="auto" w:val="clear"/>
+        </w:rPr>
+        <w:t xml:space="preserve">, padronizar contexto técnico e aumentar produtividade com </w:t>
+      </w:r>
+      <w:r>
+        <w:rPr>
+          <w:rFonts w:ascii="Calibri" w:hAnsi="Calibri" w:cs="Calibri" w:eastAsia="Calibri"/>
+          <w:b/>
+          <w:color w:val="auto"/>
+          <w:spacing w:val="0"/>
+          <w:position w:val="0"/>
+          <w:sz w:val="24"/>
+          <w:shd w:fill="auto" w:val="clear"/>
+        </w:rPr>
+        <w:t xml:space="preserve">revisão humana</w:t>
+      </w:r>
+      <w:r>
+        <w:rPr>
+          <w:rFonts w:ascii="Calibri" w:hAnsi="Calibri" w:cs="Calibri" w:eastAsia="Calibri"/>
+          <w:color w:val="auto"/>
+          <w:spacing w:val="0"/>
+          <w:position w:val="0"/>
+          <w:sz w:val="24"/>
+          <w:shd w:fill="auto" w:val="clear"/>
+        </w:rPr>
+        <w:t xml:space="preserve">;</w:t>
       </w:r>
     </w:p>
     <w:p>
@@ -1095,7 +2676,99 @@
           <w:sz w:val="24"/>
           <w:shd w:fill="auto" w:val="clear"/>
         </w:rPr>
-        <w:t xml:space="preserve">Implemento APIs, integrações entre sistemas e regras de negócio;</w:t>
+        <w:t xml:space="preserve">Defino e evoluo </w:t>
+      </w:r>
+      <w:r>
+        <w:rPr>
+          <w:rFonts w:ascii="Calibri" w:hAnsi="Calibri" w:cs="Calibri" w:eastAsia="Calibri"/>
+          <w:b/>
+          <w:color w:val="auto"/>
+          <w:spacing w:val="0"/>
+          <w:position w:val="0"/>
+          <w:sz w:val="24"/>
+          <w:shd w:fill="auto" w:val="clear"/>
+        </w:rPr>
+        <w:t xml:space="preserve">arquitetura</w:t>
+      </w:r>
+      <w:r>
+        <w:rPr>
+          <w:rFonts w:ascii="Calibri" w:hAnsi="Calibri" w:cs="Calibri" w:eastAsia="Calibri"/>
+          <w:color w:val="auto"/>
+          <w:spacing w:val="0"/>
+          <w:position w:val="0"/>
+          <w:sz w:val="24"/>
+          <w:shd w:fill="auto" w:val="clear"/>
+        </w:rPr>
+        <w:t xml:space="preserve"> de aplicações com foco em </w:t>
+      </w:r>
+      <w:r>
+        <w:rPr>
+          <w:rFonts w:ascii="Calibri" w:hAnsi="Calibri" w:cs="Calibri" w:eastAsia="Calibri"/>
+          <w:b/>
+          <w:color w:val="auto"/>
+          <w:spacing w:val="0"/>
+          <w:position w:val="0"/>
+          <w:sz w:val="24"/>
+          <w:shd w:fill="auto" w:val="clear"/>
+        </w:rPr>
+        <w:t xml:space="preserve">manutenibilidade</w:t>
+      </w:r>
+      <w:r>
+        <w:rPr>
+          <w:rFonts w:ascii="Calibri" w:hAnsi="Calibri" w:cs="Calibri" w:eastAsia="Calibri"/>
+          <w:color w:val="auto"/>
+          <w:spacing w:val="0"/>
+          <w:position w:val="0"/>
+          <w:sz w:val="24"/>
+          <w:shd w:fill="auto" w:val="clear"/>
+        </w:rPr>
+        <w:t xml:space="preserve">, </w:t>
+      </w:r>
+      <w:r>
+        <w:rPr>
+          <w:rFonts w:ascii="Calibri" w:hAnsi="Calibri" w:cs="Calibri" w:eastAsia="Calibri"/>
+          <w:b/>
+          <w:color w:val="auto"/>
+          <w:spacing w:val="0"/>
+          <w:position w:val="0"/>
+          <w:sz w:val="24"/>
+          <w:shd w:fill="auto" w:val="clear"/>
+        </w:rPr>
+        <w:t xml:space="preserve">segurança</w:t>
+      </w:r>
+      <w:r>
+        <w:rPr>
+          <w:rFonts w:ascii="Calibri" w:hAnsi="Calibri" w:cs="Calibri" w:eastAsia="Calibri"/>
+          <w:color w:val="auto"/>
+          <w:spacing w:val="0"/>
+          <w:position w:val="0"/>
+          <w:sz w:val="24"/>
+          <w:shd w:fill="auto" w:val="clear"/>
+        </w:rPr>
+        <w:t xml:space="preserve">, </w:t>
+      </w:r>
+      <w:r>
+        <w:rPr>
+          <w:rFonts w:ascii="Calibri" w:hAnsi="Calibri" w:cs="Calibri" w:eastAsia="Calibri"/>
+          <w:b/>
+          <w:color w:val="auto"/>
+          <w:spacing w:val="0"/>
+          <w:position w:val="0"/>
+          <w:sz w:val="24"/>
+          <w:shd w:fill="auto" w:val="clear"/>
+        </w:rPr>
+        <w:t xml:space="preserve">performance</w:t>
+      </w:r>
+      <w:r>
+        <w:rPr>
+          <w:rFonts w:ascii="Calibri" w:hAnsi="Calibri" w:cs="Calibri" w:eastAsia="Calibri"/>
+          <w:color w:val="auto"/>
+          <w:spacing w:val="0"/>
+          <w:position w:val="0"/>
+          <w:sz w:val="24"/>
+          <w:shd w:fill="auto" w:val="clear"/>
+        </w:rPr>
+        <w:t xml:space="preserve"> e clareza de responsabilidades;</w:t>
       </w:r>
     </w:p>
     <w:p>
@@ -1125,7 +2798,122 @@
           <w:sz w:val="24"/>
           <w:shd w:fill="auto" w:val="clear"/>
         </w:rPr>
-        <w:t xml:space="preserve">Desenvolvo dashboards, interfaces e fluxos de dados para visualização de informações.</w:t>
+        <w:t xml:space="preserve">Escrevo e mantenho testes com </w:t>
+      </w:r>
+      <w:r>
+        <w:rPr>
+          <w:rFonts w:ascii="Calibri" w:hAnsi="Calibri" w:cs="Calibri" w:eastAsia="Calibri"/>
+          <w:b/>
+          <w:color w:val="auto"/>
+          <w:spacing w:val="0"/>
+          <w:position w:val="0"/>
+          <w:sz w:val="24"/>
+          <w:shd w:fill="auto" w:val="clear"/>
+        </w:rPr>
+        <w:t xml:space="preserve">Jest</w:t>
+      </w:r>
+      <w:r>
+        <w:rPr>
+          <w:rFonts w:ascii="Calibri" w:hAnsi="Calibri" w:cs="Calibri" w:eastAsia="Calibri"/>
+          <w:color w:val="auto"/>
+          <w:spacing w:val="0"/>
+          <w:position w:val="0"/>
+          <w:sz w:val="24"/>
+          <w:shd w:fill="auto" w:val="clear"/>
+        </w:rPr>
+        <w:t xml:space="preserve"> e </w:t>
+      </w:r>
+      <w:r>
+        <w:rPr>
+          <w:rFonts w:ascii="Calibri" w:hAnsi="Calibri" w:cs="Calibri" w:eastAsia="Calibri"/>
+          <w:b/>
+          <w:color w:val="auto"/>
+          <w:spacing w:val="0"/>
+          <w:position w:val="0"/>
+          <w:sz w:val="24"/>
+          <w:shd w:fill="auto" w:val="clear"/>
+        </w:rPr>
+        <w:t xml:space="preserve">supertest</w:t>
+      </w:r>
+      <w:r>
+        <w:rPr>
+          <w:rFonts w:ascii="Calibri" w:hAnsi="Calibri" w:cs="Calibri" w:eastAsia="Calibri"/>
+          <w:color w:val="auto"/>
+          <w:spacing w:val="0"/>
+          <w:position w:val="0"/>
+          <w:sz w:val="24"/>
+          <w:shd w:fill="auto" w:val="clear"/>
+        </w:rPr>
+        <w:t xml:space="preserve"> para proteger </w:t>
+      </w:r>
+      <w:r>
+        <w:rPr>
+          <w:rFonts w:ascii="Calibri" w:hAnsi="Calibri" w:cs="Calibri" w:eastAsia="Calibri"/>
+          <w:b/>
+          <w:color w:val="auto"/>
+          <w:spacing w:val="0"/>
+          <w:position w:val="0"/>
+          <w:sz w:val="24"/>
+          <w:shd w:fill="auto" w:val="clear"/>
+        </w:rPr>
+        <w:t xml:space="preserve">regras de negócio</w:t>
+      </w:r>
+      <w:r>
+        <w:rPr>
+          <w:rFonts w:ascii="Calibri" w:hAnsi="Calibri" w:cs="Calibri" w:eastAsia="Calibri"/>
+          <w:color w:val="auto"/>
+          <w:spacing w:val="0"/>
+          <w:position w:val="0"/>
+          <w:sz w:val="24"/>
+          <w:shd w:fill="auto" w:val="clear"/>
+        </w:rPr>
+        <w:t xml:space="preserve">, </w:t>
+      </w:r>
+      <w:r>
+        <w:rPr>
+          <w:rFonts w:ascii="Calibri" w:hAnsi="Calibri" w:cs="Calibri" w:eastAsia="Calibri"/>
+          <w:b/>
+          <w:color w:val="auto"/>
+          <w:spacing w:val="0"/>
+          <w:position w:val="0"/>
+          <w:sz w:val="24"/>
+          <w:shd w:fill="auto" w:val="clear"/>
+        </w:rPr>
+        <w:t xml:space="preserve">integrações</w:t>
+      </w:r>
+      <w:r>
+        <w:rPr>
+          <w:rFonts w:ascii="Calibri" w:hAnsi="Calibri" w:cs="Calibri" w:eastAsia="Calibri"/>
+          <w:color w:val="auto"/>
+          <w:spacing w:val="0"/>
+          <w:position w:val="0"/>
+          <w:sz w:val="24"/>
+          <w:shd w:fill="auto" w:val="clear"/>
+        </w:rPr>
+        <w:t xml:space="preserve"> e </w:t>
+      </w:r>
+      <w:r>
+        <w:rPr>
+          <w:rFonts w:ascii="Calibri" w:hAnsi="Calibri" w:cs="Calibri" w:eastAsia="Calibri"/>
+          <w:b/>
+          <w:color w:val="auto"/>
+          <w:spacing w:val="0"/>
+          <w:position w:val="0"/>
+          <w:sz w:val="24"/>
+          <w:shd w:fill="auto" w:val="clear"/>
+        </w:rPr>
+        <w:t xml:space="preserve">fluxos críticos</w:t>
+      </w:r>
+      <w:r>
+        <w:rPr>
+          <w:rFonts w:ascii="Calibri" w:hAnsi="Calibri" w:cs="Calibri" w:eastAsia="Calibri"/>
+          <w:color w:val="auto"/>
+          <w:spacing w:val="0"/>
+          <w:position w:val="0"/>
+          <w:sz w:val="24"/>
+          <w:shd w:fill="auto" w:val="clear"/>
+        </w:rPr>
+        <w:t xml:space="preserve"> contra regressões;</w:t>
       </w:r>
     </w:p>
     <w:p>
@@ -1155,7 +2943,191 @@
           <w:sz w:val="24"/>
           <w:shd w:fill="auto" w:val="clear"/>
         </w:rPr>
-        <w:t xml:space="preserve">Configuro e mantenho o deploy (Docker + Azure, CI/CD com GitHub Actions) e escrevo testes com Jest;</w:t>
+        <w:t xml:space="preserve">Configuro </w:t>
+      </w:r>
+      <w:r>
+        <w:rPr>
+          <w:rFonts w:ascii="Calibri" w:hAnsi="Calibri" w:cs="Calibri" w:eastAsia="Calibri"/>
+          <w:b/>
+          <w:color w:val="auto"/>
+          <w:spacing w:val="0"/>
+          <w:position w:val="0"/>
+          <w:sz w:val="24"/>
+          <w:shd w:fill="auto" w:val="clear"/>
+        </w:rPr>
+        <w:t xml:space="preserve">ambiente de desenvolvimento</w:t>
+      </w:r>
+      <w:r>
+        <w:rPr>
+          <w:rFonts w:ascii="Calibri" w:hAnsi="Calibri" w:cs="Calibri" w:eastAsia="Calibri"/>
+          <w:color w:val="auto"/>
+          <w:spacing w:val="0"/>
+          <w:position w:val="0"/>
+          <w:sz w:val="24"/>
+          <w:shd w:fill="auto" w:val="clear"/>
+        </w:rPr>
+        <w:t xml:space="preserve"> e </w:t>
+      </w:r>
+      <w:r>
+        <w:rPr>
+          <w:rFonts w:ascii="Calibri" w:hAnsi="Calibri" w:cs="Calibri" w:eastAsia="Calibri"/>
+          <w:b/>
+          <w:color w:val="auto"/>
+          <w:spacing w:val="0"/>
+          <w:position w:val="0"/>
+          <w:sz w:val="24"/>
+          <w:shd w:fill="auto" w:val="clear"/>
+        </w:rPr>
+        <w:t xml:space="preserve">deploy</w:t>
+      </w:r>
+      <w:r>
+        <w:rPr>
+          <w:rFonts w:ascii="Calibri" w:hAnsi="Calibri" w:cs="Calibri" w:eastAsia="Calibri"/>
+          <w:color w:val="auto"/>
+          <w:spacing w:val="0"/>
+          <w:position w:val="0"/>
+          <w:sz w:val="24"/>
+          <w:shd w:fill="auto" w:val="clear"/>
+        </w:rPr>
+        <w:t xml:space="preserve"> com </w:t>
+      </w:r>
+      <w:r>
+        <w:rPr>
+          <w:rFonts w:ascii="Calibri" w:hAnsi="Calibri" w:cs="Calibri" w:eastAsia="Calibri"/>
+          <w:b/>
+          <w:color w:val="auto"/>
+          <w:spacing w:val="0"/>
+          <w:position w:val="0"/>
+          <w:sz w:val="24"/>
+          <w:shd w:fill="auto" w:val="clear"/>
+        </w:rPr>
+        <w:t xml:space="preserve">Linux/WSL</w:t>
+      </w:r>
+      <w:r>
+        <w:rPr>
+          <w:rFonts w:ascii="Calibri" w:hAnsi="Calibri" w:cs="Calibri" w:eastAsia="Calibri"/>
+          <w:color w:val="auto"/>
+          <w:spacing w:val="0"/>
+          <w:position w:val="0"/>
+          <w:sz w:val="24"/>
+          <w:shd w:fill="auto" w:val="clear"/>
+        </w:rPr>
+        <w:t xml:space="preserve">, </w:t>
+      </w:r>
+      <w:r>
+        <w:rPr>
+          <w:rFonts w:ascii="Calibri" w:hAnsi="Calibri" w:cs="Calibri" w:eastAsia="Calibri"/>
+          <w:b/>
+          <w:color w:val="auto"/>
+          <w:spacing w:val="0"/>
+          <w:position w:val="0"/>
+          <w:sz w:val="24"/>
+          <w:shd w:fill="auto" w:val="clear"/>
+        </w:rPr>
+        <w:t xml:space="preserve">Docker</w:t>
+      </w:r>
+      <w:r>
+        <w:rPr>
+          <w:rFonts w:ascii="Calibri" w:hAnsi="Calibri" w:cs="Calibri" w:eastAsia="Calibri"/>
+          <w:color w:val="auto"/>
+          <w:spacing w:val="0"/>
+          <w:position w:val="0"/>
+          <w:sz w:val="24"/>
+          <w:shd w:fill="auto" w:val="clear"/>
+        </w:rPr>
+        <w:t xml:space="preserve">, </w:t>
+      </w:r>
+      <w:r>
+        <w:rPr>
+          <w:rFonts w:ascii="Calibri" w:hAnsi="Calibri" w:cs="Calibri" w:eastAsia="Calibri"/>
+          <w:b/>
+          <w:color w:val="auto"/>
+          <w:spacing w:val="0"/>
+          <w:position w:val="0"/>
+          <w:sz w:val="24"/>
+          <w:shd w:fill="auto" w:val="clear"/>
+        </w:rPr>
+        <w:t xml:space="preserve">Azure</w:t>
+      </w:r>
+      <w:r>
+        <w:rPr>
+          <w:rFonts w:ascii="Calibri" w:hAnsi="Calibri" w:cs="Calibri" w:eastAsia="Calibri"/>
+          <w:color w:val="auto"/>
+          <w:spacing w:val="0"/>
+          <w:position w:val="0"/>
+          <w:sz w:val="24"/>
+          <w:shd w:fill="auto" w:val="clear"/>
+        </w:rPr>
+        <w:t xml:space="preserve"> e </w:t>
+      </w:r>
+      <w:r>
+        <w:rPr>
+          <w:rFonts w:ascii="Calibri" w:hAnsi="Calibri" w:cs="Calibri" w:eastAsia="Calibri"/>
+          <w:b/>
+          <w:color w:val="auto"/>
+          <w:spacing w:val="0"/>
+          <w:position w:val="0"/>
+          <w:sz w:val="24"/>
+          <w:shd w:fill="auto" w:val="clear"/>
+        </w:rPr>
+        <w:t xml:space="preserve">GitHub Actions</w:t>
+      </w:r>
+      <w:r>
+        <w:rPr>
+          <w:rFonts w:ascii="Calibri" w:hAnsi="Calibri" w:cs="Calibri" w:eastAsia="Calibri"/>
+          <w:color w:val="auto"/>
+          <w:spacing w:val="0"/>
+          <w:position w:val="0"/>
+          <w:sz w:val="24"/>
+          <w:shd w:fill="auto" w:val="clear"/>
+        </w:rPr>
+        <w:t xml:space="preserve">, mantendo </w:t>
+      </w:r>
+      <w:r>
+        <w:rPr>
+          <w:rFonts w:ascii="Calibri" w:hAnsi="Calibri" w:cs="Calibri" w:eastAsia="Calibri"/>
+          <w:b/>
+          <w:color w:val="auto"/>
+          <w:spacing w:val="0"/>
+          <w:position w:val="0"/>
+          <w:sz w:val="24"/>
+          <w:shd w:fill="auto" w:val="clear"/>
+        </w:rPr>
+        <w:t xml:space="preserve">versionamento</w:t>
+      </w:r>
+      <w:r>
+        <w:rPr>
+          <w:rFonts w:ascii="Calibri" w:hAnsi="Calibri" w:cs="Calibri" w:eastAsia="Calibri"/>
+          <w:color w:val="auto"/>
+          <w:spacing w:val="0"/>
+          <w:position w:val="0"/>
+          <w:sz w:val="24"/>
+          <w:shd w:fill="auto" w:val="clear"/>
+        </w:rPr>
+        <w:t xml:space="preserve">, </w:t>
+      </w:r>
+      <w:r>
+        <w:rPr>
+          <w:rFonts w:ascii="Calibri" w:hAnsi="Calibri" w:cs="Calibri" w:eastAsia="Calibri"/>
+          <w:b/>
+          <w:color w:val="auto"/>
+          <w:spacing w:val="0"/>
+          <w:position w:val="0"/>
+          <w:sz w:val="24"/>
+          <w:shd w:fill="auto" w:val="clear"/>
+        </w:rPr>
+        <w:t xml:space="preserve">automação</w:t>
+      </w:r>
+      <w:r>
+        <w:rPr>
+          <w:rFonts w:ascii="Calibri" w:hAnsi="Calibri" w:cs="Calibri" w:eastAsia="Calibri"/>
+          <w:color w:val="auto"/>
+          <w:spacing w:val="0"/>
+          <w:position w:val="0"/>
+          <w:sz w:val="24"/>
+          <w:shd w:fill="auto" w:val="clear"/>
+        </w:rPr>
+        <w:t xml:space="preserve"> e ambientes mais previsíveis;</w:t>
       </w:r>
     </w:p>
     <w:p>
@@ -1185,7 +3157,76 @@
           <w:sz w:val="24"/>
           <w:shd w:fill="FFFFFF" w:val="clear"/>
         </w:rPr>
-        <w:t xml:space="preserve">Conduzo a evolução do produto em rituais diários com o time, priorizo o roadmap, valido novas features e aprimoro o que já está em produção;</w:t>
+        <w:t xml:space="preserve">Transformo </w:t>
+      </w:r>
+      <w:r>
+        <w:rPr>
+          <w:rFonts w:ascii="Calibri" w:hAnsi="Calibri" w:cs="Calibri" w:eastAsia="Calibri"/>
+          <w:b/>
+          <w:color w:val="auto"/>
+          <w:spacing w:val="0"/>
+          <w:position w:val="0"/>
+          <w:sz w:val="24"/>
+          <w:shd w:fill="FFFFFF" w:val="clear"/>
+        </w:rPr>
+        <w:t xml:space="preserve">requisitos de negócio</w:t>
+      </w:r>
+      <w:r>
+        <w:rPr>
+          <w:rFonts w:ascii="Calibri" w:hAnsi="Calibri" w:cs="Calibri" w:eastAsia="Calibri"/>
+          <w:color w:val="auto"/>
+          <w:spacing w:val="0"/>
+          <w:position w:val="0"/>
+          <w:sz w:val="24"/>
+          <w:shd w:fill="FFFFFF" w:val="clear"/>
+        </w:rPr>
+        <w:t xml:space="preserve"> em soluções técnicas, validando </w:t>
+      </w:r>
+      <w:r>
+        <w:rPr>
+          <w:rFonts w:ascii="Calibri" w:hAnsi="Calibri" w:cs="Calibri" w:eastAsia="Calibri"/>
+          <w:b/>
+          <w:color w:val="auto"/>
+          <w:spacing w:val="0"/>
+          <w:position w:val="0"/>
+          <w:sz w:val="24"/>
+          <w:shd w:fill="FFFFFF" w:val="clear"/>
+        </w:rPr>
+        <w:t xml:space="preserve">trade-offs</w:t>
+      </w:r>
+      <w:r>
+        <w:rPr>
+          <w:rFonts w:ascii="Calibri" w:hAnsi="Calibri" w:cs="Calibri" w:eastAsia="Calibri"/>
+          <w:color w:val="auto"/>
+          <w:spacing w:val="0"/>
+          <w:position w:val="0"/>
+          <w:sz w:val="24"/>
+          <w:shd w:fill="FFFFFF" w:val="clear"/>
+        </w:rPr>
+        <w:t xml:space="preserve">, impacto no usuário e </w:t>
+      </w:r>
+      <w:r>
+        <w:rPr>
+          <w:rFonts w:ascii="Calibri" w:hAnsi="Calibri" w:cs="Calibri" w:eastAsia="Calibri"/>
+          <w:b/>
+          <w:color w:val="auto"/>
+          <w:spacing w:val="0"/>
+          <w:position w:val="0"/>
+          <w:sz w:val="24"/>
+          <w:shd w:fill="FFFFFF" w:val="clear"/>
+        </w:rPr>
+        <w:t xml:space="preserve">custo de manutenção</w:t>
+      </w:r>
+      <w:r>
+        <w:rPr>
+          <w:rFonts w:ascii="Calibri" w:hAnsi="Calibri" w:cs="Calibri" w:eastAsia="Calibri"/>
+          <w:color w:val="auto"/>
+          <w:spacing w:val="0"/>
+          <w:position w:val="0"/>
+          <w:sz w:val="24"/>
+          <w:shd w:fill="FFFFFF" w:val="clear"/>
+        </w:rPr>
+        <w:t xml:space="preserve">;</w:t>
       </w:r>
     </w:p>
     <w:p>
@@ -1215,7 +3256,53 @@
           <w:sz w:val="24"/>
           <w:shd w:fill="auto" w:val="clear"/>
         </w:rPr>
-        <w:t xml:space="preserve">Participo das decisões técnicas do produto, avaliando trade-offs, performance e impacto a longo prazo;</w:t>
+        <w:t xml:space="preserve">Estruturo projetos, organizo repositórios, </w:t>
+      </w:r>
+      <w:r>
+        <w:rPr>
+          <w:rFonts w:ascii="Calibri" w:hAnsi="Calibri" w:cs="Calibri" w:eastAsia="Calibri"/>
+          <w:b/>
+          <w:color w:val="auto"/>
+          <w:spacing w:val="0"/>
+          <w:position w:val="0"/>
+          <w:sz w:val="24"/>
+          <w:shd w:fill="auto" w:val="clear"/>
+        </w:rPr>
+        <w:t xml:space="preserve">documento decisões técnicas</w:t>
+      </w:r>
+      <w:r>
+        <w:rPr>
+          <w:rFonts w:ascii="Calibri" w:hAnsi="Calibri" w:cs="Calibri" w:eastAsia="Calibri"/>
+          <w:color w:val="auto"/>
+          <w:spacing w:val="0"/>
+          <w:position w:val="0"/>
+          <w:sz w:val="24"/>
+          <w:shd w:fill="auto" w:val="clear"/>
+        </w:rPr>
+        <w:t xml:space="preserve"> e defino </w:t>
+      </w:r>
+      <w:r>
+        <w:rPr>
+          <w:rFonts w:ascii="Calibri" w:hAnsi="Calibri" w:cs="Calibri" w:eastAsia="Calibri"/>
+          <w:b/>
+          <w:color w:val="auto"/>
+          <w:spacing w:val="0"/>
+          <w:position w:val="0"/>
+          <w:sz w:val="24"/>
+          <w:shd w:fill="auto" w:val="clear"/>
+        </w:rPr>
+        <w:t xml:space="preserve">padrões de desenvolvimento</w:t>
+      </w:r>
+      <w:r>
+        <w:rPr>
+          <w:rFonts w:ascii="Calibri" w:hAnsi="Calibri" w:cs="Calibri" w:eastAsia="Calibri"/>
+          <w:color w:val="auto"/>
+          <w:spacing w:val="0"/>
+          <w:position w:val="0"/>
+          <w:sz w:val="24"/>
+          <w:shd w:fill="auto" w:val="clear"/>
+        </w:rPr>
+        <w:t xml:space="preserve"> para o time;</w:t>
       </w:r>
     </w:p>
     <w:p>
@@ -1245,7 +3332,30 @@
           <w:sz w:val="24"/>
           <w:shd w:fill="auto" w:val="clear"/>
         </w:rPr>
-        <w:t xml:space="preserve">Estruturo projetos, organizo repositórios e defino padrões de desenvolvimento;</w:t>
+        <w:t xml:space="preserve">Participo da priorização de </w:t>
+      </w:r>
+      <w:r>
+        <w:rPr>
+          <w:rFonts w:ascii="Calibri" w:hAnsi="Calibri" w:cs="Calibri" w:eastAsia="Calibri"/>
+          <w:b/>
+          <w:color w:val="auto"/>
+          <w:spacing w:val="0"/>
+          <w:position w:val="0"/>
+          <w:sz w:val="24"/>
+          <w:shd w:fill="auto" w:val="clear"/>
+        </w:rPr>
+        <w:t xml:space="preserve">roadmap</w:t>
+      </w:r>
+      <w:r>
+        <w:rPr>
+          <w:rFonts w:ascii="Calibri" w:hAnsi="Calibri" w:cs="Calibri" w:eastAsia="Calibri"/>
+          <w:color w:val="auto"/>
+          <w:spacing w:val="0"/>
+          <w:position w:val="0"/>
+          <w:sz w:val="24"/>
+          <w:shd w:fill="auto" w:val="clear"/>
+        </w:rPr>
+        <w:t xml:space="preserve">, validação de novas features e melhoria contínua do que já está em produção;</w:t>
       </w:r>
     </w:p>
     <w:p>
@@ -1266,17 +3376,6 @@
           <w:shd w:fill="auto" w:val="clear"/>
         </w:rPr>
       </w:pPr>
-      <w:r>
-        <w:rPr>
-          <w:rFonts w:ascii="Calibri" w:hAnsi="Calibri" w:cs="Calibri" w:eastAsia="Calibri"/>
-          <w:color w:val="auto"/>
-          <w:spacing w:val="0"/>
-          <w:position w:val="0"/>
-          <w:sz w:val="24"/>
-          <w:shd w:fill="auto" w:val="clear"/>
-        </w:rPr>
-        <w:t xml:space="preserve">Analiso requisitos e transformo necessidades de negócio em soluções técnicas;</w:t>
-      </w:r>
     </w:p>
     <w:p>
       <w:pPr>
@@ -1319,19 +3418,7 @@
           <w:sz w:val="24"/>
           <w:shd w:fill="auto" w:val="clear"/>
         </w:rPr>
-        <w:t xml:space="preserve">CONTI CONSULTORIA, Belo Horizonte - </w:t>
-      </w:r>
-      <w:r>
-        <w:rPr>
-          <w:rFonts w:ascii="Calibri" w:hAnsi="Calibri" w:cs="Calibri" w:eastAsia="Calibri"/>
-          <w:i/>
-          <w:color w:val="auto"/>
-          <w:spacing w:val="0"/>
-          <w:position w:val="0"/>
-          <w:sz w:val="24"/>
-          <w:shd w:fill="auto" w:val="clear"/>
-        </w:rPr>
-        <w:t xml:space="preserve">Assistente de Desenvolvimento</w:t>
+        <w:t xml:space="preserve">CONTI CONSULTORIA, Belo Horizonte - Assistente de Desenvolvimento</w:t>
       </w:r>
     </w:p>
     <w:p>
@@ -1358,18 +3445,7 @@
           <w:sz w:val="24"/>
           <w:shd w:fill="auto" w:val="clear"/>
         </w:rPr>
-        <w:t xml:space="preserve">Set/2024 </w:t>
-      </w:r>
-      <w:r>
-        <w:rPr>
-          <w:rFonts w:ascii="Calibri" w:hAnsi="Calibri" w:cs="Calibri" w:eastAsia="Calibri"/>
-          <w:color w:val="auto"/>
-          <w:spacing w:val="0"/>
-          <w:position w:val="0"/>
-          <w:sz w:val="24"/>
-          <w:shd w:fill="auto" w:val="clear"/>
-        </w:rPr>
-        <w:t xml:space="preserve">– Dez/2024</w:t>
+        <w:t xml:space="preserve">Set/2024 - Out/2024</w:t>
       </w:r>
     </w:p>
     <w:p>
@@ -1399,7 +3475,76 @@
           <w:sz w:val="24"/>
           <w:shd w:fill="auto" w:val="clear"/>
         </w:rPr>
-        <w:t xml:space="preserve">Prestar suporte técnico aos usuários, atuando na identificação e resolução de problemas de hardware e software;</w:t>
+        <w:t xml:space="preserve">Atuação em </w:t>
+      </w:r>
+      <w:r>
+        <w:rPr>
+          <w:rFonts w:ascii="Calibri" w:hAnsi="Calibri" w:cs="Calibri" w:eastAsia="Calibri"/>
+          <w:b/>
+          <w:color w:val="auto"/>
+          <w:spacing w:val="0"/>
+          <w:position w:val="0"/>
+          <w:sz w:val="24"/>
+          <w:shd w:fill="auto" w:val="clear"/>
+        </w:rPr>
+        <w:t xml:space="preserve">suporte técnico</w:t>
+      </w:r>
+      <w:r>
+        <w:rPr>
+          <w:rFonts w:ascii="Calibri" w:hAnsi="Calibri" w:cs="Calibri" w:eastAsia="Calibri"/>
+          <w:color w:val="auto"/>
+          <w:spacing w:val="0"/>
+          <w:position w:val="0"/>
+          <w:sz w:val="24"/>
+          <w:shd w:fill="auto" w:val="clear"/>
+        </w:rPr>
+        <w:t xml:space="preserve">, </w:t>
+      </w:r>
+      <w:r>
+        <w:rPr>
+          <w:rFonts w:ascii="Calibri" w:hAnsi="Calibri" w:cs="Calibri" w:eastAsia="Calibri"/>
+          <w:b/>
+          <w:color w:val="auto"/>
+          <w:spacing w:val="0"/>
+          <w:position w:val="0"/>
+          <w:sz w:val="24"/>
+          <w:shd w:fill="auto" w:val="clear"/>
+        </w:rPr>
+        <w:t xml:space="preserve">automação</w:t>
+      </w:r>
+      <w:r>
+        <w:rPr>
+          <w:rFonts w:ascii="Calibri" w:hAnsi="Calibri" w:cs="Calibri" w:eastAsia="Calibri"/>
+          <w:color w:val="auto"/>
+          <w:spacing w:val="0"/>
+          <w:position w:val="0"/>
+          <w:sz w:val="24"/>
+          <w:shd w:fill="auto" w:val="clear"/>
+        </w:rPr>
+        <w:t xml:space="preserve"> e melhoria de </w:t>
+      </w:r>
+      <w:r>
+        <w:rPr>
+          <w:rFonts w:ascii="Calibri" w:hAnsi="Calibri" w:cs="Calibri" w:eastAsia="Calibri"/>
+          <w:b/>
+          <w:color w:val="auto"/>
+          <w:spacing w:val="0"/>
+          <w:position w:val="0"/>
+          <w:sz w:val="24"/>
+          <w:shd w:fill="auto" w:val="clear"/>
+        </w:rPr>
+        <w:t xml:space="preserve">processos internos de TI</w:t>
+      </w:r>
+      <w:r>
+        <w:rPr>
+          <w:rFonts w:ascii="Calibri" w:hAnsi="Calibri" w:cs="Calibri" w:eastAsia="Calibri"/>
+          <w:color w:val="auto"/>
+          <w:spacing w:val="0"/>
+          <w:position w:val="0"/>
+          <w:sz w:val="24"/>
+          <w:shd w:fill="auto" w:val="clear"/>
+        </w:rPr>
+        <w:t xml:space="preserve">;</w:t>
       </w:r>
     </w:p>
     <w:p>
@@ -1429,7 +3574,53 @@
           <w:sz w:val="24"/>
           <w:shd w:fill="auto" w:val="clear"/>
         </w:rPr>
-        <w:t xml:space="preserve">Realizar acessos remotos para atendimento e suporte técnico quando necessário;</w:t>
+        <w:t xml:space="preserve">Administração e suporte em ambientes </w:t>
+      </w:r>
+      <w:r>
+        <w:rPr>
+          <w:rFonts w:ascii="Calibri" w:hAnsi="Calibri" w:cs="Calibri" w:eastAsia="Calibri"/>
+          <w:b/>
+          <w:color w:val="auto"/>
+          <w:spacing w:val="0"/>
+          <w:position w:val="0"/>
+          <w:sz w:val="24"/>
+          <w:shd w:fill="auto" w:val="clear"/>
+        </w:rPr>
+        <w:t xml:space="preserve">Office 365</w:t>
+      </w:r>
+      <w:r>
+        <w:rPr>
+          <w:rFonts w:ascii="Calibri" w:hAnsi="Calibri" w:cs="Calibri" w:eastAsia="Calibri"/>
+          <w:color w:val="auto"/>
+          <w:spacing w:val="0"/>
+          <w:position w:val="0"/>
+          <w:sz w:val="24"/>
+          <w:shd w:fill="auto" w:val="clear"/>
+        </w:rPr>
+        <w:t xml:space="preserve"> e </w:t>
+      </w:r>
+      <w:r>
+        <w:rPr>
+          <w:rFonts w:ascii="Calibri" w:hAnsi="Calibri" w:cs="Calibri" w:eastAsia="Calibri"/>
+          <w:b/>
+          <w:color w:val="auto"/>
+          <w:spacing w:val="0"/>
+          <w:position w:val="0"/>
+          <w:sz w:val="24"/>
+          <w:shd w:fill="auto" w:val="clear"/>
+        </w:rPr>
+        <w:t xml:space="preserve">Microsoft Azure</w:t>
+      </w:r>
+      <w:r>
+        <w:rPr>
+          <w:rFonts w:ascii="Calibri" w:hAnsi="Calibri" w:cs="Calibri" w:eastAsia="Calibri"/>
+          <w:color w:val="auto"/>
+          <w:spacing w:val="0"/>
+          <w:position w:val="0"/>
+          <w:sz w:val="24"/>
+          <w:shd w:fill="auto" w:val="clear"/>
+        </w:rPr>
+        <w:t xml:space="preserve">;</w:t>
       </w:r>
     </w:p>
     <w:p>
@@ -1459,7 +3650,76 @@
           <w:sz w:val="24"/>
           <w:shd w:fill="auto" w:val="clear"/>
         </w:rPr>
-        <w:t xml:space="preserve">Formatação, configuração e manutenção de máquinas e estações de trabalho;</w:t>
+        <w:t xml:space="preserve">Criação de automações com </w:t>
+      </w:r>
+      <w:r>
+        <w:rPr>
+          <w:rFonts w:ascii="Calibri" w:hAnsi="Calibri" w:cs="Calibri" w:eastAsia="Calibri"/>
+          <w:b/>
+          <w:color w:val="auto"/>
+          <w:spacing w:val="0"/>
+          <w:position w:val="0"/>
+          <w:sz w:val="24"/>
+          <w:shd w:fill="auto" w:val="clear"/>
+        </w:rPr>
+        <w:t xml:space="preserve">Microsoft Copilot</w:t>
+      </w:r>
+      <w:r>
+        <w:rPr>
+          <w:rFonts w:ascii="Calibri" w:hAnsi="Calibri" w:cs="Calibri" w:eastAsia="Calibri"/>
+          <w:color w:val="auto"/>
+          <w:spacing w:val="0"/>
+          <w:position w:val="0"/>
+          <w:sz w:val="24"/>
+          <w:shd w:fill="auto" w:val="clear"/>
+        </w:rPr>
+        <w:t xml:space="preserve"> e </w:t>
+      </w:r>
+      <w:r>
+        <w:rPr>
+          <w:rFonts w:ascii="Calibri" w:hAnsi="Calibri" w:cs="Calibri" w:eastAsia="Calibri"/>
+          <w:b/>
+          <w:color w:val="auto"/>
+          <w:spacing w:val="0"/>
+          <w:position w:val="0"/>
+          <w:sz w:val="24"/>
+          <w:shd w:fill="auto" w:val="clear"/>
+        </w:rPr>
+        <w:t xml:space="preserve">dashboards</w:t>
+      </w:r>
+      <w:r>
+        <w:rPr>
+          <w:rFonts w:ascii="Calibri" w:hAnsi="Calibri" w:cs="Calibri" w:eastAsia="Calibri"/>
+          <w:color w:val="auto"/>
+          <w:spacing w:val="0"/>
+          <w:position w:val="0"/>
+          <w:sz w:val="24"/>
+          <w:shd w:fill="auto" w:val="clear"/>
+        </w:rPr>
+        <w:t xml:space="preserve">/relatórios em </w:t>
+      </w:r>
+      <w:r>
+        <w:rPr>
+          <w:rFonts w:ascii="Calibri" w:hAnsi="Calibri" w:cs="Calibri" w:eastAsia="Calibri"/>
+          <w:b/>
+          <w:color w:val="auto"/>
+          <w:spacing w:val="0"/>
+          <w:position w:val="0"/>
+          <w:sz w:val="24"/>
+          <w:shd w:fill="auto" w:val="clear"/>
+        </w:rPr>
+        <w:t xml:space="preserve">Power BI</w:t>
+      </w:r>
+      <w:r>
+        <w:rPr>
+          <w:rFonts w:ascii="Calibri" w:hAnsi="Calibri" w:cs="Calibri" w:eastAsia="Calibri"/>
+          <w:color w:val="auto"/>
+          <w:spacing w:val="0"/>
+          <w:position w:val="0"/>
+          <w:sz w:val="24"/>
+          <w:shd w:fill="auto" w:val="clear"/>
+        </w:rPr>
+        <w:t xml:space="preserve">;</w:t>
       </w:r>
     </w:p>
     <w:p>
@@ -1489,7 +3749,53 @@
           <w:sz w:val="24"/>
           <w:shd w:fill="auto" w:val="clear"/>
         </w:rPr>
-        <w:t xml:space="preserve">Instalação, atualização e configuração de programas, softwares e drivers;</w:t>
+        <w:t xml:space="preserve">Manutenção de estações, instalação de </w:t>
+      </w:r>
+      <w:r>
+        <w:rPr>
+          <w:rFonts w:ascii="Calibri" w:hAnsi="Calibri" w:cs="Calibri" w:eastAsia="Calibri"/>
+          <w:b/>
+          <w:color w:val="auto"/>
+          <w:spacing w:val="0"/>
+          <w:position w:val="0"/>
+          <w:sz w:val="24"/>
+          <w:shd w:fill="auto" w:val="clear"/>
+        </w:rPr>
+        <w:t xml:space="preserve">softwares/drivers</w:t>
+      </w:r>
+      <w:r>
+        <w:rPr>
+          <w:rFonts w:ascii="Calibri" w:hAnsi="Calibri" w:cs="Calibri" w:eastAsia="Calibri"/>
+          <w:color w:val="auto"/>
+          <w:spacing w:val="0"/>
+          <w:position w:val="0"/>
+          <w:sz w:val="24"/>
+          <w:shd w:fill="auto" w:val="clear"/>
+        </w:rPr>
+        <w:t xml:space="preserve"> e </w:t>
+      </w:r>
+      <w:r>
+        <w:rPr>
+          <w:rFonts w:ascii="Calibri" w:hAnsi="Calibri" w:cs="Calibri" w:eastAsia="Calibri"/>
+          <w:b/>
+          <w:color w:val="auto"/>
+          <w:spacing w:val="0"/>
+          <w:position w:val="0"/>
+          <w:sz w:val="24"/>
+          <w:shd w:fill="auto" w:val="clear"/>
+        </w:rPr>
+        <w:t xml:space="preserve">atendimento remoto</w:t>
+      </w:r>
+      <w:r>
+        <w:rPr>
+          <w:rFonts w:ascii="Calibri" w:hAnsi="Calibri" w:cs="Calibri" w:eastAsia="Calibri"/>
+          <w:color w:val="auto"/>
+          <w:spacing w:val="0"/>
+          <w:position w:val="0"/>
+          <w:sz w:val="24"/>
+          <w:shd w:fill="auto" w:val="clear"/>
+        </w:rPr>
+        <w:t xml:space="preserve">;</w:t>
       </w:r>
     </w:p>
     <w:p>
@@ -1519,127 +3825,30 @@
           <w:sz w:val="24"/>
           <w:shd w:fill="auto" w:val="clear"/>
         </w:rPr>
-        <w:t xml:space="preserve">Administração e suporte em ambientes Office 365 e Microsoft Azure (painel Azure);</w:t>
-      </w:r>
-    </w:p>
-    <w:p>
-      <w:pPr>
-        <w:numPr>
-          <w:ilvl w:val="0"/>
-          <w:numId w:val="10"/>
-        </w:numPr>
-        <w:spacing w:before="0" w:after="0" w:line="276"/>
-        <w:ind w:right="0" w:left="720" w:hanging="360"/>
-        <w:jc w:val="both"/>
-        <w:rPr>
-          <w:rFonts w:ascii="Calibri" w:hAnsi="Calibri" w:cs="Calibri" w:eastAsia="Calibri"/>
-          <w:color w:val="auto"/>
-          <w:spacing w:val="0"/>
-          <w:position w:val="0"/>
-          <w:sz w:val="24"/>
-          <w:shd w:fill="auto" w:val="clear"/>
-        </w:rPr>
-      </w:pPr>
-      <w:r>
-        <w:rPr>
-          <w:rFonts w:ascii="Calibri" w:hAnsi="Calibri" w:cs="Calibri" w:eastAsia="Calibri"/>
-          <w:color w:val="auto"/>
-          <w:spacing w:val="0"/>
-          <w:position w:val="0"/>
-          <w:sz w:val="24"/>
-          <w:shd w:fill="auto" w:val="clear"/>
-        </w:rPr>
-        <w:t xml:space="preserve">Organização e criação de automações utilizando Microsoft Copilot;</w:t>
-      </w:r>
-    </w:p>
-    <w:p>
-      <w:pPr>
-        <w:numPr>
-          <w:ilvl w:val="0"/>
-          <w:numId w:val="10"/>
-        </w:numPr>
-        <w:spacing w:before="0" w:after="0" w:line="276"/>
-        <w:ind w:right="0" w:left="720" w:hanging="360"/>
-        <w:jc w:val="both"/>
-        <w:rPr>
-          <w:rFonts w:ascii="Calibri" w:hAnsi="Calibri" w:cs="Calibri" w:eastAsia="Calibri"/>
-          <w:color w:val="auto"/>
-          <w:spacing w:val="0"/>
-          <w:position w:val="0"/>
-          <w:sz w:val="24"/>
-          <w:shd w:fill="auto" w:val="clear"/>
-        </w:rPr>
-      </w:pPr>
-      <w:r>
-        <w:rPr>
-          <w:rFonts w:ascii="Calibri" w:hAnsi="Calibri" w:cs="Calibri" w:eastAsia="Calibri"/>
-          <w:color w:val="auto"/>
-          <w:spacing w:val="0"/>
-          <w:position w:val="0"/>
-          <w:sz w:val="24"/>
-          <w:shd w:fill="auto" w:val="clear"/>
-        </w:rPr>
-        <w:t xml:space="preserve">Criação e manutenção de dashboards e relatórios utilizando Power BI;</w:t>
-      </w:r>
-    </w:p>
-    <w:p>
-      <w:pPr>
-        <w:numPr>
-          <w:ilvl w:val="0"/>
-          <w:numId w:val="10"/>
-        </w:numPr>
-        <w:spacing w:before="0" w:after="0" w:line="276"/>
-        <w:ind w:right="0" w:left="720" w:hanging="360"/>
-        <w:jc w:val="both"/>
-        <w:rPr>
-          <w:rFonts w:ascii="Calibri" w:hAnsi="Calibri" w:cs="Calibri" w:eastAsia="Calibri"/>
-          <w:color w:val="auto"/>
-          <w:spacing w:val="0"/>
-          <w:position w:val="0"/>
-          <w:sz w:val="24"/>
-          <w:shd w:fill="auto" w:val="clear"/>
-        </w:rPr>
-      </w:pPr>
-      <w:r>
-        <w:rPr>
-          <w:rFonts w:ascii="Calibri" w:hAnsi="Calibri" w:cs="Calibri" w:eastAsia="Calibri"/>
-          <w:color w:val="auto"/>
-          <w:spacing w:val="0"/>
-          <w:position w:val="0"/>
-          <w:sz w:val="24"/>
-          <w:shd w:fill="auto" w:val="clear"/>
-        </w:rPr>
-        <w:t xml:space="preserve">Análise de processos internos, com foco em otimização, automação e melhoria contínua das rotinas de TI;</w:t>
-      </w:r>
-    </w:p>
-    <w:p>
-      <w:pPr>
-        <w:numPr>
-          <w:ilvl w:val="0"/>
-          <w:numId w:val="10"/>
-        </w:numPr>
-        <w:spacing w:before="0" w:after="0" w:line="276"/>
-        <w:ind w:right="0" w:left="720" w:hanging="360"/>
-        <w:jc w:val="both"/>
-        <w:rPr>
-          <w:rFonts w:ascii="Calibri" w:hAnsi="Calibri" w:cs="Calibri" w:eastAsia="Calibri"/>
-          <w:color w:val="auto"/>
-          <w:spacing w:val="0"/>
-          <w:position w:val="0"/>
-          <w:sz w:val="24"/>
-          <w:shd w:fill="auto" w:val="clear"/>
-        </w:rPr>
-      </w:pPr>
-      <w:r>
-        <w:rPr>
-          <w:rFonts w:ascii="Calibri" w:hAnsi="Calibri" w:cs="Calibri" w:eastAsia="Calibri"/>
-          <w:color w:val="auto"/>
-          <w:spacing w:val="0"/>
-          <w:position w:val="0"/>
-          <w:sz w:val="24"/>
-          <w:shd w:fill="auto" w:val="clear"/>
-        </w:rPr>
-        <w:t xml:space="preserve">Apoio na organização de processos internos de TI e documentação técnica.</w:t>
+        <w:t xml:space="preserve">Apoio à </w:t>
+      </w:r>
+      <w:r>
+        <w:rPr>
+          <w:rFonts w:ascii="Calibri" w:hAnsi="Calibri" w:cs="Calibri" w:eastAsia="Calibri"/>
+          <w:b/>
+          <w:color w:val="auto"/>
+          <w:spacing w:val="0"/>
+          <w:position w:val="0"/>
+          <w:sz w:val="24"/>
+          <w:shd w:fill="auto" w:val="clear"/>
+        </w:rPr>
+        <w:t xml:space="preserve">documentação técnica</w:t>
+      </w:r>
+      <w:r>
+        <w:rPr>
+          <w:rFonts w:ascii="Calibri" w:hAnsi="Calibri" w:cs="Calibri" w:eastAsia="Calibri"/>
+          <w:color w:val="auto"/>
+          <w:spacing w:val="0"/>
+          <w:position w:val="0"/>
+          <w:sz w:val="24"/>
+          <w:shd w:fill="auto" w:val="clear"/>
+        </w:rPr>
+        <w:t xml:space="preserve"> e organização de processos internos.</w:t>
       </w:r>
     </w:p>
     <w:p>
@@ -1683,19 +3892,7 @@
           <w:sz w:val="24"/>
           <w:shd w:fill="auto" w:val="clear"/>
         </w:rPr>
-        <w:t xml:space="preserve">NATTIVE TECNOLOGIAS, Belo Horizonte - </w:t>
-      </w:r>
-      <w:r>
-        <w:rPr>
-          <w:rFonts w:ascii="Calibri" w:hAnsi="Calibri" w:cs="Calibri" w:eastAsia="Calibri"/>
-          <w:i/>
-          <w:color w:val="auto"/>
-          <w:spacing w:val="0"/>
-          <w:position w:val="0"/>
-          <w:sz w:val="24"/>
-          <w:shd w:fill="auto" w:val="clear"/>
-        </w:rPr>
-        <w:t xml:space="preserve">Estagiário de Help Desk</w:t>
+        <w:t xml:space="preserve">NATTIVE TECNOLOGIA, Belo Horizonte - Estagiário de TI</w:t>
       </w:r>
     </w:p>
     <w:p>
@@ -1721,29 +3918,7 @@
           <w:sz w:val="24"/>
           <w:shd w:fill="auto" w:val="clear"/>
         </w:rPr>
-        <w:t xml:space="preserve">Set/2023 </w:t>
-      </w:r>
-      <w:r>
-        <w:rPr>
-          <w:rFonts w:ascii="Calibri" w:hAnsi="Calibri" w:cs="Calibri" w:eastAsia="Calibri"/>
-          <w:color w:val="000000"/>
-          <w:spacing w:val="0"/>
-          <w:position w:val="0"/>
-          <w:sz w:val="24"/>
-          <w:shd w:fill="auto" w:val="clear"/>
-        </w:rPr>
-        <w:t xml:space="preserve">– </w:t>
-      </w:r>
-      <w:r>
-        <w:rPr>
-          <w:rFonts w:ascii="Calibri" w:hAnsi="Calibri" w:cs="Calibri" w:eastAsia="Calibri"/>
-          <w:color w:val="auto"/>
-          <w:spacing w:val="0"/>
-          <w:position w:val="0"/>
-          <w:sz w:val="24"/>
-          <w:shd w:fill="auto" w:val="clear"/>
-        </w:rPr>
-        <w:t xml:space="preserve">Set/2024</w:t>
+        <w:t xml:space="preserve">Set/2023 - Set/2024</w:t>
       </w:r>
     </w:p>
     <w:p>
@@ -1795,13 +3970,71 @@
       <w:r>
         <w:rPr>
           <w:rFonts w:ascii="Calibri" w:hAnsi="Calibri" w:cs="Calibri" w:eastAsia="Calibri"/>
-          <w:color w:val="auto"/>
-          <w:spacing w:val="0"/>
-          <w:position w:val="0"/>
-          <w:sz w:val="24"/>
-          <w:shd w:fill="auto" w:val="clear"/>
-        </w:rPr>
-        <w:t xml:space="preserve">Prestar suporte técnico remoto e presencial;</w:t>
+          <w:b/>
+          <w:color w:val="auto"/>
+          <w:spacing w:val="0"/>
+          <w:position w:val="0"/>
+          <w:sz w:val="24"/>
+          <w:shd w:fill="auto" w:val="clear"/>
+        </w:rPr>
+        <w:t xml:space="preserve">Suporte técnico</w:t>
+      </w:r>
+      <w:r>
+        <w:rPr>
+          <w:rFonts w:ascii="Calibri" w:hAnsi="Calibri" w:cs="Calibri" w:eastAsia="Calibri"/>
+          <w:color w:val="auto"/>
+          <w:spacing w:val="0"/>
+          <w:position w:val="0"/>
+          <w:sz w:val="24"/>
+          <w:shd w:fill="auto" w:val="clear"/>
+        </w:rPr>
+        <w:t xml:space="preserve"> remoto e presencial a usuários, com </w:t>
+      </w:r>
+      <w:r>
+        <w:rPr>
+          <w:rFonts w:ascii="Calibri" w:hAnsi="Calibri" w:cs="Calibri" w:eastAsia="Calibri"/>
+          <w:b/>
+          <w:color w:val="auto"/>
+          <w:spacing w:val="0"/>
+          <w:position w:val="0"/>
+          <w:sz w:val="24"/>
+          <w:shd w:fill="auto" w:val="clear"/>
+        </w:rPr>
+        <w:t xml:space="preserve">gestão de chamados</w:t>
+      </w:r>
+      <w:r>
+        <w:rPr>
+          <w:rFonts w:ascii="Calibri" w:hAnsi="Calibri" w:cs="Calibri" w:eastAsia="Calibri"/>
+          <w:color w:val="auto"/>
+          <w:spacing w:val="0"/>
+          <w:position w:val="0"/>
+          <w:sz w:val="24"/>
+          <w:shd w:fill="auto" w:val="clear"/>
+        </w:rPr>
+        <w:t xml:space="preserve"> e </w:t>
+      </w:r>
+      <w:r>
+        <w:rPr>
+          <w:rFonts w:ascii="Calibri" w:hAnsi="Calibri" w:cs="Calibri" w:eastAsia="Calibri"/>
+          <w:b/>
+          <w:color w:val="auto"/>
+          <w:spacing w:val="0"/>
+          <w:position w:val="0"/>
+          <w:sz w:val="24"/>
+          <w:shd w:fill="auto" w:val="clear"/>
+        </w:rPr>
+        <w:t xml:space="preserve">acessos remotos</w:t>
+      </w:r>
+      <w:r>
+        <w:rPr>
+          <w:rFonts w:ascii="Calibri" w:hAnsi="Calibri" w:cs="Calibri" w:eastAsia="Calibri"/>
+          <w:color w:val="auto"/>
+          <w:spacing w:val="0"/>
+          <w:position w:val="0"/>
+          <w:sz w:val="24"/>
+          <w:shd w:fill="auto" w:val="clear"/>
+        </w:rPr>
+        <w:t xml:space="preserve">;</w:t>
       </w:r>
     </w:p>
     <w:p>
@@ -1831,7 +4064,53 @@
           <w:sz w:val="24"/>
           <w:shd w:fill="auto" w:val="clear"/>
         </w:rPr>
-        <w:t xml:space="preserve">Realizar acesso remoto via Logmein, Anydesk, Teamviewer;</w:t>
+        <w:t xml:space="preserve">Configuração e manutenção de estações, softwares, antivírus, </w:t>
+      </w:r>
+      <w:r>
+        <w:rPr>
+          <w:rFonts w:ascii="Calibri" w:hAnsi="Calibri" w:cs="Calibri" w:eastAsia="Calibri"/>
+          <w:b/>
+          <w:color w:val="auto"/>
+          <w:spacing w:val="0"/>
+          <w:position w:val="0"/>
+          <w:sz w:val="24"/>
+          <w:shd w:fill="auto" w:val="clear"/>
+        </w:rPr>
+        <w:t xml:space="preserve">redes</w:t>
+      </w:r>
+      <w:r>
+        <w:rPr>
+          <w:rFonts w:ascii="Calibri" w:hAnsi="Calibri" w:cs="Calibri" w:eastAsia="Calibri"/>
+          <w:color w:val="auto"/>
+          <w:spacing w:val="0"/>
+          <w:position w:val="0"/>
+          <w:sz w:val="24"/>
+          <w:shd w:fill="auto" w:val="clear"/>
+        </w:rPr>
+        <w:t xml:space="preserve"> e </w:t>
+      </w:r>
+      <w:r>
+        <w:rPr>
+          <w:rFonts w:ascii="Calibri" w:hAnsi="Calibri" w:cs="Calibri" w:eastAsia="Calibri"/>
+          <w:b/>
+          <w:color w:val="auto"/>
+          <w:spacing w:val="0"/>
+          <w:position w:val="0"/>
+          <w:sz w:val="24"/>
+          <w:shd w:fill="auto" w:val="clear"/>
+        </w:rPr>
+        <w:t xml:space="preserve">VPN</w:t>
+      </w:r>
+      <w:r>
+        <w:rPr>
+          <w:rFonts w:ascii="Calibri" w:hAnsi="Calibri" w:cs="Calibri" w:eastAsia="Calibri"/>
+          <w:color w:val="auto"/>
+          <w:spacing w:val="0"/>
+          <w:position w:val="0"/>
+          <w:sz w:val="24"/>
+          <w:shd w:fill="auto" w:val="clear"/>
+        </w:rPr>
+        <w:t xml:space="preserve">;</w:t>
       </w:r>
     </w:p>
     <w:p>
@@ -1861,7 +4140,122 @@
           <w:sz w:val="24"/>
           <w:shd w:fill="auto" w:val="clear"/>
         </w:rPr>
-        <w:t xml:space="preserve">Utilização do painel do Logmein;</w:t>
+        <w:t xml:space="preserve">Suporte a ambientes </w:t>
+      </w:r>
+      <w:r>
+        <w:rPr>
+          <w:rFonts w:ascii="Calibri" w:hAnsi="Calibri" w:cs="Calibri" w:eastAsia="Calibri"/>
+          <w:b/>
+          <w:color w:val="auto"/>
+          <w:spacing w:val="0"/>
+          <w:position w:val="0"/>
+          <w:sz w:val="24"/>
+          <w:shd w:fill="auto" w:val="clear"/>
+        </w:rPr>
+        <w:t xml:space="preserve">Office 365</w:t>
+      </w:r>
+      <w:r>
+        <w:rPr>
+          <w:rFonts w:ascii="Calibri" w:hAnsi="Calibri" w:cs="Calibri" w:eastAsia="Calibri"/>
+          <w:color w:val="auto"/>
+          <w:spacing w:val="0"/>
+          <w:position w:val="0"/>
+          <w:sz w:val="24"/>
+          <w:shd w:fill="auto" w:val="clear"/>
+        </w:rPr>
+        <w:t xml:space="preserve">, </w:t>
+      </w:r>
+      <w:r>
+        <w:rPr>
+          <w:rFonts w:ascii="Calibri" w:hAnsi="Calibri" w:cs="Calibri" w:eastAsia="Calibri"/>
+          <w:b/>
+          <w:color w:val="auto"/>
+          <w:spacing w:val="0"/>
+          <w:position w:val="0"/>
+          <w:sz w:val="24"/>
+          <w:shd w:fill="auto" w:val="clear"/>
+        </w:rPr>
+        <w:t xml:space="preserve">LogMeIn</w:t>
+      </w:r>
+      <w:r>
+        <w:rPr>
+          <w:rFonts w:ascii="Calibri" w:hAnsi="Calibri" w:cs="Calibri" w:eastAsia="Calibri"/>
+          <w:color w:val="auto"/>
+          <w:spacing w:val="0"/>
+          <w:position w:val="0"/>
+          <w:sz w:val="24"/>
+          <w:shd w:fill="auto" w:val="clear"/>
+        </w:rPr>
+        <w:t xml:space="preserve">, </w:t>
+      </w:r>
+      <w:r>
+        <w:rPr>
+          <w:rFonts w:ascii="Calibri" w:hAnsi="Calibri" w:cs="Calibri" w:eastAsia="Calibri"/>
+          <w:b/>
+          <w:color w:val="auto"/>
+          <w:spacing w:val="0"/>
+          <w:position w:val="0"/>
+          <w:sz w:val="24"/>
+          <w:shd w:fill="auto" w:val="clear"/>
+        </w:rPr>
+        <w:t xml:space="preserve">AnyDesk</w:t>
+      </w:r>
+      <w:r>
+        <w:rPr>
+          <w:rFonts w:ascii="Calibri" w:hAnsi="Calibri" w:cs="Calibri" w:eastAsia="Calibri"/>
+          <w:color w:val="auto"/>
+          <w:spacing w:val="0"/>
+          <w:position w:val="0"/>
+          <w:sz w:val="24"/>
+          <w:shd w:fill="auto" w:val="clear"/>
+        </w:rPr>
+        <w:t xml:space="preserve">, </w:t>
+      </w:r>
+      <w:r>
+        <w:rPr>
+          <w:rFonts w:ascii="Calibri" w:hAnsi="Calibri" w:cs="Calibri" w:eastAsia="Calibri"/>
+          <w:b/>
+          <w:color w:val="auto"/>
+          <w:spacing w:val="0"/>
+          <w:position w:val="0"/>
+          <w:sz w:val="24"/>
+          <w:shd w:fill="auto" w:val="clear"/>
+        </w:rPr>
+        <w:t xml:space="preserve">TeamViewer</w:t>
+      </w:r>
+      <w:r>
+        <w:rPr>
+          <w:rFonts w:ascii="Calibri" w:hAnsi="Calibri" w:cs="Calibri" w:eastAsia="Calibri"/>
+          <w:color w:val="auto"/>
+          <w:spacing w:val="0"/>
+          <w:position w:val="0"/>
+          <w:sz w:val="24"/>
+          <w:shd w:fill="auto" w:val="clear"/>
+        </w:rPr>
+        <w:t xml:space="preserve"> e painel </w:t>
+      </w:r>
+      <w:r>
+        <w:rPr>
+          <w:rFonts w:ascii="Calibri" w:hAnsi="Calibri" w:cs="Calibri" w:eastAsia="Calibri"/>
+          <w:b/>
+          <w:color w:val="auto"/>
+          <w:spacing w:val="0"/>
+          <w:position w:val="0"/>
+          <w:sz w:val="24"/>
+          <w:shd w:fill="auto" w:val="clear"/>
+        </w:rPr>
+        <w:t xml:space="preserve">Azure</w:t>
+      </w:r>
+      <w:r>
+        <w:rPr>
+          <w:rFonts w:ascii="Calibri" w:hAnsi="Calibri" w:cs="Calibri" w:eastAsia="Calibri"/>
+          <w:color w:val="auto"/>
+          <w:spacing w:val="0"/>
+          <w:position w:val="0"/>
+          <w:sz w:val="24"/>
+          <w:shd w:fill="auto" w:val="clear"/>
+        </w:rPr>
+        <w:t xml:space="preserve">;</w:t>
       </w:r>
     </w:p>
     <w:p>
@@ -1891,7 +4285,53 @@
           <w:sz w:val="24"/>
           <w:shd w:fill="auto" w:val="clear"/>
         </w:rPr>
-        <w:t xml:space="preserve">Formatação de máquinas;</w:t>
+        <w:t xml:space="preserve">Experiência inicial com banco de dados </w:t>
+      </w:r>
+      <w:r>
+        <w:rPr>
+          <w:rFonts w:ascii="Calibri" w:hAnsi="Calibri" w:cs="Calibri" w:eastAsia="Calibri"/>
+          <w:b/>
+          <w:color w:val="auto"/>
+          <w:spacing w:val="0"/>
+          <w:position w:val="0"/>
+          <w:sz w:val="24"/>
+          <w:shd w:fill="auto" w:val="clear"/>
+        </w:rPr>
+        <w:t xml:space="preserve">SQL</w:t>
+      </w:r>
+      <w:r>
+        <w:rPr>
+          <w:rFonts w:ascii="Calibri" w:hAnsi="Calibri" w:cs="Calibri" w:eastAsia="Calibri"/>
+          <w:color w:val="auto"/>
+          <w:spacing w:val="0"/>
+          <w:position w:val="0"/>
+          <w:sz w:val="24"/>
+          <w:shd w:fill="auto" w:val="clear"/>
+        </w:rPr>
+        <w:t xml:space="preserve"> em rotinas de </w:t>
+      </w:r>
+      <w:r>
+        <w:rPr>
+          <w:rFonts w:ascii="Calibri" w:hAnsi="Calibri" w:cs="Calibri" w:eastAsia="Calibri"/>
+          <w:b/>
+          <w:color w:val="auto"/>
+          <w:spacing w:val="0"/>
+          <w:position w:val="0"/>
+          <w:sz w:val="24"/>
+          <w:shd w:fill="auto" w:val="clear"/>
+        </w:rPr>
+        <w:t xml:space="preserve">suporte e diagnóstico</w:t>
+      </w:r>
+      <w:r>
+        <w:rPr>
+          <w:rFonts w:ascii="Calibri" w:hAnsi="Calibri" w:cs="Calibri" w:eastAsia="Calibri"/>
+          <w:color w:val="auto"/>
+          <w:spacing w:val="0"/>
+          <w:position w:val="0"/>
+          <w:sz w:val="24"/>
+          <w:shd w:fill="auto" w:val="clear"/>
+        </w:rPr>
+        <w:t xml:space="preserve">;</w:t>
       </w:r>
     </w:p>
     <w:p>
@@ -1921,14 +4361,126 @@
           <w:sz w:val="24"/>
           <w:shd w:fill="auto" w:val="clear"/>
         </w:rPr>
-        <w:t xml:space="preserve">Instalação de programas, softwares e drives;</w:t>
+        <w:t xml:space="preserve">Manutenção, limpeza e montagem de máquinas.</w:t>
+      </w:r>
+    </w:p>
+    <w:p>
+      <w:pPr>
+        <w:spacing w:before="0" w:after="0" w:line="240"/>
+        <w:ind w:right="0" w:left="0" w:firstLine="0"/>
+        <w:jc w:val="left"/>
+        <w:rPr>
+          <w:rFonts w:ascii="Calibri" w:hAnsi="Calibri" w:cs="Calibri" w:eastAsia="Calibri"/>
+          <w:color w:val="auto"/>
+          <w:spacing w:val="0"/>
+          <w:position w:val="0"/>
+          <w:sz w:val="24"/>
+          <w:shd w:fill="auto" w:val="clear"/>
+        </w:rPr>
+      </w:pPr>
+    </w:p>
+    <w:p>
+      <w:pPr>
+        <w:spacing w:before="0" w:after="0" w:line="240"/>
+        <w:ind w:right="0" w:left="720" w:firstLine="0"/>
+        <w:jc w:val="left"/>
+        <w:rPr>
+          <w:rFonts w:ascii="Calibri" w:hAnsi="Calibri" w:cs="Calibri" w:eastAsia="Calibri"/>
+          <w:color w:val="auto"/>
+          <w:spacing w:val="0"/>
+          <w:position w:val="0"/>
+          <w:sz w:val="24"/>
+          <w:shd w:fill="auto" w:val="clear"/>
+        </w:rPr>
+      </w:pPr>
+    </w:p>
+    <w:p>
+      <w:pPr>
+        <w:spacing w:before="0" w:after="0" w:line="240"/>
+        <w:ind w:right="0" w:left="0" w:firstLine="0"/>
+        <w:jc w:val="left"/>
+        <w:rPr>
+          <w:rFonts w:ascii="Calibri" w:hAnsi="Calibri" w:cs="Calibri" w:eastAsia="Calibri"/>
+          <w:i/>
+          <w:color w:val="auto"/>
+          <w:spacing w:val="0"/>
+          <w:position w:val="0"/>
+          <w:sz w:val="24"/>
+          <w:shd w:fill="auto" w:val="clear"/>
+        </w:rPr>
+      </w:pPr>
+      <w:r>
+        <w:rPr>
+          <w:rFonts w:ascii="Calibri" w:hAnsi="Calibri" w:cs="Calibri" w:eastAsia="Calibri"/>
+          <w:b/>
+          <w:color w:val="auto"/>
+          <w:spacing w:val="0"/>
+          <w:position w:val="0"/>
+          <w:sz w:val="24"/>
+          <w:shd w:fill="auto" w:val="clear"/>
+        </w:rPr>
+        <w:t xml:space="preserve">RTI SOLUÇÕES INTELIGENTES, Belo Horizonte - Suporte Técnico</w:t>
+      </w:r>
+    </w:p>
+    <w:p>
+      <w:pPr>
+        <w:spacing w:before="0" w:after="0" w:line="276"/>
+        <w:ind w:right="0" w:left="0" w:firstLine="0"/>
+        <w:jc w:val="both"/>
+        <w:rPr>
+          <w:rFonts w:ascii="Calibri" w:hAnsi="Calibri" w:cs="Calibri" w:eastAsia="Calibri"/>
+          <w:color w:val="auto"/>
+          <w:spacing w:val="0"/>
+          <w:position w:val="0"/>
+          <w:sz w:val="24"/>
+          <w:shd w:fill="auto" w:val="clear"/>
+        </w:rPr>
+      </w:pPr>
+      <w:r>
+        <w:rPr>
+          <w:rFonts w:ascii="Calibri" w:hAnsi="Calibri" w:cs="Calibri" w:eastAsia="Calibri"/>
+          <w:color w:val="auto"/>
+          <w:spacing w:val="0"/>
+          <w:position w:val="0"/>
+          <w:sz w:val="24"/>
+          <w:shd w:fill="auto" w:val="clear"/>
+        </w:rPr>
+        <w:t xml:space="preserve">Jan/2023 - Set/2023</w:t>
+      </w:r>
+    </w:p>
+    <w:p>
+      <w:pPr>
+        <w:spacing w:before="0" w:after="160" w:line="276"/>
+        <w:ind w:right="0" w:left="0" w:firstLine="0"/>
+        <w:jc w:val="both"/>
+        <w:rPr>
+          <w:rFonts w:ascii="Calibri" w:hAnsi="Calibri" w:cs="Calibri" w:eastAsia="Calibri"/>
+          <w:b/>
+          <w:color w:val="000000"/>
+          <w:spacing w:val="0"/>
+          <w:position w:val="0"/>
+          <w:sz w:val="24"/>
+          <w:shd w:fill="auto" w:val="clear"/>
+        </w:rPr>
+      </w:pPr>
+      <w:r>
+        <w:rPr>
+          <w:rFonts w:ascii="Calibri" w:hAnsi="Calibri" w:cs="Calibri" w:eastAsia="Calibri"/>
+          <w:b/>
+          <w:color w:val="000000"/>
+          <w:spacing w:val="0"/>
+          <w:position w:val="0"/>
+          <w:sz w:val="24"/>
+          <w:shd w:fill="auto" w:val="clear"/>
+        </w:rPr>
+        <w:t xml:space="preserve">Atividades:</w:t>
       </w:r>
     </w:p>
     <w:p>
       <w:pPr>
         <w:numPr>
           <w:ilvl w:val="0"/>
-          <w:numId w:val="13"/>
+          <w:numId w:val="19"/>
         </w:numPr>
         <w:spacing w:before="0" w:after="0" w:line="240"/>
         <w:ind w:right="0" w:left="720" w:hanging="360"/>
@@ -1945,20 +4497,78 @@
       <w:r>
         <w:rPr>
           <w:rFonts w:ascii="Calibri" w:hAnsi="Calibri" w:cs="Calibri" w:eastAsia="Calibri"/>
-          <w:color w:val="auto"/>
-          <w:spacing w:val="0"/>
-          <w:position w:val="0"/>
-          <w:sz w:val="24"/>
-          <w:shd w:fill="auto" w:val="clear"/>
-        </w:rPr>
-        <w:t xml:space="preserve">Office 365;</w:t>
+          <w:b/>
+          <w:color w:val="auto"/>
+          <w:spacing w:val="0"/>
+          <w:position w:val="0"/>
+          <w:sz w:val="24"/>
+          <w:shd w:fill="auto" w:val="clear"/>
+        </w:rPr>
+        <w:t xml:space="preserve">Suporte técnico</w:t>
+      </w:r>
+      <w:r>
+        <w:rPr>
+          <w:rFonts w:ascii="Calibri" w:hAnsi="Calibri" w:cs="Calibri" w:eastAsia="Calibri"/>
+          <w:color w:val="auto"/>
+          <w:spacing w:val="0"/>
+          <w:position w:val="0"/>
+          <w:sz w:val="24"/>
+          <w:shd w:fill="auto" w:val="clear"/>
+        </w:rPr>
+        <w:t xml:space="preserve"> a clientes com </w:t>
+      </w:r>
+      <w:r>
+        <w:rPr>
+          <w:rFonts w:ascii="Calibri" w:hAnsi="Calibri" w:cs="Calibri" w:eastAsia="Calibri"/>
+          <w:b/>
+          <w:color w:val="auto"/>
+          <w:spacing w:val="0"/>
+          <w:position w:val="0"/>
+          <w:sz w:val="24"/>
+          <w:shd w:fill="auto" w:val="clear"/>
+        </w:rPr>
+        <w:t xml:space="preserve">atendimento remoto</w:t>
+      </w:r>
+      <w:r>
+        <w:rPr>
+          <w:rFonts w:ascii="Calibri" w:hAnsi="Calibri" w:cs="Calibri" w:eastAsia="Calibri"/>
+          <w:color w:val="auto"/>
+          <w:spacing w:val="0"/>
+          <w:position w:val="0"/>
+          <w:sz w:val="24"/>
+          <w:shd w:fill="auto" w:val="clear"/>
+        </w:rPr>
+        <w:t xml:space="preserve"> e resolução de </w:t>
+      </w:r>
+      <w:r>
+        <w:rPr>
+          <w:rFonts w:ascii="Calibri" w:hAnsi="Calibri" w:cs="Calibri" w:eastAsia="Calibri"/>
+          <w:b/>
+          <w:color w:val="auto"/>
+          <w:spacing w:val="0"/>
+          <w:position w:val="0"/>
+          <w:sz w:val="24"/>
+          <w:shd w:fill="auto" w:val="clear"/>
+        </w:rPr>
+        <w:t xml:space="preserve">demandas operacionais</w:t>
+      </w:r>
+      <w:r>
+        <w:rPr>
+          <w:rFonts w:ascii="Calibri" w:hAnsi="Calibri" w:cs="Calibri" w:eastAsia="Calibri"/>
+          <w:color w:val="auto"/>
+          <w:spacing w:val="0"/>
+          <w:position w:val="0"/>
+          <w:sz w:val="24"/>
+          <w:shd w:fill="auto" w:val="clear"/>
+        </w:rPr>
+        <w:t xml:space="preserve">;</w:t>
       </w:r>
     </w:p>
     <w:p>
       <w:pPr>
         <w:numPr>
           <w:ilvl w:val="0"/>
-          <w:numId w:val="13"/>
+          <w:numId w:val="19"/>
         </w:numPr>
         <w:spacing w:before="0" w:after="0" w:line="240"/>
         <w:ind w:right="0" w:left="720" w:hanging="360"/>
@@ -1981,14 +4591,83 @@
           <w:sz w:val="24"/>
           <w:shd w:fill="auto" w:val="clear"/>
         </w:rPr>
-        <w:t xml:space="preserve">Instalação de antivírus Sophos e Logmein AV;</w:t>
+        <w:t xml:space="preserve">Instalação e configuração de softwares, </w:t>
+      </w:r>
+      <w:r>
+        <w:rPr>
+          <w:rFonts w:ascii="Calibri" w:hAnsi="Calibri" w:cs="Calibri" w:eastAsia="Calibri"/>
+          <w:b/>
+          <w:color w:val="auto"/>
+          <w:spacing w:val="0"/>
+          <w:position w:val="0"/>
+          <w:sz w:val="24"/>
+          <w:shd w:fill="auto" w:val="clear"/>
+        </w:rPr>
+        <w:t xml:space="preserve">drivers</w:t>
+      </w:r>
+      <w:r>
+        <w:rPr>
+          <w:rFonts w:ascii="Calibri" w:hAnsi="Calibri" w:cs="Calibri" w:eastAsia="Calibri"/>
+          <w:color w:val="auto"/>
+          <w:spacing w:val="0"/>
+          <w:position w:val="0"/>
+          <w:sz w:val="24"/>
+          <w:shd w:fill="auto" w:val="clear"/>
+        </w:rPr>
+        <w:t xml:space="preserve">, </w:t>
+      </w:r>
+      <w:r>
+        <w:rPr>
+          <w:rFonts w:ascii="Calibri" w:hAnsi="Calibri" w:cs="Calibri" w:eastAsia="Calibri"/>
+          <w:b/>
+          <w:color w:val="auto"/>
+          <w:spacing w:val="0"/>
+          <w:position w:val="0"/>
+          <w:sz w:val="24"/>
+          <w:shd w:fill="auto" w:val="clear"/>
+        </w:rPr>
+        <w:t xml:space="preserve">periféricos</w:t>
+      </w:r>
+      <w:r>
+        <w:rPr>
+          <w:rFonts w:ascii="Calibri" w:hAnsi="Calibri" w:cs="Calibri" w:eastAsia="Calibri"/>
+          <w:color w:val="auto"/>
+          <w:spacing w:val="0"/>
+          <w:position w:val="0"/>
+          <w:sz w:val="24"/>
+          <w:shd w:fill="auto" w:val="clear"/>
+        </w:rPr>
+        <w:t xml:space="preserve"> e </w:t>
+      </w:r>
+      <w:r>
+        <w:rPr>
+          <w:rFonts w:ascii="Calibri" w:hAnsi="Calibri" w:cs="Calibri" w:eastAsia="Calibri"/>
+          <w:b/>
+          <w:color w:val="auto"/>
+          <w:spacing w:val="0"/>
+          <w:position w:val="0"/>
+          <w:sz w:val="24"/>
+          <w:shd w:fill="auto" w:val="clear"/>
+        </w:rPr>
+        <w:t xml:space="preserve">dispositivos de saída</w:t>
+      </w:r>
+      <w:r>
+        <w:rPr>
+          <w:rFonts w:ascii="Calibri" w:hAnsi="Calibri" w:cs="Calibri" w:eastAsia="Calibri"/>
+          <w:color w:val="auto"/>
+          <w:spacing w:val="0"/>
+          <w:position w:val="0"/>
+          <w:sz w:val="24"/>
+          <w:shd w:fill="auto" w:val="clear"/>
+        </w:rPr>
+        <w:t xml:space="preserve">;</w:t>
       </w:r>
     </w:p>
     <w:p>
       <w:pPr>
         <w:numPr>
           <w:ilvl w:val="0"/>
-          <w:numId w:val="13"/>
+          <w:numId w:val="19"/>
         </w:numPr>
         <w:spacing w:before="0" w:after="0" w:line="240"/>
         <w:ind w:right="0" w:left="720" w:hanging="360"/>
@@ -2011,14 +4690,105 @@
           <w:sz w:val="24"/>
           <w:shd w:fill="auto" w:val="clear"/>
         </w:rPr>
-        <w:t xml:space="preserve">Controle de chamados;</w:t>
+        <w:t xml:space="preserve">Configuração de </w:t>
+      </w:r>
+      <w:r>
+        <w:rPr>
+          <w:rFonts w:ascii="Calibri" w:hAnsi="Calibri" w:cs="Calibri" w:eastAsia="Calibri"/>
+          <w:b/>
+          <w:color w:val="auto"/>
+          <w:spacing w:val="0"/>
+          <w:position w:val="0"/>
+          <w:sz w:val="24"/>
+          <w:shd w:fill="auto" w:val="clear"/>
+        </w:rPr>
+        <w:t xml:space="preserve">compartilhamento de dados em rede</w:t>
+      </w:r>
+      <w:r>
+        <w:rPr>
+          <w:rFonts w:ascii="Calibri" w:hAnsi="Calibri" w:cs="Calibri" w:eastAsia="Calibri"/>
+          <w:color w:val="auto"/>
+          <w:spacing w:val="0"/>
+          <w:position w:val="0"/>
+          <w:sz w:val="24"/>
+          <w:shd w:fill="auto" w:val="clear"/>
+        </w:rPr>
+        <w:t xml:space="preserve"> e apoio a rotinas de </w:t>
+      </w:r>
+      <w:r>
+        <w:rPr>
+          <w:rFonts w:ascii="Calibri" w:hAnsi="Calibri" w:cs="Calibri" w:eastAsia="Calibri"/>
+          <w:b/>
+          <w:color w:val="auto"/>
+          <w:spacing w:val="0"/>
+          <w:position w:val="0"/>
+          <w:sz w:val="24"/>
+          <w:shd w:fill="auto" w:val="clear"/>
+        </w:rPr>
+        <w:t xml:space="preserve">infraestrutura</w:t>
+      </w:r>
+      <w:r>
+        <w:rPr>
+          <w:rFonts w:ascii="Calibri" w:hAnsi="Calibri" w:cs="Calibri" w:eastAsia="Calibri"/>
+          <w:color w:val="auto"/>
+          <w:spacing w:val="0"/>
+          <w:position w:val="0"/>
+          <w:sz w:val="24"/>
+          <w:shd w:fill="auto" w:val="clear"/>
+        </w:rPr>
+        <w:t xml:space="preserve">.</w:t>
+      </w:r>
+    </w:p>
+    <w:p>
+      <w:pPr>
+        <w:spacing w:before="0" w:after="0" w:line="240"/>
+        <w:ind w:right="0" w:left="0" w:firstLine="0"/>
+        <w:jc w:val="left"/>
+        <w:rPr>
+          <w:rFonts w:ascii="Calibri" w:hAnsi="Calibri" w:cs="Calibri" w:eastAsia="Calibri"/>
+          <w:color w:val="auto"/>
+          <w:spacing w:val="0"/>
+          <w:position w:val="0"/>
+          <w:sz w:val="24"/>
+          <w:shd w:fill="auto" w:val="clear"/>
+        </w:rPr>
+      </w:pPr>
+    </w:p>
+    <w:p>
+      <w:pPr>
+        <w:spacing w:before="0" w:after="160" w:line="259"/>
+        <w:ind w:right="0" w:left="0" w:firstLine="0"/>
+        <w:jc w:val="left"/>
+        <w:rPr>
+          <w:rFonts w:ascii="Calibri" w:hAnsi="Calibri" w:cs="Calibri" w:eastAsia="Calibri"/>
+          <w:b/>
+          <w:color w:val="000000"/>
+          <w:spacing w:val="0"/>
+          <w:position w:val="0"/>
+          <w:sz w:val="24"/>
+          <w:u w:val="single"/>
+          <w:shd w:fill="auto" w:val="clear"/>
+        </w:rPr>
+      </w:pPr>
+      <w:r>
+        <w:rPr>
+          <w:rFonts w:ascii="Calibri" w:hAnsi="Calibri" w:cs="Calibri" w:eastAsia="Calibri"/>
+          <w:b/>
+          <w:color w:val="000000"/>
+          <w:spacing w:val="0"/>
+          <w:position w:val="0"/>
+          <w:sz w:val="24"/>
+          <w:u w:val="single"/>
+          <w:shd w:fill="auto" w:val="clear"/>
+        </w:rPr>
+        <w:t xml:space="preserve">IDIOMAS</w:t>
       </w:r>
     </w:p>
     <w:p>
       <w:pPr>
         <w:numPr>
           <w:ilvl w:val="0"/>
-          <w:numId w:val="13"/>
+          <w:numId w:val="22"/>
         </w:numPr>
         <w:spacing w:before="0" w:after="0" w:line="240"/>
         <w:ind w:right="0" w:left="720" w:hanging="360"/>
@@ -2035,20 +4805,32 @@
       <w:r>
         <w:rPr>
           <w:rFonts w:ascii="Calibri" w:hAnsi="Calibri" w:cs="Calibri" w:eastAsia="Calibri"/>
-          <w:color w:val="auto"/>
-          <w:spacing w:val="0"/>
-          <w:position w:val="0"/>
-          <w:sz w:val="24"/>
-          <w:shd w:fill="auto" w:val="clear"/>
-        </w:rPr>
-        <w:t xml:space="preserve">Utilização de banco de dados SQL; </w:t>
+          <w:b/>
+          <w:color w:val="auto"/>
+          <w:spacing w:val="0"/>
+          <w:position w:val="0"/>
+          <w:sz w:val="24"/>
+          <w:shd w:fill="auto" w:val="clear"/>
+        </w:rPr>
+        <w:t xml:space="preserve">Inglês:</w:t>
+      </w:r>
+      <w:r>
+        <w:rPr>
+          <w:rFonts w:ascii="Calibri" w:hAnsi="Calibri" w:cs="Calibri" w:eastAsia="Calibri"/>
+          <w:color w:val="auto"/>
+          <w:spacing w:val="0"/>
+          <w:position w:val="0"/>
+          <w:sz w:val="24"/>
+          <w:shd w:fill="auto" w:val="clear"/>
+        </w:rPr>
+        <w:t xml:space="preserve"> Avançado</w:t>
       </w:r>
     </w:p>
     <w:p>
       <w:pPr>
         <w:numPr>
           <w:ilvl w:val="0"/>
-          <w:numId w:val="13"/>
+          <w:numId w:val="22"/>
         </w:numPr>
         <w:spacing w:before="0" w:after="0" w:line="240"/>
         <w:ind w:right="0" w:left="720" w:hanging="360"/>
@@ -2065,20 +4847,32 @@
       <w:r>
         <w:rPr>
           <w:rFonts w:ascii="Calibri" w:hAnsi="Calibri" w:cs="Calibri" w:eastAsia="Calibri"/>
-          <w:color w:val="auto"/>
-          <w:spacing w:val="0"/>
-          <w:position w:val="0"/>
-          <w:sz w:val="24"/>
-          <w:shd w:fill="auto" w:val="clear"/>
-        </w:rPr>
-        <w:t xml:space="preserve">Limpeza, manutenção e montagem de máquinas;</w:t>
+          <w:b/>
+          <w:color w:val="auto"/>
+          <w:spacing w:val="0"/>
+          <w:position w:val="0"/>
+          <w:sz w:val="24"/>
+          <w:shd w:fill="auto" w:val="clear"/>
+        </w:rPr>
+        <w:t xml:space="preserve">Espanhol:</w:t>
+      </w:r>
+      <w:r>
+        <w:rPr>
+          <w:rFonts w:ascii="Calibri" w:hAnsi="Calibri" w:cs="Calibri" w:eastAsia="Calibri"/>
+          <w:color w:val="auto"/>
+          <w:spacing w:val="0"/>
+          <w:position w:val="0"/>
+          <w:sz w:val="24"/>
+          <w:shd w:fill="auto" w:val="clear"/>
+        </w:rPr>
+        <w:t xml:space="preserve"> Intermediário</w:t>
       </w:r>
     </w:p>
     <w:p>
       <w:pPr>
         <w:numPr>
           <w:ilvl w:val="0"/>
-          <w:numId w:val="13"/>
+          <w:numId w:val="22"/>
         </w:numPr>
         <w:spacing w:before="0" w:after="0" w:line="240"/>
         <w:ind w:right="0" w:left="720" w:hanging="360"/>
@@ -2095,448 +4889,25 @@
       <w:r>
         <w:rPr>
           <w:rFonts w:ascii="Calibri" w:hAnsi="Calibri" w:cs="Calibri" w:eastAsia="Calibri"/>
-          <w:color w:val="auto"/>
-          <w:spacing w:val="0"/>
-          <w:position w:val="0"/>
-          <w:sz w:val="24"/>
-          <w:shd w:fill="auto" w:val="clear"/>
-        </w:rPr>
-        <w:t xml:space="preserve">Realizar configurações de rede;</w:t>
-      </w:r>
-    </w:p>
-    <w:p>
-      <w:pPr>
-        <w:numPr>
-          <w:ilvl w:val="0"/>
-          <w:numId w:val="13"/>
-        </w:numPr>
-        <w:spacing w:before="0" w:after="0" w:line="240"/>
-        <w:ind w:right="0" w:left="720" w:hanging="360"/>
-        <w:jc w:val="left"/>
-        <w:rPr>
-          <w:rFonts w:ascii="Calibri" w:hAnsi="Calibri" w:cs="Calibri" w:eastAsia="Calibri"/>
-          <w:color w:val="auto"/>
-          <w:spacing w:val="0"/>
-          <w:position w:val="0"/>
-          <w:sz w:val="24"/>
-          <w:shd w:fill="auto" w:val="clear"/>
-        </w:rPr>
-      </w:pPr>
-      <w:r>
-        <w:rPr>
-          <w:rFonts w:ascii="Calibri" w:hAnsi="Calibri" w:cs="Calibri" w:eastAsia="Calibri"/>
-          <w:color w:val="auto"/>
-          <w:spacing w:val="0"/>
-          <w:position w:val="0"/>
-          <w:sz w:val="24"/>
-          <w:shd w:fill="auto" w:val="clear"/>
-        </w:rPr>
-        <w:t xml:space="preserve">Estabelecer conexão de VPN para colaboradores; </w:t>
-      </w:r>
-    </w:p>
-    <w:p>
-      <w:pPr>
-        <w:numPr>
-          <w:ilvl w:val="0"/>
-          <w:numId w:val="13"/>
-        </w:numPr>
-        <w:spacing w:before="0" w:after="0" w:line="240"/>
-        <w:ind w:right="0" w:left="720" w:hanging="360"/>
-        <w:jc w:val="left"/>
-        <w:rPr>
-          <w:rFonts w:ascii="Calibri" w:hAnsi="Calibri" w:cs="Calibri" w:eastAsia="Calibri"/>
-          <w:color w:val="auto"/>
-          <w:spacing w:val="0"/>
-          <w:position w:val="0"/>
-          <w:sz w:val="24"/>
-          <w:shd w:fill="auto" w:val="clear"/>
-        </w:rPr>
-      </w:pPr>
-      <w:r>
-        <w:rPr>
-          <w:rFonts w:ascii="Calibri" w:hAnsi="Calibri" w:cs="Calibri" w:eastAsia="Calibri"/>
-          <w:color w:val="auto"/>
-          <w:spacing w:val="0"/>
-          <w:position w:val="0"/>
-          <w:sz w:val="24"/>
-          <w:shd w:fill="auto" w:val="clear"/>
-        </w:rPr>
-        <w:t xml:space="preserve">Utilização do painel Azure.</w:t>
-      </w:r>
-    </w:p>
-    <w:p>
-      <w:pPr>
-        <w:spacing w:before="0" w:after="0" w:line="240"/>
-        <w:ind w:right="0" w:left="720" w:firstLine="0"/>
-        <w:jc w:val="left"/>
-        <w:rPr>
-          <w:rFonts w:ascii="Calibri" w:hAnsi="Calibri" w:cs="Calibri" w:eastAsia="Calibri"/>
-          <w:color w:val="auto"/>
-          <w:spacing w:val="0"/>
-          <w:position w:val="0"/>
-          <w:sz w:val="24"/>
-          <w:shd w:fill="auto" w:val="clear"/>
-        </w:rPr>
-      </w:pPr>
-    </w:p>
-    <w:p>
-      <w:pPr>
-        <w:spacing w:before="0" w:after="0" w:line="240"/>
-        <w:ind w:right="0" w:left="0" w:firstLine="0"/>
-        <w:jc w:val="left"/>
-        <w:rPr>
-          <w:rFonts w:ascii="Calibri" w:hAnsi="Calibri" w:cs="Calibri" w:eastAsia="Calibri"/>
-          <w:i/>
-          <w:color w:val="auto"/>
-          <w:spacing w:val="0"/>
-          <w:position w:val="0"/>
-          <w:sz w:val="24"/>
-          <w:shd w:fill="auto" w:val="clear"/>
-        </w:rPr>
-      </w:pPr>
-      <w:r>
-        <w:rPr>
-          <w:rFonts w:ascii="Calibri" w:hAnsi="Calibri" w:cs="Calibri" w:eastAsia="Calibri"/>
-          <w:b/>
-          <w:color w:val="auto"/>
-          <w:spacing w:val="0"/>
-          <w:position w:val="0"/>
-          <w:sz w:val="24"/>
-          <w:shd w:fill="auto" w:val="clear"/>
-        </w:rPr>
-        <w:t xml:space="preserve">RTI SOLUÇÕES INTELIGENTES, Belo Horizonte -</w:t>
-      </w:r>
-      <w:r>
-        <w:rPr>
-          <w:rFonts w:ascii="Calibri" w:hAnsi="Calibri" w:cs="Calibri" w:eastAsia="Calibri"/>
-          <w:i/>
-          <w:color w:val="auto"/>
-          <w:spacing w:val="0"/>
-          <w:position w:val="0"/>
-          <w:sz w:val="24"/>
-          <w:shd w:fill="auto" w:val="clear"/>
-        </w:rPr>
-        <w:t xml:space="preserve"> Estagiário de Suporte Técnico</w:t>
-      </w:r>
-    </w:p>
-    <w:p>
-      <w:pPr>
-        <w:spacing w:before="0" w:after="0" w:line="276"/>
-        <w:ind w:right="0" w:left="0" w:firstLine="0"/>
-        <w:jc w:val="both"/>
-        <w:rPr>
-          <w:rFonts w:ascii="Calibri" w:hAnsi="Calibri" w:cs="Calibri" w:eastAsia="Calibri"/>
-          <w:color w:val="auto"/>
-          <w:spacing w:val="0"/>
-          <w:position w:val="0"/>
-          <w:sz w:val="24"/>
-          <w:shd w:fill="auto" w:val="clear"/>
-        </w:rPr>
-      </w:pPr>
-      <w:r>
-        <w:rPr>
-          <w:rFonts w:ascii="Calibri" w:hAnsi="Calibri" w:cs="Calibri" w:eastAsia="Calibri"/>
-          <w:color w:val="auto"/>
-          <w:spacing w:val="0"/>
-          <w:position w:val="0"/>
-          <w:sz w:val="24"/>
-          <w:shd w:fill="auto" w:val="clear"/>
-        </w:rPr>
-        <w:t xml:space="preserve">Jan/2023 </w:t>
-      </w:r>
-      <w:r>
-        <w:rPr>
-          <w:rFonts w:ascii="Calibri" w:hAnsi="Calibri" w:cs="Calibri" w:eastAsia="Calibri"/>
-          <w:color w:val="auto"/>
-          <w:spacing w:val="0"/>
-          <w:position w:val="0"/>
-          <w:sz w:val="24"/>
-          <w:shd w:fill="auto" w:val="clear"/>
-        </w:rPr>
-        <w:t xml:space="preserve">– Set/2023</w:t>
-      </w:r>
-    </w:p>
-    <w:p>
-      <w:pPr>
-        <w:spacing w:before="0" w:after="160" w:line="276"/>
-        <w:ind w:right="0" w:left="0" w:firstLine="0"/>
-        <w:jc w:val="both"/>
-        <w:rPr>
-          <w:rFonts w:ascii="Calibri" w:hAnsi="Calibri" w:cs="Calibri" w:eastAsia="Calibri"/>
-          <w:b/>
-          <w:color w:val="000000"/>
-          <w:spacing w:val="0"/>
-          <w:position w:val="0"/>
-          <w:sz w:val="24"/>
-          <w:shd w:fill="auto" w:val="clear"/>
-        </w:rPr>
-      </w:pPr>
-      <w:r>
-        <w:rPr>
-          <w:rFonts w:ascii="Calibri" w:hAnsi="Calibri" w:cs="Calibri" w:eastAsia="Calibri"/>
-          <w:b/>
-          <w:color w:val="000000"/>
-          <w:spacing w:val="0"/>
-          <w:position w:val="0"/>
-          <w:sz w:val="24"/>
-          <w:shd w:fill="auto" w:val="clear"/>
-        </w:rPr>
-        <w:t xml:space="preserve">Atividades:</w:t>
-      </w:r>
-    </w:p>
-    <w:p>
-      <w:pPr>
-        <w:numPr>
-          <w:ilvl w:val="0"/>
-          <w:numId w:val="18"/>
-        </w:numPr>
-        <w:spacing w:before="0" w:after="0" w:line="240"/>
-        <w:ind w:right="0" w:left="720" w:hanging="360"/>
-        <w:jc w:val="left"/>
-        <w:rPr>
-          <w:rFonts w:ascii="Calibri" w:hAnsi="Calibri" w:cs="Calibri" w:eastAsia="Calibri"/>
-          <w:color w:val="auto"/>
-          <w:spacing w:val="0"/>
-          <w:position w:val="0"/>
-          <w:sz w:val="24"/>
-          <w:shd w:fill="auto" w:val="clear"/>
-        </w:rPr>
-      </w:pPr>
-      <w:r>
-        <w:rPr>
-          <w:rFonts w:ascii="Calibri" w:hAnsi="Calibri" w:cs="Calibri" w:eastAsia="Calibri"/>
-          <w:color w:val="auto"/>
-          <w:spacing w:val="0"/>
-          <w:position w:val="0"/>
-          <w:sz w:val="24"/>
-          <w:shd w:fill="auto" w:val="clear"/>
-        </w:rPr>
-        <w:t xml:space="preserve">Oferecer suporte técnico aos clientes;</w:t>
-      </w:r>
-    </w:p>
-    <w:p>
-      <w:pPr>
-        <w:numPr>
-          <w:ilvl w:val="0"/>
-          <w:numId w:val="18"/>
-        </w:numPr>
-        <w:spacing w:before="0" w:after="0" w:line="240"/>
-        <w:ind w:right="0" w:left="720" w:hanging="360"/>
-        <w:jc w:val="left"/>
-        <w:rPr>
-          <w:rFonts w:ascii="Calibri" w:hAnsi="Calibri" w:cs="Calibri" w:eastAsia="Calibri"/>
-          <w:color w:val="auto"/>
-          <w:spacing w:val="0"/>
-          <w:position w:val="0"/>
-          <w:sz w:val="24"/>
-          <w:shd w:fill="auto" w:val="clear"/>
-        </w:rPr>
-      </w:pPr>
-      <w:r>
-        <w:rPr>
-          <w:rFonts w:ascii="Calibri" w:hAnsi="Calibri" w:cs="Calibri" w:eastAsia="Calibri"/>
-          <w:color w:val="auto"/>
-          <w:spacing w:val="0"/>
-          <w:position w:val="0"/>
-          <w:sz w:val="24"/>
-          <w:shd w:fill="auto" w:val="clear"/>
-        </w:rPr>
-        <w:t xml:space="preserve">Realizar acessos remotos via anydesk e teamviewer;</w:t>
-      </w:r>
-    </w:p>
-    <w:p>
-      <w:pPr>
-        <w:numPr>
-          <w:ilvl w:val="0"/>
-          <w:numId w:val="18"/>
-        </w:numPr>
-        <w:spacing w:before="0" w:after="0" w:line="240"/>
-        <w:ind w:right="0" w:left="720" w:hanging="360"/>
-        <w:jc w:val="left"/>
-        <w:rPr>
-          <w:rFonts w:ascii="Calibri" w:hAnsi="Calibri" w:cs="Calibri" w:eastAsia="Calibri"/>
-          <w:color w:val="auto"/>
-          <w:spacing w:val="0"/>
-          <w:position w:val="0"/>
-          <w:sz w:val="24"/>
-          <w:shd w:fill="auto" w:val="clear"/>
-        </w:rPr>
-      </w:pPr>
-      <w:r>
-        <w:rPr>
-          <w:rFonts w:ascii="Calibri" w:hAnsi="Calibri" w:cs="Calibri" w:eastAsia="Calibri"/>
-          <w:color w:val="auto"/>
-          <w:spacing w:val="0"/>
-          <w:position w:val="0"/>
-          <w:sz w:val="24"/>
-          <w:shd w:fill="auto" w:val="clear"/>
-        </w:rPr>
-        <w:t xml:space="preserve">Instalação de softwares e drives;</w:t>
-      </w:r>
-    </w:p>
-    <w:p>
-      <w:pPr>
-        <w:numPr>
-          <w:ilvl w:val="0"/>
-          <w:numId w:val="18"/>
-        </w:numPr>
-        <w:spacing w:before="0" w:after="0" w:line="240"/>
-        <w:ind w:right="0" w:left="720" w:hanging="360"/>
-        <w:jc w:val="left"/>
-        <w:rPr>
-          <w:rFonts w:ascii="Calibri" w:hAnsi="Calibri" w:cs="Calibri" w:eastAsia="Calibri"/>
-          <w:color w:val="auto"/>
-          <w:spacing w:val="0"/>
-          <w:position w:val="0"/>
-          <w:sz w:val="24"/>
-          <w:shd w:fill="auto" w:val="clear"/>
-        </w:rPr>
-      </w:pPr>
-      <w:r>
-        <w:rPr>
-          <w:rFonts w:ascii="Calibri" w:hAnsi="Calibri" w:cs="Calibri" w:eastAsia="Calibri"/>
-          <w:color w:val="auto"/>
-          <w:spacing w:val="0"/>
-          <w:position w:val="0"/>
-          <w:sz w:val="24"/>
-          <w:shd w:fill="auto" w:val="clear"/>
-        </w:rPr>
-        <w:t xml:space="preserve">Instalação e configuração de dispositivos de saída.</w:t>
-      </w:r>
-    </w:p>
-    <w:p>
-      <w:pPr>
-        <w:spacing w:before="0" w:after="0" w:line="240"/>
-        <w:ind w:right="0" w:left="720" w:firstLine="0"/>
-        <w:jc w:val="left"/>
-        <w:rPr>
-          <w:rFonts w:ascii="Calibri" w:hAnsi="Calibri" w:cs="Calibri" w:eastAsia="Calibri"/>
-          <w:color w:val="auto"/>
-          <w:spacing w:val="0"/>
-          <w:position w:val="0"/>
-          <w:sz w:val="24"/>
-          <w:shd w:fill="auto" w:val="clear"/>
-        </w:rPr>
-      </w:pPr>
-    </w:p>
-    <w:p>
-      <w:pPr>
-        <w:spacing w:before="0" w:after="160" w:line="259"/>
-        <w:ind w:right="0" w:left="0" w:firstLine="0"/>
-        <w:jc w:val="left"/>
-        <w:rPr>
-          <w:rFonts w:ascii="Calibri" w:hAnsi="Calibri" w:cs="Calibri" w:eastAsia="Calibri"/>
-          <w:b/>
-          <w:color w:val="000000"/>
-          <w:spacing w:val="0"/>
-          <w:position w:val="0"/>
-          <w:sz w:val="24"/>
-          <w:u w:val="single"/>
-          <w:shd w:fill="auto" w:val="clear"/>
-        </w:rPr>
-      </w:pPr>
-      <w:r>
-        <w:rPr>
-          <w:rFonts w:ascii="Calibri" w:hAnsi="Calibri" w:cs="Calibri" w:eastAsia="Calibri"/>
-          <w:b/>
-          <w:color w:val="000000"/>
-          <w:spacing w:val="0"/>
-          <w:position w:val="0"/>
-          <w:sz w:val="24"/>
-          <w:u w:val="single"/>
-          <w:shd w:fill="auto" w:val="clear"/>
-        </w:rPr>
-        <w:t xml:space="preserve">IDIOMAS </w:t>
-      </w:r>
-    </w:p>
-    <w:p>
-      <w:pPr>
-        <w:numPr>
-          <w:ilvl w:val="0"/>
-          <w:numId w:val="21"/>
-        </w:numPr>
-        <w:spacing w:before="0" w:after="0" w:line="240"/>
-        <w:ind w:right="0" w:left="720" w:hanging="360"/>
-        <w:jc w:val="left"/>
-        <w:rPr>
-          <w:rFonts w:ascii="Calibri" w:hAnsi="Calibri" w:cs="Calibri" w:eastAsia="Calibri"/>
-          <w:color w:val="auto"/>
-          <w:spacing w:val="0"/>
-          <w:position w:val="0"/>
-          <w:sz w:val="24"/>
-          <w:shd w:fill="auto" w:val="clear"/>
-        </w:rPr>
-      </w:pPr>
-      <w:r>
-        <w:rPr>
-          <w:rFonts w:ascii="Calibri" w:hAnsi="Calibri" w:cs="Calibri" w:eastAsia="Calibri"/>
-          <w:color w:val="auto"/>
-          <w:spacing w:val="0"/>
-          <w:position w:val="0"/>
-          <w:sz w:val="24"/>
-          <w:shd w:fill="auto" w:val="clear"/>
-        </w:rPr>
-        <w:t xml:space="preserve">Inglês: Avançado </w:t>
-      </w:r>
-    </w:p>
-    <w:p>
-      <w:pPr>
-        <w:numPr>
-          <w:ilvl w:val="0"/>
-          <w:numId w:val="21"/>
-        </w:numPr>
-        <w:spacing w:before="0" w:after="0" w:line="240"/>
-        <w:ind w:right="0" w:left="720" w:hanging="360"/>
-        <w:jc w:val="left"/>
-        <w:rPr>
-          <w:rFonts w:ascii="Calibri" w:hAnsi="Calibri" w:cs="Calibri" w:eastAsia="Calibri"/>
-          <w:color w:val="auto"/>
-          <w:spacing w:val="0"/>
-          <w:position w:val="0"/>
-          <w:sz w:val="24"/>
-          <w:shd w:fill="auto" w:val="clear"/>
-        </w:rPr>
-      </w:pPr>
-      <w:r>
-        <w:rPr>
-          <w:rFonts w:ascii="Calibri" w:hAnsi="Calibri" w:cs="Calibri" w:eastAsia="Calibri"/>
-          <w:color w:val="auto"/>
-          <w:spacing w:val="0"/>
-          <w:position w:val="0"/>
-          <w:sz w:val="24"/>
-          <w:shd w:fill="auto" w:val="clear"/>
-        </w:rPr>
-        <w:t xml:space="preserve">Espanhol: Intermediário</w:t>
-      </w:r>
-    </w:p>
-    <w:p>
-      <w:pPr>
-        <w:numPr>
-          <w:ilvl w:val="0"/>
-          <w:numId w:val="21"/>
-        </w:numPr>
-        <w:spacing w:before="0" w:after="0" w:line="240"/>
-        <w:ind w:right="0" w:left="720" w:hanging="360"/>
-        <w:jc w:val="left"/>
-        <w:rPr>
-          <w:rFonts w:ascii="Calibri" w:hAnsi="Calibri" w:cs="Calibri" w:eastAsia="Calibri"/>
-          <w:color w:val="auto"/>
-          <w:spacing w:val="0"/>
-          <w:position w:val="0"/>
-          <w:sz w:val="24"/>
-          <w:shd w:fill="auto" w:val="clear"/>
-        </w:rPr>
-      </w:pPr>
-      <w:r>
-        <w:rPr>
-          <w:rFonts w:ascii="Calibri" w:hAnsi="Calibri" w:cs="Calibri" w:eastAsia="Calibri"/>
-          <w:color w:val="auto"/>
-          <w:spacing w:val="0"/>
-          <w:position w:val="0"/>
-          <w:sz w:val="24"/>
-          <w:shd w:fill="auto" w:val="clear"/>
-        </w:rPr>
-        <w:t xml:space="preserve">Italiano: Básico </w:t>
+          <w:b/>
+          <w:color w:val="auto"/>
+          <w:spacing w:val="0"/>
+          <w:position w:val="0"/>
+          <w:sz w:val="24"/>
+          <w:shd w:fill="auto" w:val="clear"/>
+        </w:rPr>
+        <w:t xml:space="preserve">Italiano:</w:t>
+      </w:r>
+      <w:r>
+        <w:rPr>
+          <w:rFonts w:ascii="Calibri" w:hAnsi="Calibri" w:cs="Calibri" w:eastAsia="Calibri"/>
+          <w:color w:val="auto"/>
+          <w:spacing w:val="0"/>
+          <w:position w:val="0"/>
+          <w:sz w:val="24"/>
+          <w:shd w:fill="auto" w:val="clear"/>
+        </w:rPr>
+        <w:t xml:space="preserve"> Básico</w:t>
       </w:r>
     </w:p>
   </w:body>
@@ -2599,10 +4970,10 @@
   <w:num w:numId="13">
     <w:abstractNumId w:val="12"/>
   </w:num>
-  <w:num w:numId="18">
+  <w:num w:numId="19">
     <w:abstractNumId w:val="6"/>
   </w:num>
-  <w:num w:numId="21">
+  <w:num w:numId="22">
     <w:abstractNumId w:val="0"/>
   </w:num>
 </w:numbering>
